--- a/CMA_Summaries_B1_Ch13.docx
+++ b/CMA_Summaries_B1_Ch13.docx
@@ -111,7 +111,7 @@
       <w:r>
         <w:drawing>
           <wp:inline distT="0" distB="0" distL="0" distR="0">
-            <wp:extent cx="5734050" cy="1856025"/>
+            <wp:extent cx="5734050" cy="2112550"/>
             <wp:effectExtent t="0" r="0" b="0" l="0"/>
             <wp:docPr id="1" name="" descr="" title=""/>
             <wp:cNvGraphicFramePr>
@@ -136,7 +136,7 @@
                   <pic:spPr bwMode="auto">
                     <a:xfrm>
                       <a:off x="0" y="0"/>
-                      <a:ext cx="5734050" cy="1856025"/>
+                      <a:ext cx="5734050" cy="2112550"/>
                     </a:xfrm>
                     <a:prstGeom prst="rect">
                       <a:avLst/>

--- a/CMA_Summaries_B1_Ch13.docx
+++ b/CMA_Summaries_B1_Ch13.docx
@@ -582,8 +582,8 @@
         </w:tblBorders>
       </w:tblPr>
       <w:tblGrid>
-        <w:gridCol w:w="5186"/>
-        <w:gridCol w:w="4414"/>
+        <w:gridCol w:w="4992"/>
+        <w:gridCol w:w="4608"/>
       </w:tblGrid>
       <w:tr>
         <w:tc>
@@ -618,7 +618,7 @@
       <w:tr>
         <w:tc>
           <w:tcPr>
-            <w:tcW w:type="pct" w:w="2701"/>
+            <w:tcW w:type="pct" w:w="2600"/>
             <w:shd w:fill="353A7C" w:val="clear"/>
             <w:tcMar>
               <w:top w:type="dxa" w:w="50"/>
@@ -645,7 +645,7 @@
         </w:tc>
         <w:tc>
           <w:tcPr>
-            <w:tcW w:type="pct" w:w="2299"/>
+            <w:tcW w:type="pct" w:w="2400"/>
             <w:shd w:fill="353A7C" w:val="clear"/>
             <w:tcMar>
               <w:top w:type="dxa" w:w="50"/>
@@ -674,7 +674,7 @@
       <w:tr>
         <w:tc>
           <w:tcPr>
-            <w:tcW w:type="pct" w:w="2701"/>
+            <w:tcW w:type="pct" w:w="2600"/>
             <w:shd w:fill="FFFFFF" w:val="clear"/>
             <w:tcMar>
               <w:top w:type="dxa" w:w="50"/>
@@ -701,7 +701,7 @@
         </w:tc>
         <w:tc>
           <w:tcPr>
-            <w:tcW w:type="pct" w:w="2299"/>
+            <w:tcW w:type="pct" w:w="2400"/>
             <w:tcMar>
               <w:top w:type="dxa" w:w="50"/>
               <w:left w:type="dxa" w:w="110"/>
@@ -726,7 +726,7 @@
       <w:tr>
         <w:tc>
           <w:tcPr>
-            <w:tcW w:type="pct" w:w="2701"/>
+            <w:tcW w:type="pct" w:w="2600"/>
             <w:shd w:fill="FBFAF6" w:val="clear"/>
             <w:tcMar>
               <w:top w:type="dxa" w:w="50"/>
@@ -750,7 +750,7 @@
         </w:tc>
         <w:tc>
           <w:tcPr>
-            <w:tcW w:type="pct" w:w="2299"/>
+            <w:tcW w:type="pct" w:w="2400"/>
             <w:shd w:fill="FBFAF6" w:val="clear"/>
             <w:tcMar>
               <w:top w:type="dxa" w:w="50"/>
@@ -776,7 +776,7 @@
       <w:tr>
         <w:tc>
           <w:tcPr>
-            <w:tcW w:type="pct" w:w="2701"/>
+            <w:tcW w:type="pct" w:w="2600"/>
             <w:shd w:fill="FFFFFF" w:val="clear"/>
             <w:tcMar>
               <w:top w:type="dxa" w:w="50"/>
@@ -803,7 +803,7 @@
         </w:tc>
         <w:tc>
           <w:tcPr>
-            <w:tcW w:type="pct" w:w="2299"/>
+            <w:tcW w:type="pct" w:w="2400"/>
             <w:tcMar>
               <w:top w:type="dxa" w:w="50"/>
               <w:left w:type="dxa" w:w="110"/>
@@ -828,7 +828,7 @@
       <w:tr>
         <w:tc>
           <w:tcPr>
-            <w:tcW w:type="pct" w:w="2701"/>
+            <w:tcW w:type="pct" w:w="2600"/>
             <w:shd w:fill="FBFAF6" w:val="clear"/>
             <w:tcMar>
               <w:top w:type="dxa" w:w="50"/>
@@ -852,7 +852,7 @@
         </w:tc>
         <w:tc>
           <w:tcPr>
-            <w:tcW w:type="pct" w:w="2299"/>
+            <w:tcW w:type="pct" w:w="2400"/>
             <w:shd w:fill="FBFAF6" w:val="clear"/>
             <w:tcMar>
               <w:top w:type="dxa" w:w="50"/>
@@ -878,7 +878,7 @@
       <w:tr>
         <w:tc>
           <w:tcPr>
-            <w:tcW w:type="pct" w:w="2701"/>
+            <w:tcW w:type="pct" w:w="2600"/>
             <w:shd w:fill="FFFFFF" w:val="clear"/>
             <w:tcMar>
               <w:top w:type="dxa" w:w="50"/>
@@ -905,7 +905,7 @@
         </w:tc>
         <w:tc>
           <w:tcPr>
-            <w:tcW w:type="pct" w:w="2299"/>
+            <w:tcW w:type="pct" w:w="2400"/>
             <w:tcMar>
               <w:top w:type="dxa" w:w="50"/>
               <w:left w:type="dxa" w:w="110"/>
@@ -930,7 +930,7 @@
       <w:tr>
         <w:tc>
           <w:tcPr>
-            <w:tcW w:type="pct" w:w="2701"/>
+            <w:tcW w:type="pct" w:w="2600"/>
             <w:shd w:fill="FBFAF6" w:val="clear"/>
             <w:tcMar>
               <w:top w:type="dxa" w:w="50"/>
@@ -954,7 +954,7 @@
         </w:tc>
         <w:tc>
           <w:tcPr>
-            <w:tcW w:type="pct" w:w="2299"/>
+            <w:tcW w:type="pct" w:w="2400"/>
             <w:shd w:fill="FBFAF6" w:val="clear"/>
             <w:tcMar>
               <w:top w:type="dxa" w:w="50"/>
@@ -980,7 +980,7 @@
       <w:tr>
         <w:tc>
           <w:tcPr>
-            <w:tcW w:type="pct" w:w="2701"/>
+            <w:tcW w:type="pct" w:w="2600"/>
             <w:tcMar>
               <w:top w:type="dxa" w:w="50"/>
               <w:left w:type="dxa" w:w="110"/>
@@ -1003,7 +1003,7 @@
         </w:tc>
         <w:tc>
           <w:tcPr>
-            <w:tcW w:type="pct" w:w="2299"/>
+            <w:tcW w:type="pct" w:w="2400"/>
             <w:tcMar>
               <w:top w:type="dxa" w:w="50"/>
               <w:left w:type="dxa" w:w="110"/>
@@ -2232,7 +2232,7 @@
           <w:sz w:val="16"/>
           <w:szCs w:val="16"/>
         </w:rPr>
-        <w:t xml:space="preserve">      gaps 1–5</w:t>
+        <w:t xml:space="preserve">      gaps 1–7</w:t>
       </w:r>
     </w:p>
     <w:p>
@@ -2277,21 +2277,7 @@
           <w:sz w:val="19"/>
           <w:szCs w:val="19"/>
         </w:rPr>
-        <w:t xml:space="preserve"> differs from its carrying amount on the balance sheet. </w:t>
-      </w:r>
-      <w:r>
-        <w:rPr>
-          <w:sz w:val="19"/>
-          <w:szCs w:val="19"/>
-        </w:rPr>
-        <w:t xml:space="preserve">It reverses in later years. </w:t>
-      </w:r>
-      <w:r>
-        <w:rPr>
-          <w:sz w:val="19"/>
-          <w:szCs w:val="19"/>
-        </w:rPr>
-        <w:t xml:space="preserve">A taxable temporary difference will increase future taxable income; a </w:t>
+        <w:t xml:space="preserve"> differs from its </w:t>
       </w:r>
       <w:r>
         <w:rPr>
@@ -2309,7 +2295,7 @@
           <w:sz w:val="19"/>
           <w:szCs w:val="19"/>
         </w:rPr>
-        <w:t xml:space="preserve">            </w:t>
+        <w:t xml:space="preserve">           </w:t>
       </w:r>
       <w:r>
         <w:rPr>
@@ -2323,21 +2309,7 @@
           <w:sz w:val="19"/>
           <w:szCs w:val="19"/>
         </w:rPr>
-        <w:t xml:space="preserve"> temporary difference will reduce it. </w:t>
-      </w:r>
-      <w:r>
-        <w:rPr>
-          <w:sz w:val="19"/>
-          <w:szCs w:val="19"/>
-        </w:rPr>
-        <w:t xml:space="preserve">A permanent difference never reverses. </w:t>
-      </w:r>
-      <w:r>
-        <w:rPr>
-          <w:sz w:val="19"/>
-          <w:szCs w:val="19"/>
-        </w:rPr>
-        <w:t xml:space="preserve">The item is in book income but never in taxable income, or the </w:t>
+        <w:t xml:space="preserve"> amount on the </w:t>
       </w:r>
       <w:r>
         <w:rPr>
@@ -2369,14 +2341,21 @@
           <w:sz w:val="19"/>
           <w:szCs w:val="19"/>
         </w:rPr>
-        <w:t xml:space="preserve">. </w:t>
-      </w:r>
-      <w:r>
-        <w:rPr>
-          <w:sz w:val="19"/>
-          <w:szCs w:val="19"/>
-        </w:rPr>
-        <w:t xml:space="preserve"/>
+        <w:t xml:space="preserve"> sheet. </w:t>
+      </w:r>
+      <w:r>
+        <w:rPr>
+          <w:sz w:val="19"/>
+          <w:szCs w:val="19"/>
+        </w:rPr>
+        <w:t xml:space="preserve">It reverses in later years. </w:t>
+      </w:r>
+      <w:r>
+        <w:rPr>
+          <w:sz w:val="19"/>
+          <w:szCs w:val="19"/>
+        </w:rPr>
+        <w:t xml:space="preserve">A taxable temporary difference will increase future taxable income; a </w:t>
       </w:r>
       <w:r>
         <w:rPr>
@@ -2408,14 +2387,21 @@
           <w:sz w:val="19"/>
           <w:szCs w:val="19"/>
         </w:rPr>
-        <w:t xml:space="preserve"> municipal bond interest and fines are common examples. </w:t>
-      </w:r>
-      <w:r>
-        <w:rPr>
-          <w:sz w:val="19"/>
-          <w:szCs w:val="19"/>
-        </w:rPr>
-        <w:t xml:space="preserve">Permanent </w:t>
+        <w:t xml:space="preserve"> temporary difference will reduce it. </w:t>
+      </w:r>
+      <w:r>
+        <w:rPr>
+          <w:sz w:val="19"/>
+          <w:szCs w:val="19"/>
+        </w:rPr>
+        <w:t xml:space="preserve">A permanent difference never reverses. </w:t>
+      </w:r>
+      <w:r>
+        <w:rPr>
+          <w:sz w:val="19"/>
+          <w:szCs w:val="19"/>
+        </w:rPr>
+        <w:t xml:space="preserve">The item is in book income but never in taxable income, or the </w:t>
       </w:r>
       <w:r>
         <w:rPr>
@@ -2426,6 +2412,84 @@
           <w:szCs w:val="15"/>
         </w:rPr>
         <w:t xml:space="preserve"> (5) </w:t>
+      </w:r>
+      <w:r>
+        <w:rPr>
+          <w:u w:val="single"/>
+          <w:sz w:val="19"/>
+          <w:szCs w:val="19"/>
+        </w:rPr>
+        <w:t xml:space="preserve">           </w:t>
+      </w:r>
+      <w:r>
+        <w:rPr>
+          <w:sz w:val="19"/>
+          <w:szCs w:val="19"/>
+        </w:rPr>
+        <w:t xml:space="preserve"> </w:t>
+      </w:r>
+      <w:r>
+        <w:rPr>
+          <w:sz w:val="19"/>
+          <w:szCs w:val="19"/>
+        </w:rPr>
+        <w:t xml:space="preserve">. </w:t>
+      </w:r>
+      <w:r>
+        <w:rPr>
+          <w:sz w:val="19"/>
+          <w:szCs w:val="19"/>
+        </w:rPr>
+        <w:t xml:space="preserve"/>
+      </w:r>
+      <w:r>
+        <w:rPr>
+          <w:b/>
+          <w:bCs/>
+          <w:color w:val="8186EF"/>
+          <w:sz w:val="15"/>
+          <w:szCs w:val="15"/>
+        </w:rPr>
+        <w:t xml:space="preserve"> (6) </w:t>
+      </w:r>
+      <w:r>
+        <w:rPr>
+          <w:u w:val="single"/>
+          <w:sz w:val="19"/>
+          <w:szCs w:val="19"/>
+        </w:rPr>
+        <w:t xml:space="preserve">            </w:t>
+      </w:r>
+      <w:r>
+        <w:rPr>
+          <w:sz w:val="19"/>
+          <w:szCs w:val="19"/>
+        </w:rPr>
+        <w:t xml:space="preserve"> </w:t>
+      </w:r>
+      <w:r>
+        <w:rPr>
+          <w:sz w:val="19"/>
+          <w:szCs w:val="19"/>
+        </w:rPr>
+        <w:t xml:space="preserve"> municipal bond interest and fines are common examples. </w:t>
+      </w:r>
+      <w:r>
+        <w:rPr>
+          <w:sz w:val="19"/>
+          <w:szCs w:val="19"/>
+        </w:rPr>
+        <w:t xml:space="preserve">Permanent </w:t>
+      </w:r>
+      <w:r>
+        <w:rPr>
+          <w:b/>
+          <w:bCs/>
+          <w:color w:val="8186EF"/>
+          <w:sz w:val="15"/>
+          <w:szCs w:val="15"/>
+        </w:rPr>
+        <w:t xml:space="preserve"> (7) </w:t>
       </w:r>
       <w:r>
         <w:rPr>
@@ -2505,7 +2569,7 @@
                 <w:sz w:val="16"/>
                 <w:szCs w:val="16"/>
               </w:rPr>
-              <w:t xml:space="preserve">increase   ·   deductible   ·   differences   ·   reverse   ·   Tax-exempt   ·   liability</w:t>
+              <w:t xml:space="preserve">Tax-exempt   ·   carrying   ·   increase   ·   reverse   ·   balance   ·   deductible   ·   differences   ·   liability</w:t>
             </w:r>
           </w:p>
         </w:tc>
@@ -2690,7 +2754,7 @@
                 <w:sz w:val="14"/>
                 <w:szCs w:val="14"/>
               </w:rPr>
-              <w:t xml:space="preserve">(6)</w:t>
+              <w:t xml:space="preserve">(8)</w:t>
             </w:r>
           </w:p>
         </w:tc>
@@ -2790,7 +2854,7 @@
                 <w:sz w:val="14"/>
                 <w:szCs w:val="14"/>
               </w:rPr>
-              <w:t xml:space="preserve">(7)</w:t>
+              <w:t xml:space="preserve">(9)</w:t>
             </w:r>
           </w:p>
         </w:tc>
@@ -2865,7 +2929,7 @@
                 <w:sz w:val="14"/>
                 <w:szCs w:val="14"/>
               </w:rPr>
-              <w:t xml:space="preserve">(8)</w:t>
+              <w:t xml:space="preserve">(10)</w:t>
             </w:r>
           </w:p>
         </w:tc>
@@ -2918,7 +2982,7 @@
                 <w:sz w:val="14"/>
                 <w:szCs w:val="14"/>
               </w:rPr>
-              <w:t xml:space="preserve">(9)</w:t>
+              <w:t xml:space="preserve">(11)</w:t>
             </w:r>
           </w:p>
         </w:tc>
@@ -3017,7 +3081,7 @@
                 <w:sz w:val="14"/>
                 <w:szCs w:val="14"/>
               </w:rPr>
-              <w:t xml:space="preserve">(10)</w:t>
+              <w:t xml:space="preserve">(12)</w:t>
             </w:r>
           </w:p>
         </w:tc>
@@ -3298,7 +3362,7 @@
           <w:sz w:val="16"/>
           <w:szCs w:val="16"/>
         </w:rPr>
-        <w:t xml:space="preserve">      gaps 11–13</w:t>
+        <w:t xml:space="preserve">      gaps 13–15</w:t>
       </w:r>
     </w:p>
     <w:p>
@@ -3321,7 +3385,7 @@
           <w:sz w:val="15"/>
           <w:szCs w:val="15"/>
         </w:rPr>
-        <w:t xml:space="preserve"> (11) </w:t>
+        <w:t xml:space="preserve"> (13) </w:t>
       </w:r>
       <w:r>
         <w:rPr>
@@ -3360,7 +3424,7 @@
           <w:sz w:val="15"/>
           <w:szCs w:val="15"/>
         </w:rPr>
-        <w:t xml:space="preserve"> (12) </w:t>
+        <w:t xml:space="preserve"> (14) </w:t>
       </w:r>
       <w:r>
         <w:rPr>
@@ -3399,7 +3463,7 @@
           <w:sz w:val="15"/>
           <w:szCs w:val="15"/>
         </w:rPr>
-        <w:t xml:space="preserve"> (13) </w:t>
+        <w:t xml:space="preserve"> (15) </w:t>
       </w:r>
       <w:r>
         <w:rPr>
@@ -4114,14 +4178,14 @@
                 <w:sz w:val="16"/>
                 <w:szCs w:val="16"/>
               </w:rPr>
-              <w:t xml:space="preserve">9  </w:t>
-            </w:r>
-            <w:r>
-              <w:rPr>
-                <w:sz w:val="16"/>
-                <w:szCs w:val="16"/>
-              </w:rPr>
-              <w:t xml:space="preserve">Temporary, deductible</w:t>
+              <w:t xml:space="preserve">10  </w:t>
+            </w:r>
+            <w:r>
+              <w:rPr>
+                <w:sz w:val="16"/>
+                <w:szCs w:val="16"/>
+              </w:rPr>
+              <w:t xml:space="preserve">Deferred tax asset</w:t>
             </w:r>
           </w:p>
         </w:tc>
@@ -4156,7 +4220,7 @@
                 <w:sz w:val="16"/>
                 <w:szCs w:val="16"/>
               </w:rPr>
-              <w:t xml:space="preserve">deductible</w:t>
+              <w:t xml:space="preserve">carrying</w:t>
             </w:r>
           </w:p>
         </w:tc>
@@ -4182,14 +4246,14 @@
                 <w:sz w:val="16"/>
                 <w:szCs w:val="16"/>
               </w:rPr>
-              <w:t xml:space="preserve">10  </w:t>
-            </w:r>
-            <w:r>
-              <w:rPr>
-                <w:sz w:val="16"/>
-                <w:szCs w:val="16"/>
-              </w:rPr>
-              <w:t xml:space="preserve">None</w:t>
+              <w:t xml:space="preserve">11  </w:t>
+            </w:r>
+            <w:r>
+              <w:rPr>
+                <w:sz w:val="16"/>
+                <w:szCs w:val="16"/>
+              </w:rPr>
+              <w:t xml:space="preserve">Temporary, deductible</w:t>
             </w:r>
           </w:p>
         </w:tc>
@@ -4224,7 +4288,7 @@
                 <w:sz w:val="16"/>
                 <w:szCs w:val="16"/>
               </w:rPr>
-              <w:t xml:space="preserve">reverse</w:t>
+              <w:t xml:space="preserve">balance</w:t>
             </w:r>
           </w:p>
         </w:tc>
@@ -4250,14 +4314,14 @@
                 <w:sz w:val="16"/>
                 <w:szCs w:val="16"/>
               </w:rPr>
-              <w:t xml:space="preserve">11  </w:t>
-            </w:r>
-            <w:r>
-              <w:rPr>
-                <w:sz w:val="16"/>
-                <w:szCs w:val="16"/>
-              </w:rPr>
-              <w:t xml:space="preserve">depreciation</w:t>
+              <w:t xml:space="preserve">12  </w:t>
+            </w:r>
+            <w:r>
+              <w:rPr>
+                <w:sz w:val="16"/>
+                <w:szCs w:val="16"/>
+              </w:rPr>
+              <w:t xml:space="preserve">None</w:t>
             </w:r>
           </w:p>
         </w:tc>
@@ -4292,7 +4356,7 @@
                 <w:sz w:val="16"/>
                 <w:szCs w:val="16"/>
               </w:rPr>
-              <w:t xml:space="preserve">Tax-exempt</w:t>
+              <w:t xml:space="preserve">deductible</w:t>
             </w:r>
           </w:p>
         </w:tc>
@@ -4318,14 +4382,14 @@
                 <w:sz w:val="16"/>
                 <w:szCs w:val="16"/>
               </w:rPr>
-              <w:t xml:space="preserve">12  </w:t>
-            </w:r>
-            <w:r>
-              <w:rPr>
-                <w:sz w:val="16"/>
-                <w:szCs w:val="16"/>
-              </w:rPr>
-              <w:t xml:space="preserve">deductible</w:t>
+              <w:t xml:space="preserve">13  </w:t>
+            </w:r>
+            <w:r>
+              <w:rPr>
+                <w:sz w:val="16"/>
+                <w:szCs w:val="16"/>
+              </w:rPr>
+              <w:t xml:space="preserve">depreciation</w:t>
             </w:r>
           </w:p>
         </w:tc>
@@ -4360,7 +4424,7 @@
                 <w:sz w:val="16"/>
                 <w:szCs w:val="16"/>
               </w:rPr>
-              <w:t xml:space="preserve">differences</w:t>
+              <w:t xml:space="preserve">reverse</w:t>
             </w:r>
           </w:p>
         </w:tc>
@@ -4386,14 +4450,14 @@
                 <w:sz w:val="16"/>
                 <w:szCs w:val="16"/>
               </w:rPr>
-              <w:t xml:space="preserve">13  </w:t>
-            </w:r>
-            <w:r>
-              <w:rPr>
-                <w:sz w:val="16"/>
-                <w:szCs w:val="16"/>
-              </w:rPr>
-              <w:t xml:space="preserve">municipal</w:t>
+              <w:t xml:space="preserve">14  </w:t>
+            </w:r>
+            <w:r>
+              <w:rPr>
+                <w:sz w:val="16"/>
+                <w:szCs w:val="16"/>
+              </w:rPr>
+              <w:t xml:space="preserve">deductible</w:t>
             </w:r>
           </w:p>
         </w:tc>
@@ -4428,7 +4492,7 @@
                 <w:sz w:val="16"/>
                 <w:szCs w:val="16"/>
               </w:rPr>
-              <w:t xml:space="preserve">Temporary, taxable</w:t>
+              <w:t xml:space="preserve">Tax-exempt</w:t>
             </w:r>
           </w:p>
         </w:tc>
@@ -4454,14 +4518,14 @@
                 <w:sz w:val="16"/>
                 <w:szCs w:val="16"/>
               </w:rPr>
-              <w:t xml:space="preserve">14  </w:t>
-            </w:r>
-            <w:r>
-              <w:rPr>
-                <w:sz w:val="16"/>
-                <w:szCs w:val="16"/>
-              </w:rPr>
-              <w:t xml:space="preserve">deductible temporary difference</w:t>
+              <w:t xml:space="preserve">15  </w:t>
+            </w:r>
+            <w:r>
+              <w:rPr>
+                <w:sz w:val="16"/>
+                <w:szCs w:val="16"/>
+              </w:rPr>
+              <w:t xml:space="preserve">municipal</w:t>
             </w:r>
           </w:p>
         </w:tc>
@@ -4496,7 +4560,7 @@
                 <w:sz w:val="16"/>
                 <w:szCs w:val="16"/>
               </w:rPr>
-              <w:t xml:space="preserve">Deferred tax liability</w:t>
+              <w:t xml:space="preserve">differences</w:t>
             </w:r>
           </w:p>
         </w:tc>
@@ -4522,14 +4586,14 @@
                 <w:sz w:val="16"/>
                 <w:szCs w:val="16"/>
               </w:rPr>
-              <w:t xml:space="preserve">15  </w:t>
-            </w:r>
-            <w:r>
-              <w:rPr>
-                <w:sz w:val="16"/>
-                <w:szCs w:val="16"/>
-              </w:rPr>
-              <w:t xml:space="preserve">tax basis</w:t>
+              <w:t xml:space="preserve">16  </w:t>
+            </w:r>
+            <w:r>
+              <w:rPr>
+                <w:sz w:val="16"/>
+                <w:szCs w:val="16"/>
+              </w:rPr>
+              <w:t xml:space="preserve">deductible temporary difference</w:t>
             </w:r>
           </w:p>
         </w:tc>
@@ -4564,7 +4628,75 @@
                 <w:sz w:val="16"/>
                 <w:szCs w:val="16"/>
               </w:rPr>
-              <w:t xml:space="preserve">Deferred tax asset</w:t>
+              <w:t xml:space="preserve">Temporary, taxable</w:t>
+            </w:r>
+          </w:p>
+        </w:tc>
+        <w:tc>
+          <w:tcPr>
+            <w:tcW w:type="pct" w:w="2500"/>
+            <w:tcMar>
+              <w:top w:type="dxa" w:w="20"/>
+              <w:left w:type="dxa" w:w="80"/>
+              <w:bottom w:type="dxa" w:w="20"/>
+              <w:right w:type="dxa" w:w="80"/>
+            </w:tcMar>
+          </w:tcPr>
+          <w:p>
+            <w:pPr>
+              <w:spacing w:before="12" w:after="12"/>
+            </w:pPr>
+            <w:r>
+              <w:rPr>
+                <w:b/>
+                <w:bCs/>
+                <w:color w:val="8186EF"/>
+                <w:sz w:val="16"/>
+                <w:szCs w:val="16"/>
+              </w:rPr>
+              <w:t xml:space="preserve">17  </w:t>
+            </w:r>
+            <w:r>
+              <w:rPr>
+                <w:sz w:val="16"/>
+                <w:szCs w:val="16"/>
+              </w:rPr>
+              <w:t xml:space="preserve">tax basis</w:t>
+            </w:r>
+          </w:p>
+        </w:tc>
+      </w:tr>
+      <w:tr>
+        <w:tc>
+          <w:tcPr>
+            <w:tcW w:type="pct" w:w="2500"/>
+            <w:tcMar>
+              <w:top w:type="dxa" w:w="20"/>
+              <w:left w:type="dxa" w:w="80"/>
+              <w:bottom w:type="dxa" w:w="20"/>
+              <w:right w:type="dxa" w:w="80"/>
+            </w:tcMar>
+          </w:tcPr>
+          <w:p>
+            <w:pPr>
+              <w:spacing w:before="12" w:after="12"/>
+            </w:pPr>
+            <w:r>
+              <w:rPr>
+                <w:b/>
+                <w:bCs/>
+                <w:color w:val="8186EF"/>
+                <w:sz w:val="16"/>
+                <w:szCs w:val="16"/>
+              </w:rPr>
+              <w:t xml:space="preserve">9  </w:t>
+            </w:r>
+            <w:r>
+              <w:rPr>
+                <w:sz w:val="16"/>
+                <w:szCs w:val="16"/>
+              </w:rPr>
+              <w:t xml:space="preserve">Deferred tax liability</w:t>
             </w:r>
           </w:p>
         </w:tc>
@@ -5562,7 +5694,7 @@
           <w:sz w:val="16"/>
           <w:szCs w:val="16"/>
         </w:rPr>
-        <w:t xml:space="preserve">      gaps 13–16</w:t>
+        <w:t xml:space="preserve">      gaps 13–17</w:t>
       </w:r>
     </w:p>
     <w:p>
@@ -5646,21 +5778,7 @@
           <w:sz w:val="19"/>
           <w:szCs w:val="19"/>
         </w:rPr>
-        <w:t xml:space="preserve"> creates a deferred tax liability of $150,000, and the warranty a deferred tax asset of $9,500. </w:t>
-      </w:r>
-      <w:r>
-        <w:rPr>
-          <w:sz w:val="19"/>
-          <w:szCs w:val="19"/>
-        </w:rPr>
-        <w:t xml:space="preserve">Deferred tax expense is $140,500, so total income tax expense is $497,500. </w:t>
-      </w:r>
-      <w:r>
-        <w:rPr>
-          <w:sz w:val="19"/>
-          <w:szCs w:val="19"/>
-        </w:rPr>
-        <w:t xml:space="preserve">The </w:t>
+        <w:t xml:space="preserve"> creates a deferred tax </w:t>
       </w:r>
       <w:r>
         <w:rPr>
@@ -5692,14 +5810,21 @@
           <w:sz w:val="19"/>
           <w:szCs w:val="19"/>
         </w:rPr>
-        <w:t xml:space="preserve"> tax rate is total tax expense divided by pretax income: 24.875%. </w:t>
-      </w:r>
-      <w:r>
-        <w:rPr>
-          <w:sz w:val="19"/>
-          <w:szCs w:val="19"/>
-        </w:rPr>
-        <w:t xml:space="preserve">It differs from the </w:t>
+        <w:t xml:space="preserve"> of $150,000, and the warranty a deferred tax asset of $9,500. </w:t>
+      </w:r>
+      <w:r>
+        <w:rPr>
+          <w:sz w:val="19"/>
+          <w:szCs w:val="19"/>
+        </w:rPr>
+        <w:t xml:space="preserve">Deferred tax expense is $140,500, so total income tax expense is $497,500. </w:t>
+      </w:r>
+      <w:r>
+        <w:rPr>
+          <w:sz w:val="19"/>
+          <w:szCs w:val="19"/>
+        </w:rPr>
+        <w:t xml:space="preserve">The </w:t>
       </w:r>
       <w:r>
         <w:rPr>
@@ -5710,6 +5835,45 @@
           <w:szCs w:val="15"/>
         </w:rPr>
         <w:t xml:space="preserve"> (16) </w:t>
+      </w:r>
+      <w:r>
+        <w:rPr>
+          <w:u w:val="single"/>
+          <w:sz w:val="19"/>
+          <w:szCs w:val="19"/>
+        </w:rPr>
+        <w:t xml:space="preserve">           </w:t>
+      </w:r>
+      <w:r>
+        <w:rPr>
+          <w:sz w:val="19"/>
+          <w:szCs w:val="19"/>
+        </w:rPr>
+        <w:t xml:space="preserve"> </w:t>
+      </w:r>
+      <w:r>
+        <w:rPr>
+          <w:sz w:val="19"/>
+          <w:szCs w:val="19"/>
+        </w:rPr>
+        <w:t xml:space="preserve"> tax rate is total tax expense divided by pretax income: 24.875%. </w:t>
+      </w:r>
+      <w:r>
+        <w:rPr>
+          <w:sz w:val="19"/>
+          <w:szCs w:val="19"/>
+        </w:rPr>
+        <w:t xml:space="preserve">It differs from the </w:t>
+      </w:r>
+      <w:r>
+        <w:rPr>
+          <w:b/>
+          <w:bCs/>
+          <w:color w:val="8186EF"/>
+          <w:sz w:val="15"/>
+          <w:szCs w:val="15"/>
+        </w:rPr>
+        <w:t xml:space="preserve"> (17) </w:t>
       </w:r>
       <w:r>
         <w:rPr>
@@ -5789,7 +5953,7 @@
                 <w:sz w:val="16"/>
                 <w:szCs w:val="16"/>
               </w:rPr>
-              <w:t xml:space="preserve">effective   ·   Orontes   ·   statutory   ·   equipment   ·   follow</w:t>
+              <w:t xml:space="preserve">liability   ·   warranty   ·   effective   ·   equipment   ·   statutory   ·   follow</w:t>
             </w:r>
           </w:p>
         </w:tc>
@@ -5822,9 +5986,9 @@
         </w:tblBorders>
       </w:tblPr>
       <w:tblGrid>
-        <w:gridCol w:w="4298"/>
-        <w:gridCol w:w="2651"/>
-        <w:gridCol w:w="2651"/>
+        <w:gridCol w:w="4224"/>
+        <w:gridCol w:w="2688"/>
+        <w:gridCol w:w="2688"/>
       </w:tblGrid>
       <w:tr>
         <w:tc>
@@ -5859,7 +6023,7 @@
       <w:tr>
         <w:tc>
           <w:tcPr>
-            <w:tcW w:type="pct" w:w="2239"/>
+            <w:tcW w:type="pct" w:w="2200"/>
             <w:shd w:fill="353A7C" w:val="clear"/>
             <w:tcMar>
               <w:top w:type="dxa" w:w="50"/>
@@ -5886,7 +6050,7 @@
         </w:tc>
         <w:tc>
           <w:tcPr>
-            <w:tcW w:type="pct" w:w="1381"/>
+            <w:tcW w:type="pct" w:w="1400"/>
             <w:shd w:fill="353A7C" w:val="clear"/>
             <w:tcMar>
               <w:top w:type="dxa" w:w="50"/>
@@ -5913,7 +6077,7 @@
         </w:tc>
         <w:tc>
           <w:tcPr>
-            <w:tcW w:type="pct" w:w="1381"/>
+            <w:tcW w:type="pct" w:w="1400"/>
             <w:shd w:fill="353A7C" w:val="clear"/>
             <w:tcMar>
               <w:top w:type="dxa" w:w="50"/>
@@ -5942,7 +6106,7 @@
       <w:tr>
         <w:tc>
           <w:tcPr>
-            <w:tcW w:type="pct" w:w="2239"/>
+            <w:tcW w:type="pct" w:w="2200"/>
             <w:tcMar>
               <w:top w:type="dxa" w:w="50"/>
               <w:left w:type="dxa" w:w="110"/>
@@ -5965,7 +6129,7 @@
         </w:tc>
         <w:tc>
           <w:tcPr>
-            <w:tcW w:type="pct" w:w="1381"/>
+            <w:tcW w:type="pct" w:w="1400"/>
             <w:tcMar>
               <w:top w:type="dxa" w:w="50"/>
               <w:left w:type="dxa" w:w="110"/>
@@ -5988,7 +6152,7 @@
         </w:tc>
         <w:tc>
           <w:tcPr>
-            <w:tcW w:type="pct" w:w="1381"/>
+            <w:tcW w:type="pct" w:w="1400"/>
             <w:tcMar>
               <w:top w:type="dxa" w:w="50"/>
               <w:left w:type="dxa" w:w="110"/>
@@ -6013,7 +6177,7 @@
       <w:tr>
         <w:tc>
           <w:tcPr>
-            <w:tcW w:type="pct" w:w="2239"/>
+            <w:tcW w:type="pct" w:w="2200"/>
             <w:shd w:fill="FBFAF6" w:val="clear"/>
             <w:tcMar>
               <w:top w:type="dxa" w:w="50"/>
@@ -6041,7 +6205,7 @@
                 <w:sz w:val="14"/>
                 <w:szCs w:val="14"/>
               </w:rPr>
-              <w:t xml:space="preserve"> (17) </w:t>
+              <w:t xml:space="preserve"> (18) </w:t>
             </w:r>
             <w:r>
               <w:rPr>
@@ -6069,7 +6233,7 @@
         </w:tc>
         <w:tc>
           <w:tcPr>
-            <w:tcW w:type="pct" w:w="1381"/>
+            <w:tcW w:type="pct" w:w="1400"/>
             <w:shd w:fill="FBFAF6" w:val="clear"/>
             <w:tcMar>
               <w:top w:type="dxa" w:w="50"/>
@@ -6093,7 +6257,7 @@
         </w:tc>
         <w:tc>
           <w:tcPr>
-            <w:tcW w:type="pct" w:w="1381"/>
+            <w:tcW w:type="pct" w:w="1400"/>
             <w:shd w:fill="FBFAF6" w:val="clear"/>
             <w:tcMar>
               <w:top w:type="dxa" w:w="50"/>
@@ -6119,7 +6283,7 @@
       <w:tr>
         <w:tc>
           <w:tcPr>
-            <w:tcW w:type="pct" w:w="2239"/>
+            <w:tcW w:type="pct" w:w="2200"/>
             <w:tcMar>
               <w:top w:type="dxa" w:w="50"/>
               <w:left w:type="dxa" w:w="110"/>
@@ -6146,7 +6310,7 @@
                 <w:sz w:val="14"/>
                 <w:szCs w:val="14"/>
               </w:rPr>
-              <w:t xml:space="preserve"> (18) </w:t>
+              <w:t xml:space="preserve"> (19) </w:t>
             </w:r>
             <w:r>
               <w:rPr>
@@ -6174,7 +6338,7 @@
         </w:tc>
         <w:tc>
           <w:tcPr>
-            <w:tcW w:type="pct" w:w="1381"/>
+            <w:tcW w:type="pct" w:w="1400"/>
             <w:tcMar>
               <w:top w:type="dxa" w:w="50"/>
               <w:left w:type="dxa" w:w="110"/>
@@ -6197,7 +6361,7 @@
         </w:tc>
         <w:tc>
           <w:tcPr>
-            <w:tcW w:type="pct" w:w="1381"/>
+            <w:tcW w:type="pct" w:w="1400"/>
             <w:tcMar>
               <w:top w:type="dxa" w:w="50"/>
               <w:left w:type="dxa" w:w="110"/>
@@ -6222,7 +6386,7 @@
       <w:tr>
         <w:tc>
           <w:tcPr>
-            <w:tcW w:type="pct" w:w="2239"/>
+            <w:tcW w:type="pct" w:w="2200"/>
             <w:shd w:fill="FFFFFF" w:val="clear"/>
             <w:tcMar>
               <w:top w:type="dxa" w:w="50"/>
@@ -6243,13 +6407,13 @@
                 <w:sz w:val="14"/>
                 <w:szCs w:val="14"/>
               </w:rPr>
-              <w:t xml:space="preserve">(19)</w:t>
-            </w:r>
-          </w:p>
-        </w:tc>
-        <w:tc>
-          <w:tcPr>
-            <w:tcW w:type="pct" w:w="1381"/>
+              <w:t xml:space="preserve">(20)</w:t>
+            </w:r>
+          </w:p>
+        </w:tc>
+        <w:tc>
+          <w:tcPr>
+            <w:tcW w:type="pct" w:w="1400"/>
             <w:shd w:fill="FBFAF6" w:val="clear"/>
             <w:tcMar>
               <w:top w:type="dxa" w:w="50"/>
@@ -6273,7 +6437,7 @@
         </w:tc>
         <w:tc>
           <w:tcPr>
-            <w:tcW w:type="pct" w:w="1381"/>
+            <w:tcW w:type="pct" w:w="1400"/>
             <w:shd w:fill="FBFAF6" w:val="clear"/>
             <w:tcMar>
               <w:top w:type="dxa" w:w="50"/>
@@ -6299,7 +6463,7 @@
       <w:tr>
         <w:tc>
           <w:tcPr>
-            <w:tcW w:type="pct" w:w="2239"/>
+            <w:tcW w:type="pct" w:w="2200"/>
             <w:shd w:fill="FFFFFF" w:val="clear"/>
             <w:tcMar>
               <w:top w:type="dxa" w:w="50"/>
@@ -6320,13 +6484,13 @@
                 <w:sz w:val="14"/>
                 <w:szCs w:val="14"/>
               </w:rPr>
-              <w:t xml:space="preserve">(20)</w:t>
-            </w:r>
-          </w:p>
-        </w:tc>
-        <w:tc>
-          <w:tcPr>
-            <w:tcW w:type="pct" w:w="1381"/>
+              <w:t xml:space="preserve">(21)</w:t>
+            </w:r>
+          </w:p>
+        </w:tc>
+        <w:tc>
+          <w:tcPr>
+            <w:tcW w:type="pct" w:w="1400"/>
             <w:tcMar>
               <w:top w:type="dxa" w:w="50"/>
               <w:left w:type="dxa" w:w="110"/>
@@ -6349,7 +6513,7 @@
         </w:tc>
         <w:tc>
           <w:tcPr>
-            <w:tcW w:type="pct" w:w="1381"/>
+            <w:tcW w:type="pct" w:w="1400"/>
             <w:tcMar>
               <w:top w:type="dxa" w:w="50"/>
               <w:left w:type="dxa" w:w="110"/>
@@ -6374,7 +6538,7 @@
       <w:tr>
         <w:tc>
           <w:tcPr>
-            <w:tcW w:type="pct" w:w="2239"/>
+            <w:tcW w:type="pct" w:w="2200"/>
             <w:shd w:fill="FBFAF6" w:val="clear"/>
             <w:tcMar>
               <w:top w:type="dxa" w:w="50"/>
@@ -6398,7 +6562,7 @@
         </w:tc>
         <w:tc>
           <w:tcPr>
-            <w:tcW w:type="pct" w:w="1381"/>
+            <w:tcW w:type="pct" w:w="1400"/>
             <w:shd w:fill="FBFAF6" w:val="clear"/>
             <w:tcMar>
               <w:top w:type="dxa" w:w="50"/>
@@ -6422,7 +6586,7 @@
         </w:tc>
         <w:tc>
           <w:tcPr>
-            <w:tcW w:type="pct" w:w="1381"/>
+            <w:tcW w:type="pct" w:w="1400"/>
             <w:shd w:fill="FBFAF6" w:val="clear"/>
             <w:tcMar>
               <w:top w:type="dxa" w:w="50"/>
@@ -6448,7 +6612,7 @@
       <w:tr>
         <w:tc>
           <w:tcPr>
-            <w:tcW w:type="pct" w:w="2239"/>
+            <w:tcW w:type="pct" w:w="2200"/>
             <w:tcMar>
               <w:top w:type="dxa" w:w="50"/>
               <w:left w:type="dxa" w:w="110"/>
@@ -6471,7 +6635,7 @@
         </w:tc>
         <w:tc>
           <w:tcPr>
-            <w:tcW w:type="pct" w:w="1381"/>
+            <w:tcW w:type="pct" w:w="1400"/>
             <w:tcMar>
               <w:top w:type="dxa" w:w="50"/>
               <w:left w:type="dxa" w:w="110"/>
@@ -6494,7 +6658,7 @@
         </w:tc>
         <w:tc>
           <w:tcPr>
-            <w:tcW w:type="pct" w:w="1381"/>
+            <w:tcW w:type="pct" w:w="1400"/>
             <w:tcMar>
               <w:top w:type="dxa" w:w="50"/>
               <w:left w:type="dxa" w:w="110"/>
@@ -6519,7 +6683,7 @@
       <w:tr>
         <w:tc>
           <w:tcPr>
-            <w:tcW w:type="pct" w:w="2239"/>
+            <w:tcW w:type="pct" w:w="2200"/>
             <w:shd w:fill="FBFAF6" w:val="clear"/>
             <w:tcMar>
               <w:top w:type="dxa" w:w="50"/>
@@ -6543,7 +6707,7 @@
         </w:tc>
         <w:tc>
           <w:tcPr>
-            <w:tcW w:type="pct" w:w="1381"/>
+            <w:tcW w:type="pct" w:w="1400"/>
             <w:shd w:fill="FBFAF6" w:val="clear"/>
             <w:tcMar>
               <w:top w:type="dxa" w:w="50"/>
@@ -6567,7 +6731,7 @@
         </w:tc>
         <w:tc>
           <w:tcPr>
-            <w:tcW w:type="pct" w:w="1381"/>
+            <w:tcW w:type="pct" w:w="1400"/>
             <w:shd w:fill="FBFAF6" w:val="clear"/>
             <w:tcMar>
               <w:top w:type="dxa" w:w="50"/>
@@ -6593,7 +6757,7 @@
       <w:tr>
         <w:tc>
           <w:tcPr>
-            <w:tcW w:type="pct" w:w="2239"/>
+            <w:tcW w:type="pct" w:w="2200"/>
             <w:tcMar>
               <w:top w:type="dxa" w:w="50"/>
               <w:left w:type="dxa" w:w="110"/>
@@ -6616,7 +6780,7 @@
         </w:tc>
         <w:tc>
           <w:tcPr>
-            <w:tcW w:type="pct" w:w="1381"/>
+            <w:tcW w:type="pct" w:w="1400"/>
             <w:tcMar>
               <w:top w:type="dxa" w:w="50"/>
               <w:left w:type="dxa" w:w="110"/>
@@ -6639,7 +6803,7 @@
         </w:tc>
         <w:tc>
           <w:tcPr>
-            <w:tcW w:type="pct" w:w="1381"/>
+            <w:tcW w:type="pct" w:w="1400"/>
             <w:tcMar>
               <w:top w:type="dxa" w:w="50"/>
               <w:left w:type="dxa" w:w="110"/>
@@ -6664,7 +6828,7 @@
       <w:tr>
         <w:tc>
           <w:tcPr>
-            <w:tcW w:type="pct" w:w="2239"/>
+            <w:tcW w:type="pct" w:w="2200"/>
             <w:shd w:fill="FBFAF6" w:val="clear"/>
             <w:tcMar>
               <w:top w:type="dxa" w:w="50"/>
@@ -6688,7 +6852,7 @@
         </w:tc>
         <w:tc>
           <w:tcPr>
-            <w:tcW w:type="pct" w:w="1381"/>
+            <w:tcW w:type="pct" w:w="1400"/>
             <w:shd w:fill="FBFAF6" w:val="clear"/>
             <w:tcMar>
               <w:top w:type="dxa" w:w="50"/>
@@ -6712,7 +6876,7 @@
         </w:tc>
         <w:tc>
           <w:tcPr>
-            <w:tcW w:type="pct" w:w="1381"/>
+            <w:tcW w:type="pct" w:w="1400"/>
             <w:shd w:fill="FBFAF6" w:val="clear"/>
             <w:tcMar>
               <w:top w:type="dxa" w:w="50"/>
@@ -6860,9 +7024,9 @@
         </w:tblBorders>
       </w:tblPr>
       <w:tblGrid>
-        <w:gridCol w:w="4298"/>
-        <w:gridCol w:w="2651"/>
-        <w:gridCol w:w="2651"/>
+        <w:gridCol w:w="4224"/>
+        <w:gridCol w:w="2688"/>
+        <w:gridCol w:w="2688"/>
       </w:tblGrid>
       <w:tr>
         <w:tc>
@@ -6897,7 +7061,7 @@
       <w:tr>
         <w:tc>
           <w:tcPr>
-            <w:tcW w:type="pct" w:w="2239"/>
+            <w:tcW w:type="pct" w:w="2200"/>
             <w:shd w:fill="353A7C" w:val="clear"/>
             <w:tcMar>
               <w:top w:type="dxa" w:w="50"/>
@@ -6924,7 +7088,7 @@
         </w:tc>
         <w:tc>
           <w:tcPr>
-            <w:tcW w:type="pct" w:w="1381"/>
+            <w:tcW w:type="pct" w:w="1400"/>
             <w:shd w:fill="353A7C" w:val="clear"/>
             <w:tcMar>
               <w:top w:type="dxa" w:w="50"/>
@@ -6951,7 +7115,7 @@
         </w:tc>
         <w:tc>
           <w:tcPr>
-            <w:tcW w:type="pct" w:w="1381"/>
+            <w:tcW w:type="pct" w:w="1400"/>
             <w:shd w:fill="353A7C" w:val="clear"/>
             <w:tcMar>
               <w:top w:type="dxa" w:w="50"/>
@@ -6980,7 +7144,7 @@
       <w:tr>
         <w:tc>
           <w:tcPr>
-            <w:tcW w:type="pct" w:w="2239"/>
+            <w:tcW w:type="pct" w:w="2200"/>
             <w:tcMar>
               <w:top w:type="dxa" w:w="50"/>
               <w:left w:type="dxa" w:w="110"/>
@@ -7003,7 +7167,7 @@
         </w:tc>
         <w:tc>
           <w:tcPr>
-            <w:tcW w:type="pct" w:w="1381"/>
+            <w:tcW w:type="pct" w:w="1400"/>
             <w:tcMar>
               <w:top w:type="dxa" w:w="50"/>
               <w:left w:type="dxa" w:w="110"/>
@@ -7026,7 +7190,7 @@
         </w:tc>
         <w:tc>
           <w:tcPr>
-            <w:tcW w:type="pct" w:w="1381"/>
+            <w:tcW w:type="pct" w:w="1400"/>
             <w:shd w:fill="FFFFFF" w:val="clear"/>
             <w:tcMar>
               <w:top w:type="dxa" w:w="50"/>
@@ -7047,15 +7211,15 @@
                 <w:sz w:val="14"/>
                 <w:szCs w:val="14"/>
               </w:rPr>
-              <w:t xml:space="preserve">(21)</w:t>
-            </w:r>
-          </w:p>
-        </w:tc>
-      </w:tr>
-      <w:tr>
-        <w:tc>
-          <w:tcPr>
-            <w:tcW w:type="pct" w:w="2239"/>
+              <w:t xml:space="preserve">(22)</w:t>
+            </w:r>
+          </w:p>
+        </w:tc>
+      </w:tr>
+      <w:tr>
+        <w:tc>
+          <w:tcPr>
+            <w:tcW w:type="pct" w:w="2200"/>
             <w:shd w:fill="FBFAF6" w:val="clear"/>
             <w:tcMar>
               <w:top w:type="dxa" w:w="50"/>
@@ -7079,7 +7243,7 @@
         </w:tc>
         <w:tc>
           <w:tcPr>
-            <w:tcW w:type="pct" w:w="1381"/>
+            <w:tcW w:type="pct" w:w="1400"/>
             <w:shd w:fill="FFFFFF" w:val="clear"/>
             <w:tcMar>
               <w:top w:type="dxa" w:w="50"/>
@@ -7100,13 +7264,13 @@
                 <w:sz w:val="14"/>
                 <w:szCs w:val="14"/>
               </w:rPr>
-              <w:t xml:space="preserve">(22)</w:t>
-            </w:r>
-          </w:p>
-        </w:tc>
-        <w:tc>
-          <w:tcPr>
-            <w:tcW w:type="pct" w:w="1381"/>
+              <w:t xml:space="preserve">(23)</w:t>
+            </w:r>
+          </w:p>
+        </w:tc>
+        <w:tc>
+          <w:tcPr>
+            <w:tcW w:type="pct" w:w="1400"/>
             <w:shd w:fill="FBFAF6" w:val="clear"/>
             <w:tcMar>
               <w:top w:type="dxa" w:w="50"/>
@@ -7132,7 +7296,7 @@
       <w:tr>
         <w:tc>
           <w:tcPr>
-            <w:tcW w:type="pct" w:w="2239"/>
+            <w:tcW w:type="pct" w:w="2200"/>
             <w:tcMar>
               <w:top w:type="dxa" w:w="50"/>
               <w:left w:type="dxa" w:w="110"/>
@@ -7155,7 +7319,7 @@
         </w:tc>
         <w:tc>
           <w:tcPr>
-            <w:tcW w:type="pct" w:w="1381"/>
+            <w:tcW w:type="pct" w:w="1400"/>
             <w:tcMar>
               <w:top w:type="dxa" w:w="50"/>
               <w:left w:type="dxa" w:w="110"/>
@@ -7178,7 +7342,7 @@
         </w:tc>
         <w:tc>
           <w:tcPr>
-            <w:tcW w:type="pct" w:w="1381"/>
+            <w:tcW w:type="pct" w:w="1400"/>
             <w:tcMar>
               <w:top w:type="dxa" w:w="50"/>
               <w:left w:type="dxa" w:w="110"/>
@@ -7203,7 +7367,7 @@
       <w:tr>
         <w:tc>
           <w:tcPr>
-            <w:tcW w:type="pct" w:w="2239"/>
+            <w:tcW w:type="pct" w:w="2200"/>
             <w:shd w:fill="FBFAF6" w:val="clear"/>
             <w:tcMar>
               <w:top w:type="dxa" w:w="50"/>
@@ -7227,7 +7391,7 @@
         </w:tc>
         <w:tc>
           <w:tcPr>
-            <w:tcW w:type="pct" w:w="1381"/>
+            <w:tcW w:type="pct" w:w="1400"/>
             <w:shd w:fill="FBFAF6" w:val="clear"/>
             <w:tcMar>
               <w:top w:type="dxa" w:w="50"/>
@@ -7251,7 +7415,7 @@
         </w:tc>
         <w:tc>
           <w:tcPr>
-            <w:tcW w:type="pct" w:w="1381"/>
+            <w:tcW w:type="pct" w:w="1400"/>
             <w:shd w:fill="FBFAF6" w:val="clear"/>
             <w:tcMar>
               <w:top w:type="dxa" w:w="50"/>
@@ -7277,7 +7441,7 @@
       <w:tr>
         <w:tc>
           <w:tcPr>
-            <w:tcW w:type="pct" w:w="2239"/>
+            <w:tcW w:type="pct" w:w="2200"/>
             <w:tcMar>
               <w:top w:type="dxa" w:w="50"/>
               <w:left w:type="dxa" w:w="110"/>
@@ -7300,7 +7464,7 @@
         </w:tc>
         <w:tc>
           <w:tcPr>
-            <w:tcW w:type="pct" w:w="1381"/>
+            <w:tcW w:type="pct" w:w="1400"/>
             <w:tcMar>
               <w:top w:type="dxa" w:w="50"/>
               <w:left w:type="dxa" w:w="110"/>
@@ -7323,7 +7487,7 @@
         </w:tc>
         <w:tc>
           <w:tcPr>
-            <w:tcW w:type="pct" w:w="1381"/>
+            <w:tcW w:type="pct" w:w="1400"/>
             <w:tcMar>
               <w:top w:type="dxa" w:w="50"/>
               <w:left w:type="dxa" w:w="110"/>
@@ -7348,7 +7512,7 @@
       <w:tr>
         <w:tc>
           <w:tcPr>
-            <w:tcW w:type="pct" w:w="2239"/>
+            <w:tcW w:type="pct" w:w="2200"/>
             <w:shd w:fill="FBFAF6" w:val="clear"/>
             <w:tcMar>
               <w:top w:type="dxa" w:w="50"/>
@@ -7372,7 +7536,7 @@
         </w:tc>
         <w:tc>
           <w:tcPr>
-            <w:tcW w:type="pct" w:w="1381"/>
+            <w:tcW w:type="pct" w:w="1400"/>
             <w:shd w:fill="FBFAF6" w:val="clear"/>
             <w:tcMar>
               <w:top w:type="dxa" w:w="50"/>
@@ -7396,7 +7560,7 @@
         </w:tc>
         <w:tc>
           <w:tcPr>
-            <w:tcW w:type="pct" w:w="1381"/>
+            <w:tcW w:type="pct" w:w="1400"/>
             <w:shd w:fill="FBFAF6" w:val="clear"/>
             <w:tcMar>
               <w:top w:type="dxa" w:w="50"/>
@@ -8061,14 +8225,14 @@
                 <w:sz w:val="16"/>
                 <w:szCs w:val="16"/>
               </w:rPr>
-              <w:t xml:space="preserve">13  </w:t>
-            </w:r>
-            <w:r>
-              <w:rPr>
-                <w:sz w:val="16"/>
-                <w:szCs w:val="16"/>
-              </w:rPr>
-              <w:t xml:space="preserve">follow</w:t>
+              <w:t xml:space="preserve">14  </w:t>
+            </w:r>
+            <w:r>
+              <w:rPr>
+                <w:sz w:val="16"/>
+                <w:szCs w:val="16"/>
+              </w:rPr>
+              <w:t xml:space="preserve">equipment</w:t>
             </w:r>
           </w:p>
         </w:tc>
@@ -8129,14 +8293,14 @@
                 <w:sz w:val="16"/>
                 <w:szCs w:val="16"/>
               </w:rPr>
-              <w:t xml:space="preserve">14  </w:t>
-            </w:r>
-            <w:r>
-              <w:rPr>
-                <w:sz w:val="16"/>
-                <w:szCs w:val="16"/>
-              </w:rPr>
-              <w:t xml:space="preserve">equipment</w:t>
+              <w:t xml:space="preserve">15  </w:t>
+            </w:r>
+            <w:r>
+              <w:rPr>
+                <w:sz w:val="16"/>
+                <w:szCs w:val="16"/>
+              </w:rPr>
+              <w:t xml:space="preserve">liability</w:t>
             </w:r>
           </w:p>
         </w:tc>
@@ -8197,7 +8361,7 @@
                 <w:sz w:val="16"/>
                 <w:szCs w:val="16"/>
               </w:rPr>
-              <w:t xml:space="preserve">15  </w:t>
+              <w:t xml:space="preserve">16  </w:t>
             </w:r>
             <w:r>
               <w:rPr>
@@ -8265,7 +8429,7 @@
                 <w:sz w:val="16"/>
                 <w:szCs w:val="16"/>
               </w:rPr>
-              <w:t xml:space="preserve">16  </w:t>
+              <w:t xml:space="preserve">17  </w:t>
             </w:r>
             <w:r>
               <w:rPr>
@@ -8333,7 +8497,7 @@
                 <w:sz w:val="16"/>
                 <w:szCs w:val="16"/>
               </w:rPr>
-              <w:t xml:space="preserve">17  </w:t>
+              <w:t xml:space="preserve">18  </w:t>
             </w:r>
             <w:r>
               <w:rPr>
@@ -8401,7 +8565,7 @@
                 <w:sz w:val="16"/>
                 <w:szCs w:val="16"/>
               </w:rPr>
-              <w:t xml:space="preserve">18  </w:t>
+              <w:t xml:space="preserve">19  </w:t>
             </w:r>
             <w:r>
               <w:rPr>
@@ -8469,7 +8633,7 @@
                 <w:sz w:val="16"/>
                 <w:szCs w:val="16"/>
               </w:rPr>
-              <w:t xml:space="preserve">19  </w:t>
+              <w:t xml:space="preserve">20  </w:t>
             </w:r>
             <w:r>
               <w:rPr>
@@ -8537,7 +8701,7 @@
                 <w:sz w:val="16"/>
                 <w:szCs w:val="16"/>
               </w:rPr>
-              <w:t xml:space="preserve">20  </w:t>
+              <w:t xml:space="preserve">21  </w:t>
             </w:r>
             <w:r>
               <w:rPr>
@@ -8605,7 +8769,7 @@
                 <w:sz w:val="16"/>
                 <w:szCs w:val="16"/>
               </w:rPr>
-              <w:t xml:space="preserve">21  </w:t>
+              <w:t xml:space="preserve">22  </w:t>
             </w:r>
             <w:r>
               <w:rPr>
@@ -8673,7 +8837,7 @@
                 <w:sz w:val="16"/>
                 <w:szCs w:val="16"/>
               </w:rPr>
-              <w:t xml:space="preserve">22  </w:t>
+              <w:t xml:space="preserve">23  </w:t>
             </w:r>
             <w:r>
               <w:rPr>
@@ -8741,7 +8905,7 @@
                 <w:sz w:val="16"/>
                 <w:szCs w:val="16"/>
               </w:rPr>
-              <w:t xml:space="preserve">23  </w:t>
+              <w:t xml:space="preserve">24  </w:t>
             </w:r>
             <w:r>
               <w:rPr>
@@ -8809,7 +8973,7 @@
                 <w:sz w:val="16"/>
                 <w:szCs w:val="16"/>
               </w:rPr>
-              <w:t xml:space="preserve">24  </w:t>
+              <w:t xml:space="preserve">25  </w:t>
             </w:r>
             <w:r>
               <w:rPr>
@@ -8817,6 +8981,64 @@
                 <w:szCs w:val="16"/>
               </w:rPr>
               <w:t xml:space="preserve">effective tax rate</w:t>
+            </w:r>
+          </w:p>
+        </w:tc>
+      </w:tr>
+      <w:tr>
+        <w:tc>
+          <w:tcPr>
+            <w:tcW w:type="pct" w:w="2500"/>
+            <w:tcMar>
+              <w:top w:type="dxa" w:w="20"/>
+              <w:left w:type="dxa" w:w="80"/>
+              <w:bottom w:type="dxa" w:w="20"/>
+              <w:right w:type="dxa" w:w="80"/>
+            </w:tcMar>
+          </w:tcPr>
+          <w:p>
+            <w:pPr>
+              <w:spacing w:before="12" w:after="12"/>
+            </w:pPr>
+            <w:r>
+              <w:rPr>
+                <w:b/>
+                <w:bCs/>
+                <w:color w:val="8186EF"/>
+                <w:sz w:val="16"/>
+                <w:szCs w:val="16"/>
+              </w:rPr>
+              <w:t xml:space="preserve">13  </w:t>
+            </w:r>
+            <w:r>
+              <w:rPr>
+                <w:sz w:val="16"/>
+                <w:szCs w:val="16"/>
+              </w:rPr>
+              <w:t xml:space="preserve">follow</w:t>
+            </w:r>
+          </w:p>
+        </w:tc>
+        <w:tc>
+          <w:tcPr>
+            <w:tcW w:type="pct" w:w="2500"/>
+            <w:tcMar>
+              <w:top w:type="dxa" w:w="20"/>
+              <w:left w:type="dxa" w:w="80"/>
+              <w:bottom w:type="dxa" w:w="20"/>
+              <w:right w:type="dxa" w:w="80"/>
+            </w:tcMar>
+          </w:tcPr>
+          <w:p>
+            <w:pPr>
+              <w:spacing w:before="24" w:after="24"/>
+            </w:pPr>
+            <w:r>
+              <w:rPr>
+                <w:sz w:val="16"/>
+                <w:szCs w:val="16"/>
+              </w:rPr>
+              <w:t xml:space="preserve"/>
             </w:r>
           </w:p>
         </w:tc>
@@ -13028,7 +13250,7 @@
           <w:sz w:val="16"/>
           <w:szCs w:val="16"/>
         </w:rPr>
-        <w:t xml:space="preserve">      gaps 17–18</w:t>
+        <w:t xml:space="preserve">      gaps 17–19</w:t>
       </w:r>
     </w:p>
     <w:p>
@@ -13087,7 +13309,7 @@
           <w:sz w:val="19"/>
           <w:szCs w:val="19"/>
         </w:rPr>
-        <w:t xml:space="preserve">The valuation allowance is a </w:t>
+        <w:t xml:space="preserve">The </w:t>
       </w:r>
       <w:r>
         <w:rPr>
@@ -13098,6 +13320,38 @@
           <w:szCs w:val="15"/>
         </w:rPr>
         <w:t xml:space="preserve"> (18) </w:t>
+      </w:r>
+      <w:r>
+        <w:rPr>
+          <w:u w:val="single"/>
+          <w:sz w:val="19"/>
+          <w:szCs w:val="19"/>
+        </w:rPr>
+        <w:t xml:space="preserve">           </w:t>
+      </w:r>
+      <w:r>
+        <w:rPr>
+          <w:sz w:val="19"/>
+          <w:szCs w:val="19"/>
+        </w:rPr>
+        <w:t xml:space="preserve"> </w:t>
+      </w:r>
+      <w:r>
+        <w:rPr>
+          <w:sz w:val="19"/>
+          <w:szCs w:val="19"/>
+        </w:rPr>
+        <w:t xml:space="preserve"> allowance is a </w:t>
+      </w:r>
+      <w:r>
+        <w:rPr>
+          <w:b/>
+          <w:bCs/>
+          <w:color w:val="8186EF"/>
+          <w:sz w:val="15"/>
+          <w:szCs w:val="15"/>
+        </w:rPr>
+        <w:t xml:space="preserve"> (19) </w:t>
       </w:r>
       <w:r>
         <w:rPr>
@@ -13177,7 +13431,7 @@
                 <w:sz w:val="16"/>
                 <w:szCs w:val="16"/>
               </w:rPr>
-              <w:t xml:space="preserve">federal   ·   contra-asset   ·   reserve</w:t>
+              <w:t xml:space="preserve">contra-asset   ·   version   ·   valuation   ·   reserve</w:t>
             </w:r>
           </w:p>
         </w:tc>
@@ -13646,7 +13900,7 @@
                 <w:sz w:val="14"/>
                 <w:szCs w:val="14"/>
               </w:rPr>
-              <w:t xml:space="preserve"> (19) </w:t>
+              <w:t xml:space="preserve"> (20) </w:t>
             </w:r>
             <w:r>
               <w:rPr>
@@ -13986,7 +14240,7 @@
                 <w:sz w:val="14"/>
                 <w:szCs w:val="14"/>
               </w:rPr>
-              <w:t xml:space="preserve">(20)</w:t>
+              <w:t xml:space="preserve">(21)</w:t>
             </w:r>
           </w:p>
         </w:tc>
@@ -14087,7 +14341,7 @@
                 <w:sz w:val="14"/>
                 <w:szCs w:val="14"/>
               </w:rPr>
-              <w:t xml:space="preserve">(21)</w:t>
+              <w:t xml:space="preserve">(22)</w:t>
             </w:r>
           </w:p>
         </w:tc>
@@ -14306,7 +14560,7 @@
                 <w:sz w:val="14"/>
                 <w:szCs w:val="14"/>
               </w:rPr>
-              <w:t xml:space="preserve">(22)</w:t>
+              <w:t xml:space="preserve">(23)</w:t>
             </w:r>
           </w:p>
         </w:tc>
@@ -14408,7 +14662,7 @@
                 <w:sz w:val="14"/>
                 <w:szCs w:val="14"/>
               </w:rPr>
-              <w:t xml:space="preserve">(23)</w:t>
+              <w:t xml:space="preserve">(24)</w:t>
             </w:r>
           </w:p>
         </w:tc>
@@ -14461,7 +14715,7 @@
                 <w:sz w:val="14"/>
                 <w:szCs w:val="14"/>
               </w:rPr>
-              <w:t xml:space="preserve">(24)</w:t>
+              <w:t xml:space="preserve">(25)</w:t>
             </w:r>
           </w:p>
         </w:tc>
@@ -14701,14 +14955,14 @@
                 <w:sz w:val="16"/>
                 <w:szCs w:val="16"/>
               </w:rPr>
-              <w:t xml:space="preserve">13  </w:t>
-            </w:r>
-            <w:r>
-              <w:rPr>
-                <w:sz w:val="16"/>
-                <w:szCs w:val="16"/>
-              </w:rPr>
-              <w:t xml:space="preserve">jurisdictions</w:t>
+              <w:t xml:space="preserve">14  </w:t>
+            </w:r>
+            <w:r>
+              <w:rPr>
+                <w:sz w:val="16"/>
+                <w:szCs w:val="16"/>
+              </w:rPr>
+              <w:t xml:space="preserve">business</w:t>
             </w:r>
           </w:p>
         </w:tc>
@@ -14769,14 +15023,14 @@
                 <w:sz w:val="16"/>
                 <w:szCs w:val="16"/>
               </w:rPr>
-              <w:t xml:space="preserve">14  </w:t>
-            </w:r>
-            <w:r>
-              <w:rPr>
-                <w:sz w:val="16"/>
-                <w:szCs w:val="16"/>
-              </w:rPr>
-              <w:t xml:space="preserve">business</w:t>
+              <w:t xml:space="preserve">15  </w:t>
+            </w:r>
+            <w:r>
+              <w:rPr>
+                <w:sz w:val="16"/>
+                <w:szCs w:val="16"/>
+              </w:rPr>
+              <w:t xml:space="preserve">beginning</w:t>
             </w:r>
           </w:p>
         </w:tc>
@@ -14837,14 +15091,14 @@
                 <w:sz w:val="16"/>
                 <w:szCs w:val="16"/>
               </w:rPr>
-              <w:t xml:space="preserve">15  </w:t>
-            </w:r>
-            <w:r>
-              <w:rPr>
-                <w:sz w:val="16"/>
-                <w:szCs w:val="16"/>
-              </w:rPr>
-              <w:t xml:space="preserve">beginning</w:t>
+              <w:t xml:space="preserve">16  </w:t>
+            </w:r>
+            <w:r>
+              <w:rPr>
+                <w:sz w:val="16"/>
+                <w:szCs w:val="16"/>
+              </w:rPr>
+              <w:t xml:space="preserve">version</w:t>
             </w:r>
           </w:p>
         </w:tc>
@@ -14905,14 +15159,14 @@
                 <w:sz w:val="16"/>
                 <w:szCs w:val="16"/>
               </w:rPr>
-              <w:t xml:space="preserve">16  </w:t>
-            </w:r>
-            <w:r>
-              <w:rPr>
-                <w:sz w:val="16"/>
-                <w:szCs w:val="16"/>
-              </w:rPr>
-              <w:t xml:space="preserve">version</w:t>
+              <w:t xml:space="preserve">17  </w:t>
+            </w:r>
+            <w:r>
+              <w:rPr>
+                <w:sz w:val="16"/>
+                <w:szCs w:val="16"/>
+              </w:rPr>
+              <w:t xml:space="preserve">reserve</w:t>
             </w:r>
           </w:p>
         </w:tc>
@@ -14973,14 +15227,14 @@
                 <w:sz w:val="16"/>
                 <w:szCs w:val="16"/>
               </w:rPr>
-              <w:t xml:space="preserve">17  </w:t>
-            </w:r>
-            <w:r>
-              <w:rPr>
-                <w:sz w:val="16"/>
-                <w:szCs w:val="16"/>
-              </w:rPr>
-              <w:t xml:space="preserve">reserve</w:t>
+              <w:t xml:space="preserve">18  </w:t>
+            </w:r>
+            <w:r>
+              <w:rPr>
+                <w:sz w:val="16"/>
+                <w:szCs w:val="16"/>
+              </w:rPr>
+              <w:t xml:space="preserve">valuation</w:t>
             </w:r>
           </w:p>
         </w:tc>
@@ -15041,7 +15295,7 @@
                 <w:sz w:val="16"/>
                 <w:szCs w:val="16"/>
               </w:rPr>
-              <w:t xml:space="preserve">18  </w:t>
+              <w:t xml:space="preserve">19  </w:t>
             </w:r>
             <w:r>
               <w:rPr>
@@ -15109,7 +15363,7 @@
                 <w:sz w:val="16"/>
                 <w:szCs w:val="16"/>
               </w:rPr>
-              <w:t xml:space="preserve">19  </w:t>
+              <w:t xml:space="preserve">20  </w:t>
             </w:r>
             <w:r>
               <w:rPr>
@@ -15177,7 +15431,7 @@
                 <w:sz w:val="16"/>
                 <w:szCs w:val="16"/>
               </w:rPr>
-              <w:t xml:space="preserve">20  </w:t>
+              <w:t xml:space="preserve">21  </w:t>
             </w:r>
             <w:r>
               <w:rPr>
@@ -15245,7 +15499,7 @@
                 <w:sz w:val="16"/>
                 <w:szCs w:val="16"/>
               </w:rPr>
-              <w:t xml:space="preserve">21  </w:t>
+              <w:t xml:space="preserve">22  </w:t>
             </w:r>
             <w:r>
               <w:rPr>
@@ -15313,7 +15567,7 @@
                 <w:sz w:val="16"/>
                 <w:szCs w:val="16"/>
               </w:rPr>
-              <w:t xml:space="preserve">22  </w:t>
+              <w:t xml:space="preserve">23  </w:t>
             </w:r>
             <w:r>
               <w:rPr>
@@ -15381,7 +15635,7 @@
                 <w:sz w:val="16"/>
                 <w:szCs w:val="16"/>
               </w:rPr>
-              <w:t xml:space="preserve">23  </w:t>
+              <w:t xml:space="preserve">24  </w:t>
             </w:r>
             <w:r>
               <w:rPr>
@@ -15449,7 +15703,7 @@
                 <w:sz w:val="16"/>
                 <w:szCs w:val="16"/>
               </w:rPr>
-              <w:t xml:space="preserve">24  </w:t>
+              <w:t xml:space="preserve">25  </w:t>
             </w:r>
             <w:r>
               <w:rPr>
@@ -15457,6 +15711,64 @@
                 <w:szCs w:val="16"/>
               </w:rPr>
               <w:t xml:space="preserve">Deductible temporary difference (DTA)</w:t>
+            </w:r>
+          </w:p>
+        </w:tc>
+      </w:tr>
+      <w:tr>
+        <w:tc>
+          <w:tcPr>
+            <w:tcW w:type="pct" w:w="2500"/>
+            <w:tcMar>
+              <w:top w:type="dxa" w:w="20"/>
+              <w:left w:type="dxa" w:w="80"/>
+              <w:bottom w:type="dxa" w:w="20"/>
+              <w:right w:type="dxa" w:w="80"/>
+            </w:tcMar>
+          </w:tcPr>
+          <w:p>
+            <w:pPr>
+              <w:spacing w:before="12" w:after="12"/>
+            </w:pPr>
+            <w:r>
+              <w:rPr>
+                <w:b/>
+                <w:bCs/>
+                <w:color w:val="8186EF"/>
+                <w:sz w:val="16"/>
+                <w:szCs w:val="16"/>
+              </w:rPr>
+              <w:t xml:space="preserve">13  </w:t>
+            </w:r>
+            <w:r>
+              <w:rPr>
+                <w:sz w:val="16"/>
+                <w:szCs w:val="16"/>
+              </w:rPr>
+              <w:t xml:space="preserve">jurisdictions</w:t>
+            </w:r>
+          </w:p>
+        </w:tc>
+        <w:tc>
+          <w:tcPr>
+            <w:tcW w:type="pct" w:w="2500"/>
+            <w:tcMar>
+              <w:top w:type="dxa" w:w="20"/>
+              <w:left w:type="dxa" w:w="80"/>
+              <w:bottom w:type="dxa" w:w="20"/>
+              <w:right w:type="dxa" w:w="80"/>
+            </w:tcMar>
+          </w:tcPr>
+          <w:p>
+            <w:pPr>
+              <w:spacing w:before="24" w:after="24"/>
+            </w:pPr>
+            <w:r>
+              <w:rPr>
+                <w:sz w:val="16"/>
+                <w:szCs w:val="16"/>
+              </w:rPr>
+              <w:t xml:space="preserve"/>
             </w:r>
           </w:p>
         </w:tc>

--- a/CMA_Summaries_B1_Ch13.docx
+++ b/CMA_Summaries_B1_Ch13.docx
@@ -231,7 +231,7 @@
           <w:sz w:val="16"/>
           <w:szCs w:val="16"/>
         </w:rPr>
-        <w:t xml:space="preserve">      gaps 3–9</w:t>
+        <w:t xml:space="preserve">      gaps 3–13</w:t>
       </w:r>
     </w:p>
     <w:p>
@@ -489,21 +489,163 @@
           <w:sz w:val="19"/>
           <w:szCs w:val="19"/>
         </w:rPr>
-        <w:t xml:space="preserve"> the tax it paid, its tax expense would jump around when the rules timed items differently. </w:t>
-      </w:r>
-      <w:r>
-        <w:rPr>
-          <w:sz w:val="19"/>
-          <w:szCs w:val="19"/>
-        </w:rPr>
-        <w:t xml:space="preserve">Interperiod tax allocation solves this. </w:t>
-      </w:r>
-      <w:r>
-        <w:rPr>
-          <w:sz w:val="19"/>
-          <w:szCs w:val="19"/>
-        </w:rPr>
-        <w:t xml:space="preserve">The company recognizes the tax effects of transactions in the same periods as the transactions themselves, using deferred taxes. </w:t>
+        <w:t xml:space="preserve"> the tax it paid, its tax expense would jump </w:t>
+      </w:r>
+      <w:r>
+        <w:rPr>
+          <w:b/>
+          <w:bCs/>
+          <w:color w:val="8186EF"/>
+          <w:sz w:val="15"/>
+          <w:szCs w:val="15"/>
+        </w:rPr>
+        <w:t xml:space="preserve"> (10) </w:t>
+      </w:r>
+      <w:r>
+        <w:rPr>
+          <w:u w:val="single"/>
+          <w:sz w:val="19"/>
+          <w:szCs w:val="19"/>
+        </w:rPr>
+        <w:t xml:space="preserve">           </w:t>
+      </w:r>
+      <w:r>
+        <w:rPr>
+          <w:sz w:val="19"/>
+          <w:szCs w:val="19"/>
+        </w:rPr>
+        <w:t xml:space="preserve"> </w:t>
+      </w:r>
+      <w:r>
+        <w:rPr>
+          <w:sz w:val="19"/>
+          <w:szCs w:val="19"/>
+        </w:rPr>
+        <w:t xml:space="preserve"> when the rules timed items differently. </w:t>
+      </w:r>
+      <w:r>
+        <w:rPr>
+          <w:sz w:val="19"/>
+          <w:szCs w:val="19"/>
+        </w:rPr>
+        <w:t xml:space="preserve"/>
+      </w:r>
+      <w:r>
+        <w:rPr>
+          <w:b/>
+          <w:bCs/>
+          <w:color w:val="8186EF"/>
+          <w:sz w:val="15"/>
+          <w:szCs w:val="15"/>
+        </w:rPr>
+        <w:t xml:space="preserve"> (11) </w:t>
+      </w:r>
+      <w:r>
+        <w:rPr>
+          <w:u w:val="single"/>
+          <w:sz w:val="19"/>
+          <w:szCs w:val="19"/>
+        </w:rPr>
+        <w:t xml:space="preserve">             </w:t>
+      </w:r>
+      <w:r>
+        <w:rPr>
+          <w:sz w:val="19"/>
+          <w:szCs w:val="19"/>
+        </w:rPr>
+        <w:t xml:space="preserve"> </w:t>
+      </w:r>
+      <w:r>
+        <w:rPr>
+          <w:sz w:val="19"/>
+          <w:szCs w:val="19"/>
+        </w:rPr>
+        <w:t xml:space="preserve"> tax allocation </w:t>
+      </w:r>
+      <w:r>
+        <w:rPr>
+          <w:b/>
+          <w:bCs/>
+          <w:color w:val="8186EF"/>
+          <w:sz w:val="15"/>
+          <w:szCs w:val="15"/>
+        </w:rPr>
+        <w:t xml:space="preserve"> (12) </w:t>
+      </w:r>
+      <w:r>
+        <w:rPr>
+          <w:u w:val="single"/>
+          <w:sz w:val="19"/>
+          <w:szCs w:val="19"/>
+        </w:rPr>
+        <w:t xml:space="preserve">           </w:t>
+      </w:r>
+      <w:r>
+        <w:rPr>
+          <w:sz w:val="19"/>
+          <w:szCs w:val="19"/>
+        </w:rPr>
+        <w:t xml:space="preserve"> </w:t>
+      </w:r>
+      <w:r>
+        <w:rPr>
+          <w:sz w:val="19"/>
+          <w:szCs w:val="19"/>
+        </w:rPr>
+        <w:t xml:space="preserve"> this. </w:t>
+      </w:r>
+      <w:r>
+        <w:rPr>
+          <w:sz w:val="19"/>
+          <w:szCs w:val="19"/>
+        </w:rPr>
+        <w:t xml:space="preserve">The company </w:t>
+      </w:r>
+      <w:r>
+        <w:rPr>
+          <w:b/>
+          <w:bCs/>
+          <w:color w:val="8186EF"/>
+          <w:sz w:val="15"/>
+          <w:szCs w:val="15"/>
+        </w:rPr>
+        <w:t xml:space="preserve"> (13) </w:t>
+      </w:r>
+      <w:r>
+        <w:rPr>
+          <w:u w:val="single"/>
+          <w:sz w:val="19"/>
+          <w:szCs w:val="19"/>
+        </w:rPr>
+        <w:t xml:space="preserve">            </w:t>
+      </w:r>
+      <w:r>
+        <w:rPr>
+          <w:sz w:val="19"/>
+          <w:szCs w:val="19"/>
+        </w:rPr>
+        <w:t xml:space="preserve"> </w:t>
+      </w:r>
+      <w:r>
+        <w:rPr>
+          <w:sz w:val="19"/>
+          <w:szCs w:val="19"/>
+        </w:rPr>
+        <w:t xml:space="preserve"> the tax effects of transactions in the same periods as the transactions themselves, using deferred taxes. </w:t>
+      </w:r>
+      <w:r>
+        <w:rPr>
+          <w:sz w:val="19"/>
+          <w:szCs w:val="19"/>
+        </w:rPr>
+        <w:t xml:space="preserve">Income tax expense of $989,700 has two parts: current tax expense of $889,700, the tax on 2025 taxable income, and deferred tax expense of $100,000. </w:t>
+      </w:r>
+      <w:r>
+        <w:rPr>
+          <w:sz w:val="19"/>
+          <w:szCs w:val="19"/>
+        </w:rPr>
+        <w:t xml:space="preserve">Net taxable temporary differences grew by $400,000, mainly because tax depreciation was faster than book depreciation. </w:t>
       </w:r>
     </w:p>
     <w:tbl>
@@ -561,13 +703,25 @@
                 <w:sz w:val="16"/>
                 <w:szCs w:val="16"/>
               </w:rPr>
-              <w:t xml:space="preserve">reported   ·   government   ·   returns   ·   statements   ·   usually   ·   periods   ·   investors   ·   different</w:t>
+              <w:t xml:space="preserve">around   ·   recognizes   ·   returns   ·   reported   ·   usually   ·   statements   ·   effects   ·   investors   ·   solves   ·   Interperiod   ·   government   ·   different</w:t>
             </w:r>
           </w:p>
         </w:tc>
       </w:tr>
     </w:tbl>
     <w:p/>
+    <w:p>
+      <w:pPr>
+        <w:pageBreakBefore w:val="true"/>
+        <w:spacing w:after="0"/>
+      </w:pPr>
+      <w:r>
+        <w:rPr>
+          <w:sz w:val="2"/>
+        </w:rPr>
+        <w:t xml:space="preserve"> </w:t>
+      </w:r>
+    </w:p>
     <w:tbl>
       <w:tblPr>
         <w:tblW w:type="pct" w:w="100%"/>
@@ -695,7 +849,7 @@
                 <w:sz w:val="14"/>
                 <w:szCs w:val="14"/>
               </w:rPr>
-              <w:t xml:space="preserve">(10)</w:t>
+              <w:t xml:space="preserve">(14)</w:t>
             </w:r>
           </w:p>
         </w:tc>
@@ -797,7 +951,7 @@
                 <w:sz w:val="14"/>
                 <w:szCs w:val="14"/>
               </w:rPr>
-              <w:t xml:space="preserve">(11)</w:t>
+              <w:t xml:space="preserve">(15)</w:t>
             </w:r>
           </w:p>
         </w:tc>
@@ -899,7 +1053,7 @@
                 <w:sz w:val="14"/>
                 <w:szCs w:val="14"/>
               </w:rPr>
-              <w:t xml:space="preserve">(12)</w:t>
+              <w:t xml:space="preserve">(16)</w:t>
             </w:r>
           </w:p>
         </w:tc>
@@ -1089,18 +1243,6 @@
       </w:tr>
     </w:tbl>
     <w:p/>
-    <w:p>
-      <w:pPr>
-        <w:pageBreakBefore w:val="true"/>
-        <w:spacing w:after="0"/>
-      </w:pPr>
-      <w:r>
-        <w:rPr>
-          <w:sz w:val="2"/>
-        </w:rPr>
-        <w:t xml:space="preserve"> </w:t>
-      </w:r>
-    </w:p>
     <w:p>
       <w:pPr>
         <w:spacing w:before="44" w:after="10"/>
@@ -1667,14 +1809,14 @@
                 <w:sz w:val="16"/>
                 <w:szCs w:val="16"/>
               </w:rPr>
-              <w:t xml:space="preserve">8  </w:t>
-            </w:r>
-            <w:r>
-              <w:rPr>
-                <w:sz w:val="16"/>
-                <w:szCs w:val="16"/>
-              </w:rPr>
-              <w:t xml:space="preserve">usually</w:t>
+              <w:t xml:space="preserve">10  </w:t>
+            </w:r>
+            <w:r>
+              <w:rPr>
+                <w:sz w:val="16"/>
+                <w:szCs w:val="16"/>
+              </w:rPr>
+              <w:t xml:space="preserve">around</w:t>
             </w:r>
           </w:p>
         </w:tc>
@@ -1735,14 +1877,14 @@
                 <w:sz w:val="16"/>
                 <w:szCs w:val="16"/>
               </w:rPr>
-              <w:t xml:space="preserve">9  </w:t>
-            </w:r>
-            <w:r>
-              <w:rPr>
-                <w:sz w:val="16"/>
-                <w:szCs w:val="16"/>
-              </w:rPr>
-              <w:t xml:space="preserve">reported</w:t>
+              <w:t xml:space="preserve">11  </w:t>
+            </w:r>
+            <w:r>
+              <w:rPr>
+                <w:sz w:val="16"/>
+                <w:szCs w:val="16"/>
+              </w:rPr>
+              <w:t xml:space="preserve">Interperiod</w:t>
             </w:r>
           </w:p>
         </w:tc>
@@ -1803,14 +1945,14 @@
                 <w:sz w:val="16"/>
                 <w:szCs w:val="16"/>
               </w:rPr>
-              <w:t xml:space="preserve">10  </w:t>
-            </w:r>
-            <w:r>
-              <w:rPr>
-                <w:sz w:val="16"/>
-                <w:szCs w:val="16"/>
-              </w:rPr>
-              <w:t xml:space="preserve">Income before income taxes</w:t>
+              <w:t xml:space="preserve">12  </w:t>
+            </w:r>
+            <w:r>
+              <w:rPr>
+                <w:sz w:val="16"/>
+                <w:szCs w:val="16"/>
+              </w:rPr>
+              <w:t xml:space="preserve">solves</w:t>
             </w:r>
           </w:p>
         </w:tc>
@@ -1871,14 +2013,14 @@
                 <w:sz w:val="16"/>
                 <w:szCs w:val="16"/>
               </w:rPr>
-              <w:t xml:space="preserve">11  </w:t>
-            </w:r>
-            <w:r>
-              <w:rPr>
-                <w:sz w:val="16"/>
-                <w:szCs w:val="16"/>
-              </w:rPr>
-              <w:t xml:space="preserve">Current tax expense (taxes on 2025 taxable income)</w:t>
+              <w:t xml:space="preserve">13  </w:t>
+            </w:r>
+            <w:r>
+              <w:rPr>
+                <w:sz w:val="16"/>
+                <w:szCs w:val="16"/>
+              </w:rPr>
+              <w:t xml:space="preserve">recognizes</w:t>
             </w:r>
           </w:p>
         </w:tc>
@@ -1939,14 +2081,14 @@
                 <w:sz w:val="16"/>
                 <w:szCs w:val="16"/>
               </w:rPr>
-              <w:t xml:space="preserve">12  </w:t>
-            </w:r>
-            <w:r>
-              <w:rPr>
-                <w:sz w:val="16"/>
-                <w:szCs w:val="16"/>
-              </w:rPr>
-              <w:t xml:space="preserve">Income taxes paid in cash (Chapter 5)</w:t>
+              <w:t xml:space="preserve">14  </w:t>
+            </w:r>
+            <w:r>
+              <w:rPr>
+                <w:sz w:val="16"/>
+                <w:szCs w:val="16"/>
+              </w:rPr>
+              <w:t xml:space="preserve">Income before income taxes</w:t>
             </w:r>
           </w:p>
         </w:tc>
@@ -2007,14 +2149,14 @@
                 <w:sz w:val="16"/>
                 <w:szCs w:val="16"/>
               </w:rPr>
-              <w:t xml:space="preserve">13  </w:t>
-            </w:r>
-            <w:r>
-              <w:rPr>
-                <w:sz w:val="16"/>
-                <w:szCs w:val="16"/>
-              </w:rPr>
-              <w:t xml:space="preserve">current tax expense</w:t>
+              <w:t xml:space="preserve">15  </w:t>
+            </w:r>
+            <w:r>
+              <w:rPr>
+                <w:sz w:val="16"/>
+                <w:szCs w:val="16"/>
+              </w:rPr>
+              <w:t xml:space="preserve">Current tax expense (taxes on 2025 taxable income)</w:t>
             </w:r>
           </w:p>
         </w:tc>
@@ -2075,7 +2217,143 @@
                 <w:sz w:val="16"/>
                 <w:szCs w:val="16"/>
               </w:rPr>
-              <w:t xml:space="preserve">14  </w:t>
+              <w:t xml:space="preserve">16  </w:t>
+            </w:r>
+            <w:r>
+              <w:rPr>
+                <w:sz w:val="16"/>
+                <w:szCs w:val="16"/>
+              </w:rPr>
+              <w:t xml:space="preserve">Income taxes paid in cash (Chapter 5)</w:t>
+            </w:r>
+          </w:p>
+        </w:tc>
+      </w:tr>
+      <w:tr>
+        <w:tc>
+          <w:tcPr>
+            <w:tcW w:type="pct" w:w="2500"/>
+            <w:tcMar>
+              <w:top w:type="dxa" w:w="20"/>
+              <w:left w:type="dxa" w:w="80"/>
+              <w:bottom w:type="dxa" w:w="20"/>
+              <w:right w:type="dxa" w:w="80"/>
+            </w:tcMar>
+          </w:tcPr>
+          <w:p>
+            <w:pPr>
+              <w:spacing w:before="12" w:after="12"/>
+            </w:pPr>
+            <w:r>
+              <w:rPr>
+                <w:b/>
+                <w:bCs/>
+                <w:color w:val="8186EF"/>
+                <w:sz w:val="16"/>
+                <w:szCs w:val="16"/>
+              </w:rPr>
+              <w:t xml:space="preserve">8  </w:t>
+            </w:r>
+            <w:r>
+              <w:rPr>
+                <w:sz w:val="16"/>
+                <w:szCs w:val="16"/>
+              </w:rPr>
+              <w:t xml:space="preserve">usually</w:t>
+            </w:r>
+          </w:p>
+        </w:tc>
+        <w:tc>
+          <w:tcPr>
+            <w:tcW w:type="pct" w:w="2500"/>
+            <w:tcMar>
+              <w:top w:type="dxa" w:w="20"/>
+              <w:left w:type="dxa" w:w="80"/>
+              <w:bottom w:type="dxa" w:w="20"/>
+              <w:right w:type="dxa" w:w="80"/>
+            </w:tcMar>
+          </w:tcPr>
+          <w:p>
+            <w:pPr>
+              <w:spacing w:before="12" w:after="12"/>
+            </w:pPr>
+            <w:r>
+              <w:rPr>
+                <w:b/>
+                <w:bCs/>
+                <w:color w:val="8186EF"/>
+                <w:sz w:val="16"/>
+                <w:szCs w:val="16"/>
+              </w:rPr>
+              <w:t xml:space="preserve">17  </w:t>
+            </w:r>
+            <w:r>
+              <w:rPr>
+                <w:sz w:val="16"/>
+                <w:szCs w:val="16"/>
+              </w:rPr>
+              <w:t xml:space="preserve">current tax expense</w:t>
+            </w:r>
+          </w:p>
+        </w:tc>
+      </w:tr>
+      <w:tr>
+        <w:tc>
+          <w:tcPr>
+            <w:tcW w:type="pct" w:w="2500"/>
+            <w:tcMar>
+              <w:top w:type="dxa" w:w="20"/>
+              <w:left w:type="dxa" w:w="80"/>
+              <w:bottom w:type="dxa" w:w="20"/>
+              <w:right w:type="dxa" w:w="80"/>
+            </w:tcMar>
+          </w:tcPr>
+          <w:p>
+            <w:pPr>
+              <w:spacing w:before="12" w:after="12"/>
+            </w:pPr>
+            <w:r>
+              <w:rPr>
+                <w:b/>
+                <w:bCs/>
+                <w:color w:val="8186EF"/>
+                <w:sz w:val="16"/>
+                <w:szCs w:val="16"/>
+              </w:rPr>
+              <w:t xml:space="preserve">9  </w:t>
+            </w:r>
+            <w:r>
+              <w:rPr>
+                <w:sz w:val="16"/>
+                <w:szCs w:val="16"/>
+              </w:rPr>
+              <w:t xml:space="preserve">reported</w:t>
+            </w:r>
+          </w:p>
+        </w:tc>
+        <w:tc>
+          <w:tcPr>
+            <w:tcW w:type="pct" w:w="2500"/>
+            <w:tcMar>
+              <w:top w:type="dxa" w:w="20"/>
+              <w:left w:type="dxa" w:w="80"/>
+              <w:bottom w:type="dxa" w:w="20"/>
+              <w:right w:type="dxa" w:w="80"/>
+            </w:tcMar>
+          </w:tcPr>
+          <w:p>
+            <w:pPr>
+              <w:spacing w:before="12" w:after="12"/>
+            </w:pPr>
+            <w:r>
+              <w:rPr>
+                <w:b/>
+                <w:bCs/>
+                <w:color w:val="8186EF"/>
+                <w:sz w:val="16"/>
+                <w:szCs w:val="16"/>
+              </w:rPr>
+              <w:t xml:space="preserve">18  </w:t>
             </w:r>
             <w:r>
               <w:rPr>
@@ -2125,7 +2403,7 @@
           <w:sz w:val="15"/>
           <w:szCs w:val="15"/>
         </w:rPr>
-        <w:t xml:space="preserve">Financial statements follow U.S. GAAP and are prepared for investors. Tax returns follow tax law and are prepared for the government. The two sets of rules have different goals, so taxable income is usually not the same as income before income taxes. If a company simply reported the tax it paid, its tax expense would jump around when the rules timed items differently. Interperiod tax allocation solves this. The company recognizes the tax effects of transactions in the same periods as the transactions themselves, using deferred taxes.</w:t>
+        <w:t xml:space="preserve">Financial statements follow U.S. GAAP and are prepared for investors. Tax returns follow tax law and are prepared for the government. The two sets of rules have different goals, so taxable income is usually not the same as income before income taxes. If a company simply reported the tax it paid, its tax expense would jump around when the rules timed items differently. Interperiod tax allocation solves this. The company recognizes the tax effects of transactions in the same periods as the transactions themselves, using deferred taxes. Income tax expense of $989,700 has two parts: current tax expense of $889,700, the tax on 2025 taxable income, and deferred tax expense of $100,000. Net taxable temporary differences grew by $400,000, mainly because tax depreciation was faster than book depreciation.</w:t>
       </w:r>
     </w:p>
     <w:p>
@@ -2232,7 +2510,7 @@
           <w:sz w:val="16"/>
           <w:szCs w:val="16"/>
         </w:rPr>
-        <w:t xml:space="preserve">      gaps 1–7</w:t>
+        <w:t xml:space="preserve">      gaps 1–10</w:t>
       </w:r>
     </w:p>
     <w:p>
@@ -2245,7 +2523,7 @@
           <w:sz w:val="19"/>
           <w:szCs w:val="19"/>
         </w:rPr>
-        <w:t xml:space="preserve">A temporary difference arises when the tax basis of an asset or </w:t>
+        <w:t xml:space="preserve">A temporary difference </w:t>
       </w:r>
       <w:r>
         <w:rPr>
@@ -2277,7 +2555,7 @@
           <w:sz w:val="19"/>
           <w:szCs w:val="19"/>
         </w:rPr>
-        <w:t xml:space="preserve"> differs from its </w:t>
+        <w:t xml:space="preserve"> when the tax basis of an asset or liability differs from its </w:t>
       </w:r>
       <w:r>
         <w:rPr>
@@ -2355,7 +2633,7 @@
           <w:sz w:val="19"/>
           <w:szCs w:val="19"/>
         </w:rPr>
-        <w:t xml:space="preserve">A taxable temporary difference will increase future taxable income; a </w:t>
+        <w:t xml:space="preserve">A taxable temporary difference will </w:t>
       </w:r>
       <w:r>
         <w:rPr>
@@ -2373,7 +2651,7 @@
           <w:sz w:val="19"/>
           <w:szCs w:val="19"/>
         </w:rPr>
-        <w:t xml:space="preserve">            </w:t>
+        <w:t xml:space="preserve">           </w:t>
       </w:r>
       <w:r>
         <w:rPr>
@@ -2387,21 +2665,7 @@
           <w:sz w:val="19"/>
           <w:szCs w:val="19"/>
         </w:rPr>
-        <w:t xml:space="preserve"> temporary difference will reduce it. </w:t>
-      </w:r>
-      <w:r>
-        <w:rPr>
-          <w:sz w:val="19"/>
-          <w:szCs w:val="19"/>
-        </w:rPr>
-        <w:t xml:space="preserve">A permanent difference never reverses. </w:t>
-      </w:r>
-      <w:r>
-        <w:rPr>
-          <w:sz w:val="19"/>
-          <w:szCs w:val="19"/>
-        </w:rPr>
-        <w:t xml:space="preserve">The item is in book income but never in taxable income, or the </w:t>
+        <w:t xml:space="preserve"> future taxable income; a deductible temporary difference will </w:t>
       </w:r>
       <w:r>
         <w:rPr>
@@ -2433,14 +2697,21 @@
           <w:sz w:val="19"/>
           <w:szCs w:val="19"/>
         </w:rPr>
-        <w:t xml:space="preserve">. </w:t>
-      </w:r>
-      <w:r>
-        <w:rPr>
-          <w:sz w:val="19"/>
-          <w:szCs w:val="19"/>
-        </w:rPr>
-        <w:t xml:space="preserve"/>
+        <w:t xml:space="preserve"> it. </w:t>
+      </w:r>
+      <w:r>
+        <w:rPr>
+          <w:sz w:val="19"/>
+          <w:szCs w:val="19"/>
+        </w:rPr>
+        <w:t xml:space="preserve">A permanent difference never reverses. </w:t>
+      </w:r>
+      <w:r>
+        <w:rPr>
+          <w:sz w:val="19"/>
+          <w:szCs w:val="19"/>
+        </w:rPr>
+        <w:t xml:space="preserve">The item is in book income but never in taxable income, or the </w:t>
       </w:r>
       <w:r>
         <w:rPr>
@@ -2458,7 +2729,7 @@
           <w:sz w:val="19"/>
           <w:szCs w:val="19"/>
         </w:rPr>
-        <w:t xml:space="preserve">            </w:t>
+        <w:t xml:space="preserve">           </w:t>
       </w:r>
       <w:r>
         <w:rPr>
@@ -2472,14 +2743,14 @@
           <w:sz w:val="19"/>
           <w:szCs w:val="19"/>
         </w:rPr>
-        <w:t xml:space="preserve"> municipal bond interest and fines are common examples. </w:t>
-      </w:r>
-      <w:r>
-        <w:rPr>
-          <w:sz w:val="19"/>
-          <w:szCs w:val="19"/>
-        </w:rPr>
-        <w:t xml:space="preserve">Permanent </w:t>
+        <w:t xml:space="preserve">. </w:t>
+      </w:r>
+      <w:r>
+        <w:rPr>
+          <w:sz w:val="19"/>
+          <w:szCs w:val="19"/>
+        </w:rPr>
+        <w:t xml:space="preserve"/>
       </w:r>
       <w:r>
         <w:rPr>
@@ -2497,6 +2768,77 @@
           <w:sz w:val="19"/>
           <w:szCs w:val="19"/>
         </w:rPr>
+        <w:t xml:space="preserve">            </w:t>
+      </w:r>
+      <w:r>
+        <w:rPr>
+          <w:sz w:val="19"/>
+          <w:szCs w:val="19"/>
+        </w:rPr>
+        <w:t xml:space="preserve"> </w:t>
+      </w:r>
+      <w:r>
+        <w:rPr>
+          <w:sz w:val="19"/>
+          <w:szCs w:val="19"/>
+        </w:rPr>
+        <w:t xml:space="preserve"> municipal bond </w:t>
+      </w:r>
+      <w:r>
+        <w:rPr>
+          <w:b/>
+          <w:bCs/>
+          <w:color w:val="8186EF"/>
+          <w:sz w:val="15"/>
+          <w:szCs w:val="15"/>
+        </w:rPr>
+        <w:t xml:space="preserve"> (8) </w:t>
+      </w:r>
+      <w:r>
+        <w:rPr>
+          <w:u w:val="single"/>
+          <w:sz w:val="19"/>
+          <w:szCs w:val="19"/>
+        </w:rPr>
+        <w:t xml:space="preserve">           </w:t>
+      </w:r>
+      <w:r>
+        <w:rPr>
+          <w:sz w:val="19"/>
+          <w:szCs w:val="19"/>
+        </w:rPr>
+        <w:t xml:space="preserve"> </w:t>
+      </w:r>
+      <w:r>
+        <w:rPr>
+          <w:sz w:val="19"/>
+          <w:szCs w:val="19"/>
+        </w:rPr>
+        <w:t xml:space="preserve"> and fines are common examples. </w:t>
+      </w:r>
+      <w:r>
+        <w:rPr>
+          <w:sz w:val="19"/>
+          <w:szCs w:val="19"/>
+        </w:rPr>
+        <w:t xml:space="preserve">Permanent </w:t>
+      </w:r>
+      <w:r>
+        <w:rPr>
+          <w:b/>
+          <w:bCs/>
+          <w:color w:val="8186EF"/>
+          <w:sz w:val="15"/>
+          <w:szCs w:val="15"/>
+        </w:rPr>
+        <w:t xml:space="preserve"> (9) </w:t>
+      </w:r>
+      <w:r>
+        <w:rPr>
+          <w:u w:val="single"/>
+          <w:sz w:val="19"/>
+          <w:szCs w:val="19"/>
+        </w:rPr>
         <w:t xml:space="preserve">             </w:t>
       </w:r>
       <w:r>
@@ -2511,7 +2853,53 @@
           <w:sz w:val="19"/>
           <w:szCs w:val="19"/>
         </w:rPr>
-        <w:t xml:space="preserve"> create no deferred tax; they only change the effective tax rate. </w:t>
+        <w:t xml:space="preserve"> create no deferred tax; they only change the </w:t>
+      </w:r>
+      <w:r>
+        <w:rPr>
+          <w:b/>
+          <w:bCs/>
+          <w:color w:val="8186EF"/>
+          <w:sz w:val="15"/>
+          <w:szCs w:val="15"/>
+        </w:rPr>
+        <w:t xml:space="preserve"> (10) </w:t>
+      </w:r>
+      <w:r>
+        <w:rPr>
+          <w:u w:val="single"/>
+          <w:sz w:val="19"/>
+          <w:szCs w:val="19"/>
+        </w:rPr>
+        <w:t xml:space="preserve">           </w:t>
+      </w:r>
+      <w:r>
+        <w:rPr>
+          <w:sz w:val="19"/>
+          <w:szCs w:val="19"/>
+        </w:rPr>
+        <w:t xml:space="preserve"> </w:t>
+      </w:r>
+      <w:r>
+        <w:rPr>
+          <w:sz w:val="19"/>
+          <w:szCs w:val="19"/>
+        </w:rPr>
+        <w:t xml:space="preserve"> tax rate. </w:t>
+      </w:r>
+      <w:r>
+        <w:rPr>
+          <w:sz w:val="19"/>
+          <w:szCs w:val="19"/>
+        </w:rPr>
+        <w:t xml:space="preserve">A taxable temporary difference creates a deferred tax liability: tax that will be paid later. </w:t>
+      </w:r>
+      <w:r>
+        <w:rPr>
+          <w:sz w:val="19"/>
+          <w:szCs w:val="19"/>
+        </w:rPr>
+        <w:t xml:space="preserve">A deductible temporary difference creates a deferred tax asset: tax that will be saved later. </w:t>
       </w:r>
     </w:p>
     <w:tbl>
@@ -2569,7 +2957,7 @@
                 <w:sz w:val="16"/>
                 <w:szCs w:val="16"/>
               </w:rPr>
-              <w:t xml:space="preserve">Tax-exempt   ·   carrying   ·   increase   ·   reverse   ·   balance   ·   deductible   ·   differences   ·   liability</w:t>
+              <w:t xml:space="preserve">differences   ·   increase   ·   effective   ·   Tax-exempt   ·   accrued   ·   balance   ·   carrying   ·   reverse   ·   reduce   ·   interest   ·   arises</w:t>
             </w:r>
           </w:p>
         </w:tc>
@@ -2754,7 +3142,7 @@
                 <w:sz w:val="14"/>
                 <w:szCs w:val="14"/>
               </w:rPr>
-              <w:t xml:space="preserve">(8)</w:t>
+              <w:t xml:space="preserve">(11)</w:t>
             </w:r>
           </w:p>
         </w:tc>
@@ -2854,7 +3242,7 @@
                 <w:sz w:val="14"/>
                 <w:szCs w:val="14"/>
               </w:rPr>
-              <w:t xml:space="preserve">(9)</w:t>
+              <w:t xml:space="preserve">(12)</w:t>
             </w:r>
           </w:p>
         </w:tc>
@@ -2929,7 +3317,7 @@
                 <w:sz w:val="14"/>
                 <w:szCs w:val="14"/>
               </w:rPr>
-              <w:t xml:space="preserve">(10)</w:t>
+              <w:t xml:space="preserve">(13)</w:t>
             </w:r>
           </w:p>
         </w:tc>
@@ -2982,7 +3370,7 @@
                 <w:sz w:val="14"/>
                 <w:szCs w:val="14"/>
               </w:rPr>
-              <w:t xml:space="preserve">(11)</w:t>
+              <w:t xml:space="preserve">(14)</w:t>
             </w:r>
           </w:p>
         </w:tc>
@@ -3081,7 +3469,7 @@
                 <w:sz w:val="14"/>
                 <w:szCs w:val="14"/>
               </w:rPr>
-              <w:t xml:space="preserve">(12)</w:t>
+              <w:t xml:space="preserve">(15)</w:t>
             </w:r>
           </w:p>
         </w:tc>
@@ -3362,7 +3750,7 @@
           <w:sz w:val="16"/>
           <w:szCs w:val="16"/>
         </w:rPr>
-        <w:t xml:space="preserve">      gaps 13–15</w:t>
+        <w:t xml:space="preserve">      gaps 16–18</w:t>
       </w:r>
     </w:p>
     <w:p>
@@ -3385,7 +3773,7 @@
           <w:sz w:val="15"/>
           <w:szCs w:val="15"/>
         </w:rPr>
-        <w:t xml:space="preserve"> (13) </w:t>
+        <w:t xml:space="preserve"> (16) </w:t>
       </w:r>
       <w:r>
         <w:rPr>
@@ -3424,7 +3812,7 @@
           <w:sz w:val="15"/>
           <w:szCs w:val="15"/>
         </w:rPr>
-        <w:t xml:space="preserve"> (14) </w:t>
+        <w:t xml:space="preserve"> (17) </w:t>
       </w:r>
       <w:r>
         <w:rPr>
@@ -3463,7 +3851,7 @@
           <w:sz w:val="15"/>
           <w:szCs w:val="15"/>
         </w:rPr>
-        <w:t xml:space="preserve"> (15) </w:t>
+        <w:t xml:space="preserve"> (18) </w:t>
       </w:r>
       <w:r>
         <w:rPr>
@@ -3543,7 +3931,7 @@
                 <w:sz w:val="16"/>
                 <w:szCs w:val="16"/>
               </w:rPr>
-              <w:t xml:space="preserve">deferred   ·   depreciation   ·   deductible   ·   municipal</w:t>
+              <w:t xml:space="preserve">increase   ·   depreciation   ·   deductible   ·   municipal</w:t>
             </w:r>
           </w:p>
         </w:tc>
@@ -4152,7 +4540,7 @@
                 <w:sz w:val="16"/>
                 <w:szCs w:val="16"/>
               </w:rPr>
-              <w:t xml:space="preserve">liability</w:t>
+              <w:t xml:space="preserve">arises</w:t>
             </w:r>
           </w:p>
         </w:tc>
@@ -4178,14 +4566,14 @@
                 <w:sz w:val="16"/>
                 <w:szCs w:val="16"/>
               </w:rPr>
-              <w:t xml:space="preserve">10  </w:t>
-            </w:r>
-            <w:r>
-              <w:rPr>
-                <w:sz w:val="16"/>
-                <w:szCs w:val="16"/>
-              </w:rPr>
-              <w:t xml:space="preserve">Deferred tax asset</w:t>
+              <w:t xml:space="preserve">11  </w:t>
+            </w:r>
+            <w:r>
+              <w:rPr>
+                <w:sz w:val="16"/>
+                <w:szCs w:val="16"/>
+              </w:rPr>
+              <w:t xml:space="preserve">Temporary, taxable</w:t>
             </w:r>
           </w:p>
         </w:tc>
@@ -4246,14 +4634,14 @@
                 <w:sz w:val="16"/>
                 <w:szCs w:val="16"/>
               </w:rPr>
-              <w:t xml:space="preserve">11  </w:t>
-            </w:r>
-            <w:r>
-              <w:rPr>
-                <w:sz w:val="16"/>
-                <w:szCs w:val="16"/>
-              </w:rPr>
-              <w:t xml:space="preserve">Temporary, deductible</w:t>
+              <w:t xml:space="preserve">12  </w:t>
+            </w:r>
+            <w:r>
+              <w:rPr>
+                <w:sz w:val="16"/>
+                <w:szCs w:val="16"/>
+              </w:rPr>
+              <w:t xml:space="preserve">Deferred tax liability</w:t>
             </w:r>
           </w:p>
         </w:tc>
@@ -4314,14 +4702,14 @@
                 <w:sz w:val="16"/>
                 <w:szCs w:val="16"/>
               </w:rPr>
-              <w:t xml:space="preserve">12  </w:t>
-            </w:r>
-            <w:r>
-              <w:rPr>
-                <w:sz w:val="16"/>
-                <w:szCs w:val="16"/>
-              </w:rPr>
-              <w:t xml:space="preserve">None</w:t>
+              <w:t xml:space="preserve">13  </w:t>
+            </w:r>
+            <w:r>
+              <w:rPr>
+                <w:sz w:val="16"/>
+                <w:szCs w:val="16"/>
+              </w:rPr>
+              <w:t xml:space="preserve">Deferred tax asset</w:t>
             </w:r>
           </w:p>
         </w:tc>
@@ -4356,7 +4744,7 @@
                 <w:sz w:val="16"/>
                 <w:szCs w:val="16"/>
               </w:rPr>
-              <w:t xml:space="preserve">deductible</w:t>
+              <w:t xml:space="preserve">increase</w:t>
             </w:r>
           </w:p>
         </w:tc>
@@ -4382,14 +4770,14 @@
                 <w:sz w:val="16"/>
                 <w:szCs w:val="16"/>
               </w:rPr>
-              <w:t xml:space="preserve">13  </w:t>
-            </w:r>
-            <w:r>
-              <w:rPr>
-                <w:sz w:val="16"/>
-                <w:szCs w:val="16"/>
-              </w:rPr>
-              <w:t xml:space="preserve">depreciation</w:t>
+              <w:t xml:space="preserve">14  </w:t>
+            </w:r>
+            <w:r>
+              <w:rPr>
+                <w:sz w:val="16"/>
+                <w:szCs w:val="16"/>
+              </w:rPr>
+              <w:t xml:space="preserve">Temporary, deductible</w:t>
             </w:r>
           </w:p>
         </w:tc>
@@ -4424,7 +4812,7 @@
                 <w:sz w:val="16"/>
                 <w:szCs w:val="16"/>
               </w:rPr>
-              <w:t xml:space="preserve">reverse</w:t>
+              <w:t xml:space="preserve">reduce</w:t>
             </w:r>
           </w:p>
         </w:tc>
@@ -4450,14 +4838,14 @@
                 <w:sz w:val="16"/>
                 <w:szCs w:val="16"/>
               </w:rPr>
-              <w:t xml:space="preserve">14  </w:t>
-            </w:r>
-            <w:r>
-              <w:rPr>
-                <w:sz w:val="16"/>
-                <w:szCs w:val="16"/>
-              </w:rPr>
-              <w:t xml:space="preserve">deductible</w:t>
+              <w:t xml:space="preserve">15  </w:t>
+            </w:r>
+            <w:r>
+              <w:rPr>
+                <w:sz w:val="16"/>
+                <w:szCs w:val="16"/>
+              </w:rPr>
+              <w:t xml:space="preserve">None</w:t>
             </w:r>
           </w:p>
         </w:tc>
@@ -4492,7 +4880,7 @@
                 <w:sz w:val="16"/>
                 <w:szCs w:val="16"/>
               </w:rPr>
-              <w:t xml:space="preserve">Tax-exempt</w:t>
+              <w:t xml:space="preserve">reverse</w:t>
             </w:r>
           </w:p>
         </w:tc>
@@ -4518,14 +4906,14 @@
                 <w:sz w:val="16"/>
                 <w:szCs w:val="16"/>
               </w:rPr>
-              <w:t xml:space="preserve">15  </w:t>
-            </w:r>
-            <w:r>
-              <w:rPr>
-                <w:sz w:val="16"/>
-                <w:szCs w:val="16"/>
-              </w:rPr>
-              <w:t xml:space="preserve">municipal</w:t>
+              <w:t xml:space="preserve">16  </w:t>
+            </w:r>
+            <w:r>
+              <w:rPr>
+                <w:sz w:val="16"/>
+                <w:szCs w:val="16"/>
+              </w:rPr>
+              <w:t xml:space="preserve">depreciation</w:t>
             </w:r>
           </w:p>
         </w:tc>
@@ -4560,7 +4948,7 @@
                 <w:sz w:val="16"/>
                 <w:szCs w:val="16"/>
               </w:rPr>
-              <w:t xml:space="preserve">differences</w:t>
+              <w:t xml:space="preserve">Tax-exempt</w:t>
             </w:r>
           </w:p>
         </w:tc>
@@ -4586,14 +4974,14 @@
                 <w:sz w:val="16"/>
                 <w:szCs w:val="16"/>
               </w:rPr>
-              <w:t xml:space="preserve">16  </w:t>
-            </w:r>
-            <w:r>
-              <w:rPr>
-                <w:sz w:val="16"/>
-                <w:szCs w:val="16"/>
-              </w:rPr>
-              <w:t xml:space="preserve">deductible temporary difference</w:t>
+              <w:t xml:space="preserve">17  </w:t>
+            </w:r>
+            <w:r>
+              <w:rPr>
+                <w:sz w:val="16"/>
+                <w:szCs w:val="16"/>
+              </w:rPr>
+              <w:t xml:space="preserve">deductible</w:t>
             </w:r>
           </w:p>
         </w:tc>
@@ -4628,7 +5016,7 @@
                 <w:sz w:val="16"/>
                 <w:szCs w:val="16"/>
               </w:rPr>
-              <w:t xml:space="preserve">Temporary, taxable</w:t>
+              <w:t xml:space="preserve">interest</w:t>
             </w:r>
           </w:p>
         </w:tc>
@@ -4654,14 +5042,14 @@
                 <w:sz w:val="16"/>
                 <w:szCs w:val="16"/>
               </w:rPr>
-              <w:t xml:space="preserve">17  </w:t>
-            </w:r>
-            <w:r>
-              <w:rPr>
-                <w:sz w:val="16"/>
-                <w:szCs w:val="16"/>
-              </w:rPr>
-              <w:t xml:space="preserve">tax basis</w:t>
+              <w:t xml:space="preserve">18  </w:t>
+            </w:r>
+            <w:r>
+              <w:rPr>
+                <w:sz w:val="16"/>
+                <w:szCs w:val="16"/>
+              </w:rPr>
+              <w:t xml:space="preserve">municipal</w:t>
             </w:r>
           </w:p>
         </w:tc>
@@ -4696,7 +5084,7 @@
                 <w:sz w:val="16"/>
                 <w:szCs w:val="16"/>
               </w:rPr>
-              <w:t xml:space="preserve">Deferred tax liability</w:t>
+              <w:t xml:space="preserve">differences</w:t>
             </w:r>
           </w:p>
         </w:tc>
@@ -4712,14 +5100,92 @@
           </w:tcPr>
           <w:p>
             <w:pPr>
-              <w:spacing w:before="24" w:after="24"/>
-            </w:pPr>
-            <w:r>
-              <w:rPr>
-                <w:sz w:val="16"/>
-                <w:szCs w:val="16"/>
-              </w:rPr>
-              <w:t xml:space="preserve"/>
+              <w:spacing w:before="12" w:after="12"/>
+            </w:pPr>
+            <w:r>
+              <w:rPr>
+                <w:b/>
+                <w:bCs/>
+                <w:color w:val="8186EF"/>
+                <w:sz w:val="16"/>
+                <w:szCs w:val="16"/>
+              </w:rPr>
+              <w:t xml:space="preserve">19  </w:t>
+            </w:r>
+            <w:r>
+              <w:rPr>
+                <w:sz w:val="16"/>
+                <w:szCs w:val="16"/>
+              </w:rPr>
+              <w:t xml:space="preserve">deductible temporary difference</w:t>
+            </w:r>
+          </w:p>
+        </w:tc>
+      </w:tr>
+      <w:tr>
+        <w:tc>
+          <w:tcPr>
+            <w:tcW w:type="pct" w:w="2500"/>
+            <w:tcMar>
+              <w:top w:type="dxa" w:w="20"/>
+              <w:left w:type="dxa" w:w="80"/>
+              <w:bottom w:type="dxa" w:w="20"/>
+              <w:right w:type="dxa" w:w="80"/>
+            </w:tcMar>
+          </w:tcPr>
+          <w:p>
+            <w:pPr>
+              <w:spacing w:before="12" w:after="12"/>
+            </w:pPr>
+            <w:r>
+              <w:rPr>
+                <w:b/>
+                <w:bCs/>
+                <w:color w:val="8186EF"/>
+                <w:sz w:val="16"/>
+                <w:szCs w:val="16"/>
+              </w:rPr>
+              <w:t xml:space="preserve">10  </w:t>
+            </w:r>
+            <w:r>
+              <w:rPr>
+                <w:sz w:val="16"/>
+                <w:szCs w:val="16"/>
+              </w:rPr>
+              <w:t xml:space="preserve">effective</w:t>
+            </w:r>
+          </w:p>
+        </w:tc>
+        <w:tc>
+          <w:tcPr>
+            <w:tcW w:type="pct" w:w="2500"/>
+            <w:tcMar>
+              <w:top w:type="dxa" w:w="20"/>
+              <w:left w:type="dxa" w:w="80"/>
+              <w:bottom w:type="dxa" w:w="20"/>
+              <w:right w:type="dxa" w:w="80"/>
+            </w:tcMar>
+          </w:tcPr>
+          <w:p>
+            <w:pPr>
+              <w:spacing w:before="12" w:after="12"/>
+            </w:pPr>
+            <w:r>
+              <w:rPr>
+                <w:b/>
+                <w:bCs/>
+                <w:color w:val="8186EF"/>
+                <w:sz w:val="16"/>
+                <w:szCs w:val="16"/>
+              </w:rPr>
+              <w:t xml:space="preserve">20  </w:t>
+            </w:r>
+            <w:r>
+              <w:rPr>
+                <w:sz w:val="16"/>
+                <w:szCs w:val="16"/>
+              </w:rPr>
+              <w:t xml:space="preserve">tax basis</w:t>
             </w:r>
           </w:p>
         </w:tc>
@@ -4762,7 +5228,7 @@
           <w:sz w:val="15"/>
           <w:szCs w:val="15"/>
         </w:rPr>
-        <w:t xml:space="preserve">A temporary difference arises when the tax basis of an asset or liability differs from its carrying amount on the balance sheet. It reverses in later years. A taxable temporary difference will increase future taxable income; a deductible temporary difference will reduce it. A permanent difference never reverses. The item is in book income but never in taxable income, or the reverse. Tax-exempt municipal bond interest and fines are common examples. Permanent differences create no deferred tax; they only change the effective tax rate.</w:t>
+        <w:t xml:space="preserve">A temporary difference arises when the tax basis of an asset or liability differs from its carrying amount on the balance sheet. It reverses in later years. A taxable temporary difference will increase future taxable income; a deductible temporary difference will reduce it. A permanent difference never reverses. The item is in book income but never in taxable income, or the reverse. Tax-exempt municipal bond interest and fines are common examples. Permanent differences create no deferred tax; they only change the effective tax rate. A taxable temporary difference creates a deferred tax liability: tax that will be paid later. A deductible temporary difference creates a deferred tax asset: tax that will be saved later.</w:t>
       </w:r>
     </w:p>
     <w:p>
@@ -5113,7 +5579,7 @@
                 <w:sz w:val="16"/>
                 <w:szCs w:val="16"/>
               </w:rPr>
-              <w:t xml:space="preserve">liabilities   ·   liability   ·   approach   ·   because   ·   Current</w:t>
+              <w:t xml:space="preserve">liabilities   ·   liability   ·   approach   ·   interest   ·   Current</w:t>
             </w:r>
           </w:p>
         </w:tc>
@@ -5531,7 +5997,7 @@
                 <w:sz w:val="16"/>
                 <w:szCs w:val="16"/>
               </w:rPr>
-              <w:t xml:space="preserve">dispenser   ·   permanent   ·   temporary   ·   equipment   ·   differences   ·   deductible   ·   allows   ·   Orontes</w:t>
+              <w:t xml:space="preserve">dispenser   ·   balance   ·   temporary   ·   equipment   ·   differences   ·   deductible   ·   allows   ·   Orontes</w:t>
             </w:r>
           </w:p>
         </w:tc>
@@ -5953,7 +6419,7 @@
                 <w:sz w:val="16"/>
                 <w:szCs w:val="16"/>
               </w:rPr>
-              <w:t xml:space="preserve">liability   ·   warranty   ·   effective   ·   equipment   ·   statutory   ·   follow</w:t>
+              <w:t xml:space="preserve">liability   ·   depreciation   ·   effective   ·   equipment   ·   statutory   ·   follow</w:t>
             </w:r>
           </w:p>
         </w:tc>
@@ -7010,6 +7476,19 @@
       </w:tr>
     </w:tbl>
     <w:p/>
+    <w:p>
+      <w:pPr>
+        <w:spacing w:before="20" w:after="20" w:line="360" w:lineRule="auto"/>
+        <w:ind w:left="200"/>
+      </w:pPr>
+      <w:r>
+        <w:rPr>
+          <w:sz w:val="19"/>
+          <w:szCs w:val="19"/>
+        </w:rPr>
+        <w:t xml:space="preserve">The first two are done. Classify the other four and say what each creates.</w:t>
+      </w:r>
+    </w:p>
     <w:tbl>
       <w:tblPr>
         <w:tblW w:type="pct" w:w="100%"/>
@@ -7640,7 +8119,7 @@
                 <w:sz w:val="16"/>
                 <w:szCs w:val="16"/>
               </w:rPr>
-              <w:t xml:space="preserve">None   ·   Taxable income   ·   Temporary, taxable</w:t>
+              <w:t xml:space="preserve">None   ·   Temporary, taxable   ·   valuation allowance</w:t>
             </w:r>
           </w:p>
         </w:tc>
@@ -9462,7 +9941,7 @@
           <w:sz w:val="19"/>
           <w:szCs w:val="19"/>
         </w:rPr>
-        <w:t xml:space="preserve">A deferred tax asset is </w:t>
+        <w:t xml:space="preserve"/>
       </w:r>
       <w:r>
         <w:rPr>
@@ -9494,7 +9973,14 @@
           <w:sz w:val="19"/>
           <w:szCs w:val="19"/>
         </w:rPr>
-        <w:t xml:space="preserve"> only if the company will have </w:t>
+        <w:t xml:space="preserve"> a law enacted in 2027 cuts the rate to 21% from 2028. </w:t>
+      </w:r>
+      <w:r>
+        <w:rPr>
+          <w:sz w:val="19"/>
+          <w:szCs w:val="19"/>
+        </w:rPr>
+        <w:t xml:space="preserve">At the end of 2027 the </w:t>
       </w:r>
       <w:r>
         <w:rPr>
@@ -9526,14 +10012,14 @@
           <w:sz w:val="19"/>
           <w:szCs w:val="19"/>
         </w:rPr>
-        <w:t xml:space="preserve"> taxable income to use it. </w:t>
-      </w:r>
-      <w:r>
-        <w:rPr>
-          <w:sz w:val="19"/>
-          <w:szCs w:val="19"/>
-        </w:rPr>
-        <w:t xml:space="preserve">If it is more likely than not that some of the asset will not be </w:t>
+        <w:t xml:space="preserve"> falls from $75,000 to $63,000. </w:t>
+      </w:r>
+      <w:r>
+        <w:rPr>
+          <w:sz w:val="19"/>
+          <w:szCs w:val="19"/>
+        </w:rPr>
+        <w:t xml:space="preserve">The $12,000 </w:t>
       </w:r>
       <w:r>
         <w:rPr>
@@ -9565,7 +10051,14 @@
           <w:sz w:val="19"/>
           <w:szCs w:val="19"/>
         </w:rPr>
-        <w:t xml:space="preserve">, the company records a </w:t>
+        <w:t xml:space="preserve"> is a benefit in 2027. </w:t>
+      </w:r>
+      <w:r>
+        <w:rPr>
+          <w:sz w:val="19"/>
+          <w:szCs w:val="19"/>
+        </w:rPr>
+        <w:t xml:space="preserve">A deferred tax asset is </w:t>
       </w:r>
       <w:r>
         <w:rPr>
@@ -9597,14 +10090,7 @@
           <w:sz w:val="19"/>
           <w:szCs w:val="19"/>
         </w:rPr>
-        <w:t xml:space="preserve"> allowance. </w:t>
-      </w:r>
-      <w:r>
-        <w:rPr>
-          <w:sz w:val="19"/>
-          <w:szCs w:val="19"/>
-        </w:rPr>
-        <w:t xml:space="preserve">A tax loss </w:t>
+        <w:t xml:space="preserve"> only if the company will have enough </w:t>
       </w:r>
       <w:r>
         <w:rPr>
@@ -9636,7 +10122,14 @@
           <w:sz w:val="19"/>
           <w:szCs w:val="19"/>
         </w:rPr>
-        <w:t xml:space="preserve"> a net operating loss </w:t>
+        <w:t xml:space="preserve"> income to use it. </w:t>
+      </w:r>
+      <w:r>
+        <w:rPr>
+          <w:sz w:val="19"/>
+          <w:szCs w:val="19"/>
+        </w:rPr>
+        <w:t xml:space="preserve">If it is more likely than not that some of the asset will not be realized, the company records a </w:t>
       </w:r>
       <w:r>
         <w:rPr>
@@ -9654,7 +10147,7 @@
           <w:sz w:val="19"/>
           <w:szCs w:val="19"/>
         </w:rPr>
-        <w:t xml:space="preserve">              </w:t>
+        <w:t xml:space="preserve">           </w:t>
       </w:r>
       <w:r>
         <w:rPr>
@@ -9668,21 +10161,7 @@
           <w:sz w:val="19"/>
           <w:szCs w:val="19"/>
         </w:rPr>
-        <w:t xml:space="preserve">, which is a deferred tax asset. </w:t>
-      </w:r>
-      <w:r>
-        <w:rPr>
-          <w:sz w:val="19"/>
-          <w:szCs w:val="19"/>
-        </w:rPr>
-        <w:t xml:space="preserve">Under current U.S. federal law, most losses cannot be carried back. </w:t>
-      </w:r>
-      <w:r>
-        <w:rPr>
-          <w:sz w:val="19"/>
-          <w:szCs w:val="19"/>
-        </w:rPr>
-        <w:t xml:space="preserve">They can be carried forward without a time limit, but they can reduce only 80% of taxable income in any year. </w:t>
+        <w:t xml:space="preserve"> allowance. </w:t>
       </w:r>
     </w:p>
     <w:tbl>
@@ -9740,7 +10219,7 @@
                 <w:sz w:val="16"/>
                 <w:szCs w:val="16"/>
               </w:rPr>
-              <w:t xml:space="preserve">valuation   ·   deduction   ·   ignored   ·   remeasures   ·   recorded   ·   carryforward   ·   creates   ·   changes   ·   enough   ·   continuing   ·   useful   ·   enactment   ·   realized</w:t>
+              <w:t xml:space="preserve">useful   ·   deduction   ·   operating   ·   remeasures   ·   recorded   ·   valuation   ·   taxable   ·   changes   ·   liability   ·   continuing   ·   Suppose   ·   enactment   ·   decrease</w:t>
             </w:r>
           </w:p>
         </w:tc>
@@ -9767,7 +10246,7 @@
           <w:sz w:val="16"/>
           <w:szCs w:val="16"/>
         </w:rPr>
-        <w:t xml:space="preserve">      gaps 13–16</w:t>
+        <w:t xml:space="preserve">      gaps 13–20</w:t>
       </w:r>
     </w:p>
     <w:p>
@@ -9780,7 +10259,7 @@
           <w:sz w:val="19"/>
           <w:szCs w:val="19"/>
         </w:rPr>
-        <w:t xml:space="preserve">All deferred tax assets and </w:t>
+        <w:t xml:space="preserve">A tax loss </w:t>
       </w:r>
       <w:r>
         <w:rPr>
@@ -9798,7 +10277,7 @@
           <w:sz w:val="19"/>
           <w:szCs w:val="19"/>
         </w:rPr>
-        <w:t xml:space="preserve">             </w:t>
+        <w:t xml:space="preserve">           </w:t>
       </w:r>
       <w:r>
         <w:rPr>
@@ -9812,14 +10291,7 @@
           <w:sz w:val="19"/>
           <w:szCs w:val="19"/>
         </w:rPr>
-        <w:t xml:space="preserve"> are noncurrent. </w:t>
-      </w:r>
-      <w:r>
-        <w:rPr>
-          <w:sz w:val="19"/>
-          <w:szCs w:val="19"/>
-        </w:rPr>
-        <w:t xml:space="preserve">Within one tax </w:t>
+        <w:t xml:space="preserve"> a net operating loss </w:t>
       </w:r>
       <w:r>
         <w:rPr>
@@ -9851,14 +10323,14 @@
           <w:sz w:val="19"/>
           <w:szCs w:val="19"/>
         </w:rPr>
-        <w:t xml:space="preserve"> they are offset and shown as one net amount. </w:t>
-      </w:r>
-      <w:r>
-        <w:rPr>
-          <w:sz w:val="19"/>
-          <w:szCs w:val="19"/>
-        </w:rPr>
-        <w:t xml:space="preserve">Tax is also allocated within the period: Orontes's OCI loss was shown net of its $375 tax effect, and </w:t>
+        <w:t xml:space="preserve">, which is a deferred tax asset. </w:t>
+      </w:r>
+      <w:r>
+        <w:rPr>
+          <w:sz w:val="19"/>
+          <w:szCs w:val="19"/>
+        </w:rPr>
+        <w:t xml:space="preserve">Under </w:t>
       </w:r>
       <w:r>
         <w:rPr>
@@ -9876,7 +10348,7 @@
           <w:sz w:val="19"/>
           <w:szCs w:val="19"/>
         </w:rPr>
-        <w:t xml:space="preserve">              </w:t>
+        <w:t xml:space="preserve">           </w:t>
       </w:r>
       <w:r>
         <w:rPr>
@@ -9890,14 +10362,7 @@
           <w:sz w:val="19"/>
           <w:szCs w:val="19"/>
         </w:rPr>
-        <w:t xml:space="preserve"> operations carry their own tax. </w:t>
-      </w:r>
-      <w:r>
-        <w:rPr>
-          <w:sz w:val="19"/>
-          <w:szCs w:val="19"/>
-        </w:rPr>
-        <w:t xml:space="preserve">This is </w:t>
+        <w:t xml:space="preserve"> U.S. federal law, most </w:t>
       </w:r>
       <w:r>
         <w:rPr>
@@ -9915,6 +10380,116 @@
           <w:sz w:val="19"/>
           <w:szCs w:val="19"/>
         </w:rPr>
+        <w:t xml:space="preserve">           </w:t>
+      </w:r>
+      <w:r>
+        <w:rPr>
+          <w:sz w:val="19"/>
+          <w:szCs w:val="19"/>
+        </w:rPr>
+        <w:t xml:space="preserve"> </w:t>
+      </w:r>
+      <w:r>
+        <w:rPr>
+          <w:sz w:val="19"/>
+          <w:szCs w:val="19"/>
+        </w:rPr>
+        <w:t xml:space="preserve"> cannot be carried back. </w:t>
+      </w:r>
+      <w:r>
+        <w:rPr>
+          <w:sz w:val="19"/>
+          <w:szCs w:val="19"/>
+        </w:rPr>
+        <w:t xml:space="preserve">They can be carried forward </w:t>
+      </w:r>
+      <w:r>
+        <w:rPr>
+          <w:b/>
+          <w:bCs/>
+          <w:color w:val="8186EF"/>
+          <w:sz w:val="15"/>
+          <w:szCs w:val="15"/>
+        </w:rPr>
+        <w:t xml:space="preserve"> (17) </w:t>
+      </w:r>
+      <w:r>
+        <w:rPr>
+          <w:u w:val="single"/>
+          <w:sz w:val="19"/>
+          <w:szCs w:val="19"/>
+        </w:rPr>
+        <w:t xml:space="preserve">           </w:t>
+      </w:r>
+      <w:r>
+        <w:rPr>
+          <w:sz w:val="19"/>
+          <w:szCs w:val="19"/>
+        </w:rPr>
+        <w:t xml:space="preserve"> </w:t>
+      </w:r>
+      <w:r>
+        <w:rPr>
+          <w:sz w:val="19"/>
+          <w:szCs w:val="19"/>
+        </w:rPr>
+        <w:t xml:space="preserve"> a time limit, but they can reduce only 80% of </w:t>
+      </w:r>
+      <w:r>
+        <w:rPr>
+          <w:b/>
+          <w:bCs/>
+          <w:color w:val="8186EF"/>
+          <w:sz w:val="15"/>
+          <w:szCs w:val="15"/>
+        </w:rPr>
+        <w:t xml:space="preserve"> (18) </w:t>
+      </w:r>
+      <w:r>
+        <w:rPr>
+          <w:u w:val="single"/>
+          <w:sz w:val="19"/>
+          <w:szCs w:val="19"/>
+        </w:rPr>
+        <w:t xml:space="preserve">           </w:t>
+      </w:r>
+      <w:r>
+        <w:rPr>
+          <w:sz w:val="19"/>
+          <w:szCs w:val="19"/>
+        </w:rPr>
+        <w:t xml:space="preserve"> </w:t>
+      </w:r>
+      <w:r>
+        <w:rPr>
+          <w:sz w:val="19"/>
+          <w:szCs w:val="19"/>
+        </w:rPr>
+        <w:t xml:space="preserve"> income in any year. </w:t>
+      </w:r>
+      <w:r>
+        <w:rPr>
+          <w:sz w:val="19"/>
+          <w:szCs w:val="19"/>
+        </w:rPr>
+        <w:t xml:space="preserve">All deferred tax assets and </w:t>
+      </w:r>
+      <w:r>
+        <w:rPr>
+          <w:b/>
+          <w:bCs/>
+          <w:color w:val="8186EF"/>
+          <w:sz w:val="15"/>
+          <w:szCs w:val="15"/>
+        </w:rPr>
+        <w:t xml:space="preserve"> (19) </w:t>
+      </w:r>
+      <w:r>
+        <w:rPr>
+          <w:u w:val="single"/>
+          <w:sz w:val="19"/>
+          <w:szCs w:val="19"/>
+        </w:rPr>
         <w:t xml:space="preserve">             </w:t>
       </w:r>
       <w:r>
@@ -9929,7 +10504,60 @@
           <w:sz w:val="19"/>
           <w:szCs w:val="19"/>
         </w:rPr>
-        <w:t xml:space="preserve"> tax allocation. </w:t>
+        <w:t xml:space="preserve"> are noncurrent. </w:t>
+      </w:r>
+      <w:r>
+        <w:rPr>
+          <w:sz w:val="19"/>
+          <w:szCs w:val="19"/>
+        </w:rPr>
+        <w:t xml:space="preserve">Within one tax </w:t>
+      </w:r>
+      <w:r>
+        <w:rPr>
+          <w:b/>
+          <w:bCs/>
+          <w:color w:val="8186EF"/>
+          <w:sz w:val="15"/>
+          <w:szCs w:val="15"/>
+        </w:rPr>
+        <w:t xml:space="preserve"> (20) </w:t>
+      </w:r>
+      <w:r>
+        <w:rPr>
+          <w:u w:val="single"/>
+          <w:sz w:val="19"/>
+          <w:szCs w:val="19"/>
+        </w:rPr>
+        <w:t xml:space="preserve">              </w:t>
+      </w:r>
+      <w:r>
+        <w:rPr>
+          <w:sz w:val="19"/>
+          <w:szCs w:val="19"/>
+        </w:rPr>
+        <w:t xml:space="preserve"> </w:t>
+      </w:r>
+      <w:r>
+        <w:rPr>
+          <w:sz w:val="19"/>
+          <w:szCs w:val="19"/>
+        </w:rPr>
+        <w:t xml:space="preserve"> they are offset and shown as one net amount. </w:t>
+      </w:r>
+      <w:r>
+        <w:rPr>
+          <w:sz w:val="19"/>
+          <w:szCs w:val="19"/>
+        </w:rPr>
+        <w:t xml:space="preserve">Tax is also allocated within the period: Orontes's OCI loss was shown net of its $375 tax effect, and discontinued operations carry their own tax. </w:t>
+      </w:r>
+      <w:r>
+        <w:rPr>
+          <w:sz w:val="19"/>
+          <w:szCs w:val="19"/>
+        </w:rPr>
+        <w:t xml:space="preserve">This is intraperiod tax allocation. </w:t>
       </w:r>
     </w:p>
     <w:tbl>
@@ -9987,7 +10615,7 @@
                 <w:sz w:val="16"/>
                 <w:szCs w:val="16"/>
               </w:rPr>
-              <w:t xml:space="preserve">intraperiod   ·   includes   ·   liabilities   ·   jurisdiction   ·   discontinued</w:t>
+              <w:t xml:space="preserve">creates   ·   jurisdiction   ·   without   ·   current   ·   quarter   ·   liabilities   ·   carryforward   ·   losses   ·   taxable</w:t>
             </w:r>
           </w:p>
         </w:tc>
@@ -10061,7 +10689,7 @@
           <w:sz w:val="16"/>
           <w:szCs w:val="16"/>
         </w:rPr>
-        <w:t xml:space="preserve">      gaps 17–23</w:t>
+        <w:t xml:space="preserve">      gaps 21–27</w:t>
       </w:r>
     </w:p>
     <w:p>
@@ -10084,7 +10712,7 @@
           <w:sz w:val="15"/>
           <w:szCs w:val="15"/>
         </w:rPr>
-        <w:t xml:space="preserve"> (17) </w:t>
+        <w:t xml:space="preserve"> (21) </w:t>
       </w:r>
       <w:r>
         <w:rPr>
@@ -10116,7 +10744,7 @@
           <w:sz w:val="15"/>
           <w:szCs w:val="15"/>
         </w:rPr>
-        <w:t xml:space="preserve"> (18) </w:t>
+        <w:t xml:space="preserve"> (22) </w:t>
       </w:r>
       <w:r>
         <w:rPr>
@@ -10155,7 +10783,7 @@
           <w:sz w:val="15"/>
           <w:szCs w:val="15"/>
         </w:rPr>
-        <w:t xml:space="preserve"> (19) </w:t>
+        <w:t xml:space="preserve"> (23) </w:t>
       </w:r>
       <w:r>
         <w:rPr>
@@ -10187,7 +10815,7 @@
           <w:sz w:val="15"/>
           <w:szCs w:val="15"/>
         </w:rPr>
-        <w:t xml:space="preserve"> (20) </w:t>
+        <w:t xml:space="preserve"> (24) </w:t>
       </w:r>
       <w:r>
         <w:rPr>
@@ -10226,7 +10854,7 @@
           <w:sz w:val="15"/>
           <w:szCs w:val="15"/>
         </w:rPr>
-        <w:t xml:space="preserve"> (21) </w:t>
+        <w:t xml:space="preserve"> (25) </w:t>
       </w:r>
       <w:r>
         <w:rPr>
@@ -10258,7 +10886,7 @@
           <w:sz w:val="15"/>
           <w:szCs w:val="15"/>
         </w:rPr>
-        <w:t xml:space="preserve"> (22) </w:t>
+        <w:t xml:space="preserve"> (26) </w:t>
       </w:r>
       <w:r>
         <w:rPr>
@@ -10297,7 +10925,7 @@
           <w:sz w:val="15"/>
           <w:szCs w:val="15"/>
         </w:rPr>
-        <w:t xml:space="preserve"> (23) </w:t>
+        <w:t xml:space="preserve"> (27) </w:t>
       </w:r>
       <w:r>
         <w:rPr>
@@ -10384,7 +11012,7 @@
                 <w:sz w:val="16"/>
                 <w:szCs w:val="16"/>
               </w:rPr>
-              <w:t xml:space="preserve">probable   ·   recognized   ·   ignored   ·   effect   ·   valuation   ·   Orontes's   ·   continuing   ·   announced</w:t>
+              <w:t xml:space="preserve">probable   ·   recognized   ·   ignored   ·   effect   ·   valuation   ·   current   ·   continuing   ·   announced</w:t>
             </w:r>
           </w:p>
         </w:tc>
@@ -10969,14 +11597,14 @@
                 <w:sz w:val="16"/>
                 <w:szCs w:val="16"/>
               </w:rPr>
-              <w:t xml:space="preserve">14  </w:t>
-            </w:r>
-            <w:r>
-              <w:rPr>
-                <w:sz w:val="16"/>
-                <w:szCs w:val="16"/>
-              </w:rPr>
-              <w:t xml:space="preserve">jurisdiction</w:t>
+              <w:t xml:space="preserve">16  </w:t>
+            </w:r>
+            <w:r>
+              <w:rPr>
+                <w:sz w:val="16"/>
+                <w:szCs w:val="16"/>
+              </w:rPr>
+              <w:t xml:space="preserve">losses</w:t>
             </w:r>
           </w:p>
         </w:tc>
@@ -11037,14 +11665,14 @@
                 <w:sz w:val="16"/>
                 <w:szCs w:val="16"/>
               </w:rPr>
-              <w:t xml:space="preserve">15  </w:t>
-            </w:r>
-            <w:r>
-              <w:rPr>
-                <w:sz w:val="16"/>
-                <w:szCs w:val="16"/>
-              </w:rPr>
-              <w:t xml:space="preserve">discontinued</w:t>
+              <w:t xml:space="preserve">17  </w:t>
+            </w:r>
+            <w:r>
+              <w:rPr>
+                <w:sz w:val="16"/>
+                <w:szCs w:val="16"/>
+              </w:rPr>
+              <w:t xml:space="preserve">without</w:t>
             </w:r>
           </w:p>
         </w:tc>
@@ -11105,14 +11733,14 @@
                 <w:sz w:val="16"/>
                 <w:szCs w:val="16"/>
               </w:rPr>
-              <w:t xml:space="preserve">16  </w:t>
-            </w:r>
-            <w:r>
-              <w:rPr>
-                <w:sz w:val="16"/>
-                <w:szCs w:val="16"/>
-              </w:rPr>
-              <w:t xml:space="preserve">intraperiod</w:t>
+              <w:t xml:space="preserve">18  </w:t>
+            </w:r>
+            <w:r>
+              <w:rPr>
+                <w:sz w:val="16"/>
+                <w:szCs w:val="16"/>
+              </w:rPr>
+              <w:t xml:space="preserve">taxable</w:t>
             </w:r>
           </w:p>
         </w:tc>
@@ -11173,14 +11801,14 @@
                 <w:sz w:val="16"/>
                 <w:szCs w:val="16"/>
               </w:rPr>
-              <w:t xml:space="preserve">17  </w:t>
-            </w:r>
-            <w:r>
-              <w:rPr>
-                <w:sz w:val="16"/>
-                <w:szCs w:val="16"/>
-              </w:rPr>
-              <w:t xml:space="preserve">announced</w:t>
+              <w:t xml:space="preserve">19  </w:t>
+            </w:r>
+            <w:r>
+              <w:rPr>
+                <w:sz w:val="16"/>
+                <w:szCs w:val="16"/>
+              </w:rPr>
+              <w:t xml:space="preserve">liabilities</w:t>
             </w:r>
           </w:p>
         </w:tc>
@@ -11241,14 +11869,14 @@
                 <w:sz w:val="16"/>
                 <w:szCs w:val="16"/>
               </w:rPr>
-              <w:t xml:space="preserve">18  </w:t>
-            </w:r>
-            <w:r>
-              <w:rPr>
-                <w:sz w:val="16"/>
-                <w:szCs w:val="16"/>
-              </w:rPr>
-              <w:t xml:space="preserve">ignored</w:t>
+              <w:t xml:space="preserve">20  </w:t>
+            </w:r>
+            <w:r>
+              <w:rPr>
+                <w:sz w:val="16"/>
+                <w:szCs w:val="16"/>
+              </w:rPr>
+              <w:t xml:space="preserve">jurisdiction</w:t>
             </w:r>
           </w:p>
         </w:tc>
@@ -11309,14 +11937,14 @@
                 <w:sz w:val="16"/>
                 <w:szCs w:val="16"/>
               </w:rPr>
-              <w:t xml:space="preserve">19  </w:t>
-            </w:r>
-            <w:r>
-              <w:rPr>
-                <w:sz w:val="16"/>
-                <w:szCs w:val="16"/>
-              </w:rPr>
-              <w:t xml:space="preserve">effect</w:t>
+              <w:t xml:space="preserve">21  </w:t>
+            </w:r>
+            <w:r>
+              <w:rPr>
+                <w:sz w:val="16"/>
+                <w:szCs w:val="16"/>
+              </w:rPr>
+              <w:t xml:space="preserve">announced</w:t>
             </w:r>
           </w:p>
         </w:tc>
@@ -11351,7 +11979,7 @@
                 <w:sz w:val="16"/>
                 <w:szCs w:val="16"/>
               </w:rPr>
-              <w:t xml:space="preserve">useful</w:t>
+              <w:t xml:space="preserve">Suppose</w:t>
             </w:r>
           </w:p>
         </w:tc>
@@ -11377,14 +12005,14 @@
                 <w:sz w:val="16"/>
                 <w:szCs w:val="16"/>
               </w:rPr>
-              <w:t xml:space="preserve">20  </w:t>
-            </w:r>
-            <w:r>
-              <w:rPr>
-                <w:sz w:val="16"/>
-                <w:szCs w:val="16"/>
-              </w:rPr>
-              <w:t xml:space="preserve">continuing</w:t>
+              <w:t xml:space="preserve">22  </w:t>
+            </w:r>
+            <w:r>
+              <w:rPr>
+                <w:sz w:val="16"/>
+                <w:szCs w:val="16"/>
+              </w:rPr>
+              <w:t xml:space="preserve">ignored</w:t>
             </w:r>
           </w:p>
         </w:tc>
@@ -11419,7 +12047,7 @@
                 <w:sz w:val="16"/>
                 <w:szCs w:val="16"/>
               </w:rPr>
-              <w:t xml:space="preserve">enough</w:t>
+              <w:t xml:space="preserve">liability</w:t>
             </w:r>
           </w:p>
         </w:tc>
@@ -11445,14 +12073,14 @@
                 <w:sz w:val="16"/>
                 <w:szCs w:val="16"/>
               </w:rPr>
-              <w:t xml:space="preserve">21  </w:t>
-            </w:r>
-            <w:r>
-              <w:rPr>
-                <w:sz w:val="16"/>
-                <w:szCs w:val="16"/>
-              </w:rPr>
-              <w:t xml:space="preserve">valuation</w:t>
+              <w:t xml:space="preserve">23  </w:t>
+            </w:r>
+            <w:r>
+              <w:rPr>
+                <w:sz w:val="16"/>
+                <w:szCs w:val="16"/>
+              </w:rPr>
+              <w:t xml:space="preserve">effect</w:t>
             </w:r>
           </w:p>
         </w:tc>
@@ -11487,7 +12115,7 @@
                 <w:sz w:val="16"/>
                 <w:szCs w:val="16"/>
               </w:rPr>
-              <w:t xml:space="preserve">realized</w:t>
+              <w:t xml:space="preserve">decrease</w:t>
             </w:r>
           </w:p>
         </w:tc>
@@ -11513,14 +12141,14 @@
                 <w:sz w:val="16"/>
                 <w:szCs w:val="16"/>
               </w:rPr>
-              <w:t xml:space="preserve">22  </w:t>
-            </w:r>
-            <w:r>
-              <w:rPr>
-                <w:sz w:val="16"/>
-                <w:szCs w:val="16"/>
-              </w:rPr>
-              <w:t xml:space="preserve">probable</w:t>
+              <w:t xml:space="preserve">24  </w:t>
+            </w:r>
+            <w:r>
+              <w:rPr>
+                <w:sz w:val="16"/>
+                <w:szCs w:val="16"/>
+              </w:rPr>
+              <w:t xml:space="preserve">continuing</w:t>
             </w:r>
           </w:p>
         </w:tc>
@@ -11555,7 +12183,7 @@
                 <w:sz w:val="16"/>
                 <w:szCs w:val="16"/>
               </w:rPr>
-              <w:t xml:space="preserve">valuation</w:t>
+              <w:t xml:space="preserve">useful</w:t>
             </w:r>
           </w:p>
         </w:tc>
@@ -11581,14 +12209,14 @@
                 <w:sz w:val="16"/>
                 <w:szCs w:val="16"/>
               </w:rPr>
-              <w:t xml:space="preserve">23  </w:t>
-            </w:r>
-            <w:r>
-              <w:rPr>
-                <w:sz w:val="16"/>
-                <w:szCs w:val="16"/>
-              </w:rPr>
-              <w:t xml:space="preserve">recognized</w:t>
+              <w:t xml:space="preserve">25  </w:t>
+            </w:r>
+            <w:r>
+              <w:rPr>
+                <w:sz w:val="16"/>
+                <w:szCs w:val="16"/>
+              </w:rPr>
+              <w:t xml:space="preserve">valuation</w:t>
             </w:r>
           </w:p>
         </w:tc>
@@ -11623,7 +12251,7 @@
                 <w:sz w:val="16"/>
                 <w:szCs w:val="16"/>
               </w:rPr>
-              <w:t xml:space="preserve">creates</w:t>
+              <w:t xml:space="preserve">taxable</w:t>
             </w:r>
           </w:p>
         </w:tc>
@@ -11649,14 +12277,14 @@
                 <w:sz w:val="16"/>
                 <w:szCs w:val="16"/>
               </w:rPr>
-              <w:t xml:space="preserve">24  </w:t>
-            </w:r>
-            <w:r>
-              <w:rPr>
-                <w:sz w:val="16"/>
-                <w:szCs w:val="16"/>
-              </w:rPr>
-              <w:t xml:space="preserve">net operating loss carryforward</w:t>
+              <w:t xml:space="preserve">26  </w:t>
+            </w:r>
+            <w:r>
+              <w:rPr>
+                <w:sz w:val="16"/>
+                <w:szCs w:val="16"/>
+              </w:rPr>
+              <w:t xml:space="preserve">probable</w:t>
             </w:r>
           </w:p>
         </w:tc>
@@ -11691,7 +12319,7 @@
                 <w:sz w:val="16"/>
                 <w:szCs w:val="16"/>
               </w:rPr>
-              <w:t xml:space="preserve">carryforward</w:t>
+              <w:t xml:space="preserve">valuation</w:t>
             </w:r>
           </w:p>
         </w:tc>
@@ -11717,14 +12345,14 @@
                 <w:sz w:val="16"/>
                 <w:szCs w:val="16"/>
               </w:rPr>
-              <w:t xml:space="preserve">25  </w:t>
-            </w:r>
-            <w:r>
-              <w:rPr>
-                <w:sz w:val="16"/>
-                <w:szCs w:val="16"/>
-              </w:rPr>
-              <w:t xml:space="preserve">intraperiod tax allocation</w:t>
+              <w:t xml:space="preserve">27  </w:t>
+            </w:r>
+            <w:r>
+              <w:rPr>
+                <w:sz w:val="16"/>
+                <w:szCs w:val="16"/>
+              </w:rPr>
+              <w:t xml:space="preserve">recognized</w:t>
             </w:r>
           </w:p>
         </w:tc>
@@ -11759,7 +12387,143 @@
                 <w:sz w:val="16"/>
                 <w:szCs w:val="16"/>
               </w:rPr>
-              <w:t xml:space="preserve">liabilities</w:t>
+              <w:t xml:space="preserve">creates</w:t>
+            </w:r>
+          </w:p>
+        </w:tc>
+        <w:tc>
+          <w:tcPr>
+            <w:tcW w:type="pct" w:w="2500"/>
+            <w:tcMar>
+              <w:top w:type="dxa" w:w="20"/>
+              <w:left w:type="dxa" w:w="80"/>
+              <w:bottom w:type="dxa" w:w="20"/>
+              <w:right w:type="dxa" w:w="80"/>
+            </w:tcMar>
+          </w:tcPr>
+          <w:p>
+            <w:pPr>
+              <w:spacing w:before="12" w:after="12"/>
+            </w:pPr>
+            <w:r>
+              <w:rPr>
+                <w:b/>
+                <w:bCs/>
+                <w:color w:val="8186EF"/>
+                <w:sz w:val="16"/>
+                <w:szCs w:val="16"/>
+              </w:rPr>
+              <w:t xml:space="preserve">28  </w:t>
+            </w:r>
+            <w:r>
+              <w:rPr>
+                <w:sz w:val="16"/>
+                <w:szCs w:val="16"/>
+              </w:rPr>
+              <w:t xml:space="preserve">net operating loss carryforward</w:t>
+            </w:r>
+          </w:p>
+        </w:tc>
+      </w:tr>
+      <w:tr>
+        <w:tc>
+          <w:tcPr>
+            <w:tcW w:type="pct" w:w="2500"/>
+            <w:tcMar>
+              <w:top w:type="dxa" w:w="20"/>
+              <w:left w:type="dxa" w:w="80"/>
+              <w:bottom w:type="dxa" w:w="20"/>
+              <w:right w:type="dxa" w:w="80"/>
+            </w:tcMar>
+          </w:tcPr>
+          <w:p>
+            <w:pPr>
+              <w:spacing w:before="12" w:after="12"/>
+            </w:pPr>
+            <w:r>
+              <w:rPr>
+                <w:b/>
+                <w:bCs/>
+                <w:color w:val="8186EF"/>
+                <w:sz w:val="16"/>
+                <w:szCs w:val="16"/>
+              </w:rPr>
+              <w:t xml:space="preserve">14  </w:t>
+            </w:r>
+            <w:r>
+              <w:rPr>
+                <w:sz w:val="16"/>
+                <w:szCs w:val="16"/>
+              </w:rPr>
+              <w:t xml:space="preserve">carryforward</w:t>
+            </w:r>
+          </w:p>
+        </w:tc>
+        <w:tc>
+          <w:tcPr>
+            <w:tcW w:type="pct" w:w="2500"/>
+            <w:tcMar>
+              <w:top w:type="dxa" w:w="20"/>
+              <w:left w:type="dxa" w:w="80"/>
+              <w:bottom w:type="dxa" w:w="20"/>
+              <w:right w:type="dxa" w:w="80"/>
+            </w:tcMar>
+          </w:tcPr>
+          <w:p>
+            <w:pPr>
+              <w:spacing w:before="12" w:after="12"/>
+            </w:pPr>
+            <w:r>
+              <w:rPr>
+                <w:b/>
+                <w:bCs/>
+                <w:color w:val="8186EF"/>
+                <w:sz w:val="16"/>
+                <w:szCs w:val="16"/>
+              </w:rPr>
+              <w:t xml:space="preserve">29  </w:t>
+            </w:r>
+            <w:r>
+              <w:rPr>
+                <w:sz w:val="16"/>
+                <w:szCs w:val="16"/>
+              </w:rPr>
+              <w:t xml:space="preserve">intraperiod tax allocation</w:t>
+            </w:r>
+          </w:p>
+        </w:tc>
+      </w:tr>
+      <w:tr>
+        <w:tc>
+          <w:tcPr>
+            <w:tcW w:type="pct" w:w="2500"/>
+            <w:tcMar>
+              <w:top w:type="dxa" w:w="20"/>
+              <w:left w:type="dxa" w:w="80"/>
+              <w:bottom w:type="dxa" w:w="20"/>
+              <w:right w:type="dxa" w:w="80"/>
+            </w:tcMar>
+          </w:tcPr>
+          <w:p>
+            <w:pPr>
+              <w:spacing w:before="12" w:after="12"/>
+            </w:pPr>
+            <w:r>
+              <w:rPr>
+                <w:b/>
+                <w:bCs/>
+                <w:color w:val="8186EF"/>
+                <w:sz w:val="16"/>
+                <w:szCs w:val="16"/>
+              </w:rPr>
+              <w:t xml:space="preserve">15  </w:t>
+            </w:r>
+            <w:r>
+              <w:rPr>
+                <w:sz w:val="16"/>
+                <w:szCs w:val="16"/>
+              </w:rPr>
+              <w:t xml:space="preserve">current</w:t>
             </w:r>
           </w:p>
         </w:tc>
@@ -11825,7 +12589,7 @@
           <w:sz w:val="15"/>
           <w:szCs w:val="15"/>
         </w:rPr>
-        <w:t xml:space="preserve">When a new tax law changes the rate, the company remeasures its deferred taxes at once. The whole effect goes to income from continuing operations in the period that includes the enactment date, even if the original item was in OCI. For example, a U.S. tax law signed on July 4, 2025 changed several deduction rules; companies recorded the effects in the quarter that included that date. A deferred tax asset is useful only if the company will have enough taxable income to use it. If it is more likely than not that some of the asset will not be realized, the company records a valuation allowance. A tax loss creates a net operating loss carryforward, which is a deferred tax asset. Under current U.S. federal law, most losses cannot be carried back. They can be carried forward without a time limit, but they can reduce only 80% of taxable income in any year.</w:t>
+        <w:t xml:space="preserve">When a new tax law changes the rate, the company remeasures its deferred taxes at once. The whole effect goes to income from continuing operations in the period that includes the enactment date, even if the original item was in OCI. For example, a U.S. tax law signed on July 4, 2025 changed several deduction rules; companies recorded the effects in the quarter that included that date. Suppose a law enacted in 2027 cuts the rate to 21% from 2028. At the end of 2027 the liability falls from $75,000 to $63,000. The $12,000 decrease is a benefit in 2027. A deferred tax asset is useful only if the company will have enough taxable income to use it. If it is more likely than not that some of the asset will not be realized, the company records a valuation allowance.</w:t>
       </w:r>
     </w:p>
     <w:p>
@@ -11849,7 +12613,7 @@
           <w:sz w:val="15"/>
           <w:szCs w:val="15"/>
         </w:rPr>
-        <w:t xml:space="preserve">All deferred tax assets and liabilities are noncurrent. Within one tax jurisdiction they are offset and shown as one net amount. Tax is also allocated within the period: Orontes's OCI loss was shown net of its $375 tax effect, and discontinued operations carry their own tax. This is intraperiod tax allocation.</w:t>
+        <w:t xml:space="preserve">A tax loss creates a net operating loss carryforward, which is a deferred tax asset. Under current U.S. federal law, most losses cannot be carried back. They can be carried forward without a time limit, but they can reduce only 80% of taxable income in any year. All deferred tax assets and liabilities are noncurrent. Within one tax jurisdiction they are offset and shown as one net amount. Tax is also allocated within the period: Orontes's OCI loss was shown net of its $375 tax effect, and discontinued operations carry their own tax. This is intraperiod tax allocation.</w:t>
       </w:r>
     </w:p>
     <w:p>
@@ -12147,7 +12911,7 @@
                 <w:sz w:val="16"/>
                 <w:szCs w:val="16"/>
               </w:rPr>
-              <w:t xml:space="preserve">contra-asset   ·   deferred   ·   recognizes   ·   valuation</w:t>
+              <w:t xml:space="preserve">standard   ·   deferred   ·   recognizes   ·   valuation</w:t>
             </w:r>
           </w:p>
         </w:tc>
@@ -13176,7 +13940,7 @@
                 <w:sz w:val="16"/>
                 <w:szCs w:val="16"/>
               </w:rPr>
-              <w:t xml:space="preserve">percentages   ·   entities   ·   version   ·   reconciliation   ·   business   ·   beginning   ·   jurisdictions   ·   disclose</w:t>
+              <w:t xml:space="preserve">percentages   ·   federal   ·   version   ·   reconciliation   ·   business   ·   beginning   ·   jurisdictions   ·   disclose</w:t>
             </w:r>
           </w:p>
         </w:tc>
@@ -13232,29 +13996,6 @@
     <w:p/>
     <w:p>
       <w:pPr>
-        <w:spacing w:before="44" w:after="14"/>
-      </w:pPr>
-      <w:r>
-        <w:rPr>
-          <w:b/>
-          <w:bCs/>
-          <w:color w:val="353A7C"/>
-          <w:sz w:val="18"/>
-          <w:szCs w:val="18"/>
-        </w:rPr>
-        <w:t xml:space="preserve">Summary 3</w:t>
-      </w:r>
-      <w:r>
-        <w:rPr>
-          <w:color w:val="6B7280"/>
-          <w:sz w:val="16"/>
-          <w:szCs w:val="16"/>
-        </w:rPr>
-        <w:t xml:space="preserve">      gaps 17–19</w:t>
-      </w:r>
-    </w:p>
-    <w:p>
-      <w:pPr>
         <w:spacing w:before="20" w:after="20" w:line="360" w:lineRule="auto"/>
         <w:ind w:left="200"/>
       </w:pPr>
@@ -13263,181 +14004,9 @@
           <w:sz w:val="19"/>
           <w:szCs w:val="19"/>
         </w:rPr>
-        <w:t xml:space="preserve">U.S. companies often call income tax expense the provision for income taxes. </w:t>
-      </w:r>
-      <w:r>
-        <w:rPr>
-          <w:sz w:val="19"/>
-          <w:szCs w:val="19"/>
-        </w:rPr>
-        <w:t xml:space="preserve">It is an expense, not an IAS 37 provision and not a </w:t>
-      </w:r>
-      <w:r>
-        <w:rPr>
-          <w:b/>
-          <w:bCs/>
-          <w:color w:val="8186EF"/>
-          <w:sz w:val="15"/>
-          <w:szCs w:val="15"/>
-        </w:rPr>
-        <w:t xml:space="preserve"> (17) </w:t>
-      </w:r>
-      <w:r>
-        <w:rPr>
-          <w:u w:val="single"/>
-          <w:sz w:val="19"/>
-          <w:szCs w:val="19"/>
-        </w:rPr>
-        <w:t xml:space="preserve">           </w:t>
-      </w:r>
-      <w:r>
-        <w:rPr>
-          <w:sz w:val="19"/>
-          <w:szCs w:val="19"/>
-        </w:rPr>
-        <w:t xml:space="preserve"> </w:t>
-      </w:r>
-      <w:r>
-        <w:rPr>
-          <w:sz w:val="19"/>
-          <w:szCs w:val="19"/>
-        </w:rPr>
-        <w:t xml:space="preserve">. </w:t>
-      </w:r>
-      <w:r>
-        <w:rPr>
-          <w:sz w:val="19"/>
-          <w:szCs w:val="19"/>
-        </w:rPr>
-        <w:t xml:space="preserve">The </w:t>
-      </w:r>
-      <w:r>
-        <w:rPr>
-          <w:b/>
-          <w:bCs/>
-          <w:color w:val="8186EF"/>
-          <w:sz w:val="15"/>
-          <w:szCs w:val="15"/>
-        </w:rPr>
-        <w:t xml:space="preserve"> (18) </w:t>
-      </w:r>
-      <w:r>
-        <w:rPr>
-          <w:u w:val="single"/>
-          <w:sz w:val="19"/>
-          <w:szCs w:val="19"/>
-        </w:rPr>
-        <w:t xml:space="preserve">           </w:t>
-      </w:r>
-      <w:r>
-        <w:rPr>
-          <w:sz w:val="19"/>
-          <w:szCs w:val="19"/>
-        </w:rPr>
-        <w:t xml:space="preserve"> </w:t>
-      </w:r>
-      <w:r>
-        <w:rPr>
-          <w:sz w:val="19"/>
-          <w:szCs w:val="19"/>
-        </w:rPr>
-        <w:t xml:space="preserve"> allowance is a </w:t>
-      </w:r>
-      <w:r>
-        <w:rPr>
-          <w:b/>
-          <w:bCs/>
-          <w:color w:val="8186EF"/>
-          <w:sz w:val="15"/>
-          <w:szCs w:val="15"/>
-        </w:rPr>
-        <w:t xml:space="preserve"> (19) </w:t>
-      </w:r>
-      <w:r>
-        <w:rPr>
-          <w:u w:val="single"/>
-          <w:sz w:val="19"/>
-          <w:szCs w:val="19"/>
-        </w:rPr>
-        <w:t xml:space="preserve">              </w:t>
-      </w:r>
-      <w:r>
-        <w:rPr>
-          <w:sz w:val="19"/>
-          <w:szCs w:val="19"/>
-        </w:rPr>
-        <w:t xml:space="preserve"> </w:t>
-      </w:r>
-      <w:r>
-        <w:rPr>
-          <w:sz w:val="19"/>
-          <w:szCs w:val="19"/>
-        </w:rPr>
-        <w:t xml:space="preserve">, not a liability. </w:t>
+        <w:t xml:space="preserve">U.S. companies often call income tax expense the provision for income taxes. It is an expense, not an IAS 37 provision and not a reserve.</w:t>
       </w:r>
     </w:p>
-    <w:tbl>
-      <w:tblPr>
-        <w:tblW w:type="pct" w:w="100%"/>
-        <w:tblLayout w:type="fixed"/>
-        <w:tblBorders>
-          <w:top w:val="single" w:color="FBFAF6" w:sz="4"/>
-          <w:left w:val="single" w:color="FBFAF6" w:sz="4"/>
-          <w:bottom w:val="single" w:color="FBFAF6" w:sz="4"/>
-          <w:right w:val="single" w:color="FBFAF6" w:sz="4"/>
-          <w:insideH w:val="single" w:color="FBFAF6" w:sz="4"/>
-          <w:insideV w:val="single" w:color="FBFAF6" w:sz="4"/>
-        </w:tblBorders>
-      </w:tblPr>
-      <w:tblGrid>
-        <w:gridCol w:w="9600"/>
-      </w:tblGrid>
-      <w:tr>
-        <w:tc>
-          <w:tcPr>
-            <w:tcW w:type="pct" w:w="5000"/>
-            <w:shd w:fill="FBFAF6" w:val="clear"/>
-            <w:tcMar>
-              <w:top w:type="dxa" w:w="40"/>
-              <w:left w:type="dxa" w:w="100"/>
-              <w:bottom w:type="dxa" w:w="40"/>
-              <w:right w:type="dxa" w:w="100"/>
-            </w:tcMar>
-          </w:tcPr>
-          <w:p>
-            <w:pPr>
-              <w:spacing w:before="18" w:after="6"/>
-            </w:pPr>
-            <w:r>
-              <w:rPr>
-                <w:b/>
-                <w:bCs/>
-                <w:color w:val="6B7280"/>
-                <w:sz w:val="14"/>
-                <w:szCs w:val="14"/>
-              </w:rPr>
-              <w:t xml:space="preserve">word list</w:t>
-            </w:r>
-          </w:p>
-          <w:p>
-            <w:pPr>
-              <w:spacing w:before="0" w:after="18"/>
-            </w:pPr>
-            <w:r>
-              <w:rPr>
-                <w:b/>
-                <w:bCs/>
-                <w:color w:val="353A7C"/>
-                <w:sz w:val="16"/>
-                <w:szCs w:val="16"/>
-              </w:rPr>
-              <w:t xml:space="preserve">contra-asset   ·   version   ·   valuation   ·   reserve</w:t>
-            </w:r>
-          </w:p>
-        </w:tc>
-      </w:tr>
-    </w:tbl>
-    <w:p/>
     <w:p>
       <w:pPr>
         <w:pageBreakBefore w:val="true"/>
@@ -13900,7 +14469,7 @@
                 <w:sz w:val="14"/>
                 <w:szCs w:val="14"/>
               </w:rPr>
-              <w:t xml:space="preserve"> (20) </w:t>
+              <w:t xml:space="preserve"> (17) </w:t>
             </w:r>
             <w:r>
               <w:rPr>
@@ -14240,7 +14809,7 @@
                 <w:sz w:val="14"/>
                 <w:szCs w:val="14"/>
               </w:rPr>
-              <w:t xml:space="preserve">(21)</w:t>
+              <w:t xml:space="preserve">(18)</w:t>
             </w:r>
           </w:p>
         </w:tc>
@@ -14341,7 +14910,7 @@
                 <w:sz w:val="14"/>
                 <w:szCs w:val="14"/>
               </w:rPr>
-              <w:t xml:space="preserve">(22)</w:t>
+              <w:t xml:space="preserve">(19)</w:t>
             </w:r>
           </w:p>
         </w:tc>
@@ -14560,7 +15129,7 @@
                 <w:sz w:val="14"/>
                 <w:szCs w:val="14"/>
               </w:rPr>
-              <w:t xml:space="preserve">(23)</w:t>
+              <w:t xml:space="preserve">(20)</w:t>
             </w:r>
           </w:p>
         </w:tc>
@@ -14662,7 +15231,7 @@
                 <w:sz w:val="14"/>
                 <w:szCs w:val="14"/>
               </w:rPr>
-              <w:t xml:space="preserve">(24)</w:t>
+              <w:t xml:space="preserve">(21)</w:t>
             </w:r>
           </w:p>
         </w:tc>
@@ -14715,7 +15284,7 @@
                 <w:sz w:val="14"/>
                 <w:szCs w:val="14"/>
               </w:rPr>
-              <w:t xml:space="preserve">(25)</w:t>
+              <w:t xml:space="preserve">(22)</w:t>
             </w:r>
           </w:p>
         </w:tc>
@@ -14955,14 +15524,14 @@
                 <w:sz w:val="16"/>
                 <w:szCs w:val="16"/>
               </w:rPr>
-              <w:t xml:space="preserve">14  </w:t>
-            </w:r>
-            <w:r>
-              <w:rPr>
-                <w:sz w:val="16"/>
-                <w:szCs w:val="16"/>
-              </w:rPr>
-              <w:t xml:space="preserve">business</w:t>
+              <w:t xml:space="preserve">12  </w:t>
+            </w:r>
+            <w:r>
+              <w:rPr>
+                <w:sz w:val="16"/>
+                <w:szCs w:val="16"/>
+              </w:rPr>
+              <w:t xml:space="preserve">disclose</w:t>
             </w:r>
           </w:p>
         </w:tc>
@@ -15023,14 +15592,14 @@
                 <w:sz w:val="16"/>
                 <w:szCs w:val="16"/>
               </w:rPr>
-              <w:t xml:space="preserve">15  </w:t>
-            </w:r>
-            <w:r>
-              <w:rPr>
-                <w:sz w:val="16"/>
-                <w:szCs w:val="16"/>
-              </w:rPr>
-              <w:t xml:space="preserve">beginning</w:t>
+              <w:t xml:space="preserve">13  </w:t>
+            </w:r>
+            <w:r>
+              <w:rPr>
+                <w:sz w:val="16"/>
+                <w:szCs w:val="16"/>
+              </w:rPr>
+              <w:t xml:space="preserve">jurisdictions</w:t>
             </w:r>
           </w:p>
         </w:tc>
@@ -15091,14 +15660,14 @@
                 <w:sz w:val="16"/>
                 <w:szCs w:val="16"/>
               </w:rPr>
-              <w:t xml:space="preserve">16  </w:t>
-            </w:r>
-            <w:r>
-              <w:rPr>
-                <w:sz w:val="16"/>
-                <w:szCs w:val="16"/>
-              </w:rPr>
-              <w:t xml:space="preserve">version</w:t>
+              <w:t xml:space="preserve">14  </w:t>
+            </w:r>
+            <w:r>
+              <w:rPr>
+                <w:sz w:val="16"/>
+                <w:szCs w:val="16"/>
+              </w:rPr>
+              <w:t xml:space="preserve">business</w:t>
             </w:r>
           </w:p>
         </w:tc>
@@ -15159,14 +15728,14 @@
                 <w:sz w:val="16"/>
                 <w:szCs w:val="16"/>
               </w:rPr>
-              <w:t xml:space="preserve">17  </w:t>
-            </w:r>
-            <w:r>
-              <w:rPr>
-                <w:sz w:val="16"/>
-                <w:szCs w:val="16"/>
-              </w:rPr>
-              <w:t xml:space="preserve">reserve</w:t>
+              <w:t xml:space="preserve">15  </w:t>
+            </w:r>
+            <w:r>
+              <w:rPr>
+                <w:sz w:val="16"/>
+                <w:szCs w:val="16"/>
+              </w:rPr>
+              <w:t xml:space="preserve">beginning</w:t>
             </w:r>
           </w:p>
         </w:tc>
@@ -15227,14 +15796,14 @@
                 <w:sz w:val="16"/>
                 <w:szCs w:val="16"/>
               </w:rPr>
-              <w:t xml:space="preserve">18  </w:t>
-            </w:r>
-            <w:r>
-              <w:rPr>
-                <w:sz w:val="16"/>
-                <w:szCs w:val="16"/>
-              </w:rPr>
-              <w:t xml:space="preserve">valuation</w:t>
+              <w:t xml:space="preserve">16  </w:t>
+            </w:r>
+            <w:r>
+              <w:rPr>
+                <w:sz w:val="16"/>
+                <w:szCs w:val="16"/>
+              </w:rPr>
+              <w:t xml:space="preserve">version</w:t>
             </w:r>
           </w:p>
         </w:tc>
@@ -15295,14 +15864,14 @@
                 <w:sz w:val="16"/>
                 <w:szCs w:val="16"/>
               </w:rPr>
-              <w:t xml:space="preserve">19  </w:t>
-            </w:r>
-            <w:r>
-              <w:rPr>
-                <w:sz w:val="16"/>
-                <w:szCs w:val="16"/>
-              </w:rPr>
-              <w:t xml:space="preserve">contra-asset</w:t>
+              <w:t xml:space="preserve">17  </w:t>
+            </w:r>
+            <w:r>
+              <w:rPr>
+                <w:sz w:val="16"/>
+                <w:szCs w:val="16"/>
+              </w:rPr>
+              <w:t xml:space="preserve">jurisdiction</w:t>
             </w:r>
           </w:p>
         </w:tc>
@@ -15363,14 +15932,14 @@
                 <w:sz w:val="16"/>
                 <w:szCs w:val="16"/>
               </w:rPr>
-              <w:t xml:space="preserve">20  </w:t>
-            </w:r>
-            <w:r>
-              <w:rPr>
-                <w:sz w:val="16"/>
-                <w:szCs w:val="16"/>
-              </w:rPr>
-              <w:t xml:space="preserve">jurisdiction</w:t>
+              <w:t xml:space="preserve">18  </w:t>
+            </w:r>
+            <w:r>
+              <w:rPr>
+                <w:sz w:val="16"/>
+                <w:szCs w:val="16"/>
+              </w:rPr>
+              <w:t xml:space="preserve">Permanent: no deferred tax</w:t>
             </w:r>
           </w:p>
         </w:tc>
@@ -15431,14 +16000,14 @@
                 <w:sz w:val="16"/>
                 <w:szCs w:val="16"/>
               </w:rPr>
-              <w:t xml:space="preserve">21  </w:t>
-            </w:r>
-            <w:r>
-              <w:rPr>
-                <w:sz w:val="16"/>
-                <w:szCs w:val="16"/>
-              </w:rPr>
-              <w:t xml:space="preserve">Permanent: no deferred tax</w:t>
+              <w:t xml:space="preserve">19  </w:t>
+            </w:r>
+            <w:r>
+              <w:rPr>
+                <w:sz w:val="16"/>
+                <w:szCs w:val="16"/>
+              </w:rPr>
+              <w:t xml:space="preserve">Temporary, taxable (taxed later): DTL</w:t>
             </w:r>
           </w:p>
         </w:tc>
@@ -15499,14 +16068,14 @@
                 <w:sz w:val="16"/>
                 <w:szCs w:val="16"/>
               </w:rPr>
-              <w:t xml:space="preserve">22  </w:t>
-            </w:r>
-            <w:r>
-              <w:rPr>
-                <w:sz w:val="16"/>
-                <w:szCs w:val="16"/>
-              </w:rPr>
-              <w:t xml:space="preserve">Temporary, taxable (taxed later): DTL</w:t>
+              <w:t xml:space="preserve">20  </w:t>
+            </w:r>
+            <w:r>
+              <w:rPr>
+                <w:sz w:val="16"/>
+                <w:szCs w:val="16"/>
+              </w:rPr>
+              <w:t xml:space="preserve">Permanent difference</w:t>
             </w:r>
           </w:p>
         </w:tc>
@@ -15567,14 +16136,14 @@
                 <w:sz w:val="16"/>
                 <w:szCs w:val="16"/>
               </w:rPr>
-              <w:t xml:space="preserve">23  </w:t>
-            </w:r>
-            <w:r>
-              <w:rPr>
-                <w:sz w:val="16"/>
-                <w:szCs w:val="16"/>
-              </w:rPr>
-              <w:t xml:space="preserve">Permanent difference</w:t>
+              <w:t xml:space="preserve">21  </w:t>
+            </w:r>
+            <w:r>
+              <w:rPr>
+                <w:sz w:val="16"/>
+                <w:szCs w:val="16"/>
+              </w:rPr>
+              <w:t xml:space="preserve">Taxable temporary difference (DTL)</w:t>
             </w:r>
           </w:p>
         </w:tc>
@@ -15635,75 +16204,7 @@
                 <w:sz w:val="16"/>
                 <w:szCs w:val="16"/>
               </w:rPr>
-              <w:t xml:space="preserve">24  </w:t>
-            </w:r>
-            <w:r>
-              <w:rPr>
-                <w:sz w:val="16"/>
-                <w:szCs w:val="16"/>
-              </w:rPr>
-              <w:t xml:space="preserve">Taxable temporary difference (DTL)</w:t>
-            </w:r>
-          </w:p>
-        </w:tc>
-      </w:tr>
-      <w:tr>
-        <w:tc>
-          <w:tcPr>
-            <w:tcW w:type="pct" w:w="2500"/>
-            <w:tcMar>
-              <w:top w:type="dxa" w:w="20"/>
-              <w:left w:type="dxa" w:w="80"/>
-              <w:bottom w:type="dxa" w:w="20"/>
-              <w:right w:type="dxa" w:w="80"/>
-            </w:tcMar>
-          </w:tcPr>
-          <w:p>
-            <w:pPr>
-              <w:spacing w:before="12" w:after="12"/>
-            </w:pPr>
-            <w:r>
-              <w:rPr>
-                <w:b/>
-                <w:bCs/>
-                <w:color w:val="8186EF"/>
-                <w:sz w:val="16"/>
-                <w:szCs w:val="16"/>
-              </w:rPr>
-              <w:t xml:space="preserve">12  </w:t>
-            </w:r>
-            <w:r>
-              <w:rPr>
-                <w:sz w:val="16"/>
-                <w:szCs w:val="16"/>
-              </w:rPr>
-              <w:t xml:space="preserve">disclose</w:t>
-            </w:r>
-          </w:p>
-        </w:tc>
-        <w:tc>
-          <w:tcPr>
-            <w:tcW w:type="pct" w:w="2500"/>
-            <w:tcMar>
-              <w:top w:type="dxa" w:w="20"/>
-              <w:left w:type="dxa" w:w="80"/>
-              <w:bottom w:type="dxa" w:w="20"/>
-              <w:right w:type="dxa" w:w="80"/>
-            </w:tcMar>
-          </w:tcPr>
-          <w:p>
-            <w:pPr>
-              <w:spacing w:before="12" w:after="12"/>
-            </w:pPr>
-            <w:r>
-              <w:rPr>
-                <w:b/>
-                <w:bCs/>
-                <w:color w:val="8186EF"/>
-                <w:sz w:val="16"/>
-                <w:szCs w:val="16"/>
-              </w:rPr>
-              <w:t xml:space="preserve">25  </w:t>
+              <w:t xml:space="preserve">22  </w:t>
             </w:r>
             <w:r>
               <w:rPr>
@@ -15711,64 +16212,6 @@
                 <w:szCs w:val="16"/>
               </w:rPr>
               <w:t xml:space="preserve">Deductible temporary difference (DTA)</w:t>
-            </w:r>
-          </w:p>
-        </w:tc>
-      </w:tr>
-      <w:tr>
-        <w:tc>
-          <w:tcPr>
-            <w:tcW w:type="pct" w:w="2500"/>
-            <w:tcMar>
-              <w:top w:type="dxa" w:w="20"/>
-              <w:left w:type="dxa" w:w="80"/>
-              <w:bottom w:type="dxa" w:w="20"/>
-              <w:right w:type="dxa" w:w="80"/>
-            </w:tcMar>
-          </w:tcPr>
-          <w:p>
-            <w:pPr>
-              <w:spacing w:before="12" w:after="12"/>
-            </w:pPr>
-            <w:r>
-              <w:rPr>
-                <w:b/>
-                <w:bCs/>
-                <w:color w:val="8186EF"/>
-                <w:sz w:val="16"/>
-                <w:szCs w:val="16"/>
-              </w:rPr>
-              <w:t xml:space="preserve">13  </w:t>
-            </w:r>
-            <w:r>
-              <w:rPr>
-                <w:sz w:val="16"/>
-                <w:szCs w:val="16"/>
-              </w:rPr>
-              <w:t xml:space="preserve">jurisdictions</w:t>
-            </w:r>
-          </w:p>
-        </w:tc>
-        <w:tc>
-          <w:tcPr>
-            <w:tcW w:type="pct" w:w="2500"/>
-            <w:tcMar>
-              <w:top w:type="dxa" w:w="20"/>
-              <w:left w:type="dxa" w:w="80"/>
-              <w:bottom w:type="dxa" w:w="20"/>
-              <w:right w:type="dxa" w:w="80"/>
-            </w:tcMar>
-          </w:tcPr>
-          <w:p>
-            <w:pPr>
-              <w:spacing w:before="24" w:after="24"/>
-            </w:pPr>
-            <w:r>
-              <w:rPr>
-                <w:sz w:val="16"/>
-                <w:szCs w:val="16"/>
-              </w:rPr>
-              <w:t xml:space="preserve"/>
             </w:r>
           </w:p>
         </w:tc>
@@ -15836,30 +16279,6 @@
           <w:szCs w:val="15"/>
         </w:rPr>
         <w:t xml:space="preserve">ASU 2023-09 is testable now for public companies. They show a rate reconciliation in dollars and percentages with eight standard categories, and they list separately any item of at least 5% of pretax income times the statutory rate. They also disclose income taxes paid by federal, state and foreign jurisdictions. For companies that are not public business entities, ASU 2023-09 applies to annual periods beginning after December 15, 2025. That version is not testable before about January 2027.</w:t>
-      </w:r>
-    </w:p>
-    <w:p>
-      <w:pPr>
-        <w:spacing w:before="20" w:after="20"/>
-        <w:ind w:left="240" w:hanging="240"/>
-      </w:pPr>
-      <w:r>
-        <w:rPr>
-          <w:b/>
-          <w:bCs/>
-          <w:color w:val="353A7C"/>
-          <w:sz w:val="15"/>
-          <w:szCs w:val="15"/>
-        </w:rPr>
-        <w:t xml:space="preserve">Summary 3   </w:t>
-      </w:r>
-      <w:r>
-        <w:rPr>
-          <w:color w:val="6B7280"/>
-          <w:sz w:val="15"/>
-          <w:szCs w:val="15"/>
-        </w:rPr>
-        <w:t xml:space="preserve">U.S. companies often call income tax expense the provision for income taxes. It is an expense, not an IAS 37 provision and not a reserve. The valuation allowance is a contra-asset, not a liability.</w:t>
       </w:r>
     </w:p>
     <w:p>

--- a/CMA_Summaries_B1_Ch13.docx
+++ b/CMA_Summaries_B1_Ch13.docx
@@ -829,6 +829,54 @@
         <w:tc>
           <w:tcPr>
             <w:tcW w:type="pct" w:w="2600"/>
+            <w:tcMar>
+              <w:top w:type="dxa" w:w="50"/>
+              <w:left w:type="dxa" w:w="110"/>
+              <w:bottom w:type="dxa" w:w="50"/>
+              <w:right w:type="dxa" w:w="110"/>
+            </w:tcMar>
+          </w:tcPr>
+          <w:p>
+            <w:pPr>
+              <w:spacing w:before="28" w:after="28"/>
+            </w:pPr>
+            <w:r>
+              <w:rPr>
+                <w:sz w:val="15"/>
+                <w:szCs w:val="15"/>
+              </w:rPr>
+              <w:t xml:space="preserve">Income before income taxes</w:t>
+            </w:r>
+          </w:p>
+        </w:tc>
+        <w:tc>
+          <w:tcPr>
+            <w:tcW w:type="pct" w:w="2400"/>
+            <w:tcMar>
+              <w:top w:type="dxa" w:w="50"/>
+              <w:left w:type="dxa" w:w="110"/>
+              <w:bottom w:type="dxa" w:w="50"/>
+              <w:right w:type="dxa" w:w="110"/>
+            </w:tcMar>
+          </w:tcPr>
+          <w:p>
+            <w:pPr>
+              <w:spacing w:before="28" w:after="28"/>
+            </w:pPr>
+            <w:r>
+              <w:rPr>
+                <w:sz w:val="15"/>
+                <w:szCs w:val="15"/>
+              </w:rPr>
+              <w:t xml:space="preserve">3,958,800</w:t>
+            </w:r>
+          </w:p>
+        </w:tc>
+      </w:tr>
+      <w:tr>
+        <w:tc>
+          <w:tcPr>
+            <w:tcW w:type="pct" w:w="2600"/>
             <w:shd w:fill="FFFFFF" w:val="clear"/>
             <w:tcMar>
               <w:top w:type="dxa" w:w="50"/>
@@ -856,6 +904,7 @@
         <w:tc>
           <w:tcPr>
             <w:tcW w:type="pct" w:w="2400"/>
+            <w:shd w:fill="FBFAF6" w:val="clear"/>
             <w:tcMar>
               <w:top w:type="dxa" w:w="50"/>
               <w:left w:type="dxa" w:w="110"/>
@@ -872,7 +921,55 @@
                 <w:sz w:val="15"/>
                 <w:szCs w:val="15"/>
               </w:rPr>
-              <w:t xml:space="preserve">3,958,800</w:t>
+              <w:t xml:space="preserve">989,700</w:t>
+            </w:r>
+          </w:p>
+        </w:tc>
+      </w:tr>
+      <w:tr>
+        <w:tc>
+          <w:tcPr>
+            <w:tcW w:type="pct" w:w="2600"/>
+            <w:tcMar>
+              <w:top w:type="dxa" w:w="50"/>
+              <w:left w:type="dxa" w:w="110"/>
+              <w:bottom w:type="dxa" w:w="50"/>
+              <w:right w:type="dxa" w:w="110"/>
+            </w:tcMar>
+          </w:tcPr>
+          <w:p>
+            <w:pPr>
+              <w:spacing w:before="28" w:after="28"/>
+            </w:pPr>
+            <w:r>
+              <w:rPr>
+                <w:sz w:val="15"/>
+                <w:szCs w:val="15"/>
+              </w:rPr>
+              <w:t xml:space="preserve">Current tax expense (taxes on 2025 taxable income)</w:t>
+            </w:r>
+          </w:p>
+        </w:tc>
+        <w:tc>
+          <w:tcPr>
+            <w:tcW w:type="pct" w:w="2400"/>
+            <w:tcMar>
+              <w:top w:type="dxa" w:w="50"/>
+              <w:left w:type="dxa" w:w="110"/>
+              <w:bottom w:type="dxa" w:w="50"/>
+              <w:right w:type="dxa" w:w="110"/>
+            </w:tcMar>
+          </w:tcPr>
+          <w:p>
+            <w:pPr>
+              <w:spacing w:before="28" w:after="28"/>
+            </w:pPr>
+            <w:r>
+              <w:rPr>
+                <w:sz w:val="15"/>
+                <w:szCs w:val="15"/>
+              </w:rPr>
+              <w:t xml:space="preserve">889,700</w:t>
             </w:r>
           </w:p>
         </w:tc>
@@ -898,7 +995,7 @@
                 <w:sz w:val="15"/>
                 <w:szCs w:val="15"/>
               </w:rPr>
-              <w:t xml:space="preserve">Income tax expense (25% combined federal and state rate)</w:t>
+              <w:t xml:space="preserve">Deferred tax expense (25% of the 400,000 increase in net taxable temporary differences)</w:t>
             </w:r>
           </w:p>
         </w:tc>
@@ -922,7 +1019,7 @@
                 <w:sz w:val="15"/>
                 <w:szCs w:val="15"/>
               </w:rPr>
-              <w:t xml:space="preserve">989,700</w:t>
+              <w:t xml:space="preserve">100,000</w:t>
             </w:r>
           </w:p>
         </w:tc>
@@ -952,108 +1049,6 @@
                 <w:szCs w:val="14"/>
               </w:rPr>
               <w:t xml:space="preserve">(15)</w:t>
-            </w:r>
-          </w:p>
-        </w:tc>
-        <w:tc>
-          <w:tcPr>
-            <w:tcW w:type="pct" w:w="2400"/>
-            <w:tcMar>
-              <w:top w:type="dxa" w:w="50"/>
-              <w:left w:type="dxa" w:w="110"/>
-              <w:bottom w:type="dxa" w:w="50"/>
-              <w:right w:type="dxa" w:w="110"/>
-            </w:tcMar>
-          </w:tcPr>
-          <w:p>
-            <w:pPr>
-              <w:spacing w:before="28" w:after="28"/>
-            </w:pPr>
-            <w:r>
-              <w:rPr>
-                <w:sz w:val="15"/>
-                <w:szCs w:val="15"/>
-              </w:rPr>
-              <w:t xml:space="preserve">889,700</w:t>
-            </w:r>
-          </w:p>
-        </w:tc>
-      </w:tr>
-      <w:tr>
-        <w:tc>
-          <w:tcPr>
-            <w:tcW w:type="pct" w:w="2600"/>
-            <w:shd w:fill="FBFAF6" w:val="clear"/>
-            <w:tcMar>
-              <w:top w:type="dxa" w:w="50"/>
-              <w:left w:type="dxa" w:w="110"/>
-              <w:bottom w:type="dxa" w:w="50"/>
-              <w:right w:type="dxa" w:w="110"/>
-            </w:tcMar>
-          </w:tcPr>
-          <w:p>
-            <w:pPr>
-              <w:spacing w:before="28" w:after="28"/>
-            </w:pPr>
-            <w:r>
-              <w:rPr>
-                <w:sz w:val="15"/>
-                <w:szCs w:val="15"/>
-              </w:rPr>
-              <w:t xml:space="preserve">Deferred tax expense (25% of the 400,000 increase in net taxable temporary differences)</w:t>
-            </w:r>
-          </w:p>
-        </w:tc>
-        <w:tc>
-          <w:tcPr>
-            <w:tcW w:type="pct" w:w="2400"/>
-            <w:shd w:fill="FBFAF6" w:val="clear"/>
-            <w:tcMar>
-              <w:top w:type="dxa" w:w="50"/>
-              <w:left w:type="dxa" w:w="110"/>
-              <w:bottom w:type="dxa" w:w="50"/>
-              <w:right w:type="dxa" w:w="110"/>
-            </w:tcMar>
-          </w:tcPr>
-          <w:p>
-            <w:pPr>
-              <w:spacing w:before="28" w:after="28"/>
-            </w:pPr>
-            <w:r>
-              <w:rPr>
-                <w:sz w:val="15"/>
-                <w:szCs w:val="15"/>
-              </w:rPr>
-              <w:t xml:space="preserve">100,000</w:t>
-            </w:r>
-          </w:p>
-        </w:tc>
-      </w:tr>
-      <w:tr>
-        <w:tc>
-          <w:tcPr>
-            <w:tcW w:type="pct" w:w="2600"/>
-            <w:shd w:fill="FFFFFF" w:val="clear"/>
-            <w:tcMar>
-              <w:top w:type="dxa" w:w="50"/>
-              <w:left w:type="dxa" w:w="110"/>
-              <w:bottom w:type="dxa" w:w="50"/>
-              <w:right w:type="dxa" w:w="110"/>
-            </w:tcMar>
-          </w:tcPr>
-          <w:p>
-            <w:pPr>
-              <w:spacing w:before="46" w:after="46"/>
-            </w:pPr>
-            <w:r>
-              <w:rPr>
-                <w:b/>
-                <w:bCs/>
-                <w:color w:val="8186EF"/>
-                <w:sz w:val="14"/>
-                <w:szCs w:val="14"/>
-              </w:rPr>
-              <w:t xml:space="preserve">(16)</w:t>
             </w:r>
           </w:p>
         </w:tc>
@@ -1236,7 +1231,7 @@
                 <w:sz w:val="16"/>
                 <w:szCs w:val="16"/>
               </w:rPr>
-              <w:t xml:space="preserve">Income taxes paid in cash (Chapter 5)   ·   Income before income taxes   ·   Current tax expense (taxes on 2025 taxable income)   ·   Deferred tax liability, January 1, 2025</w:t>
+              <w:t xml:space="preserve">Income tax expense (25% combined federal and state rate)   ·   Current tax expense (taxes on 2025 taxable income)   ·   Income taxes paid in cash (Chapter 5)</w:t>
             </w:r>
           </w:p>
         </w:tc>
@@ -2088,7 +2083,7 @@
                 <w:sz w:val="16"/>
                 <w:szCs w:val="16"/>
               </w:rPr>
-              <w:t xml:space="preserve">Income before income taxes</w:t>
+              <w:t xml:space="preserve">Income tax expense (25% combined federal and state rate)</w:t>
             </w:r>
           </w:p>
         </w:tc>
@@ -2156,7 +2151,7 @@
                 <w:sz w:val="16"/>
                 <w:szCs w:val="16"/>
               </w:rPr>
-              <w:t xml:space="preserve">Current tax expense (taxes on 2025 taxable income)</w:t>
+              <w:t xml:space="preserve">Income taxes paid in cash (Chapter 5)</w:t>
             </w:r>
           </w:p>
         </w:tc>
@@ -2224,7 +2219,7 @@
                 <w:sz w:val="16"/>
                 <w:szCs w:val="16"/>
               </w:rPr>
-              <w:t xml:space="preserve">Income taxes paid in cash (Chapter 5)</w:t>
+              <w:t xml:space="preserve">current tax expense</w:t>
             </w:r>
           </w:p>
         </w:tc>
@@ -2292,7 +2287,7 @@
                 <w:sz w:val="16"/>
                 <w:szCs w:val="16"/>
               </w:rPr>
-              <w:t xml:space="preserve">current tax expense</w:t>
+              <w:t xml:space="preserve">deferred tax expense</w:t>
             </w:r>
           </w:p>
         </w:tc>
@@ -2343,24 +2338,14 @@
           </w:tcPr>
           <w:p>
             <w:pPr>
-              <w:spacing w:before="12" w:after="12"/>
-            </w:pPr>
-            <w:r>
-              <w:rPr>
-                <w:b/>
-                <w:bCs/>
-                <w:color w:val="8186EF"/>
-                <w:sz w:val="16"/>
-                <w:szCs w:val="16"/>
-              </w:rPr>
-              <w:t xml:space="preserve">18  </w:t>
-            </w:r>
-            <w:r>
-              <w:rPr>
-                <w:sz w:val="16"/>
-                <w:szCs w:val="16"/>
-              </w:rPr>
-              <w:t xml:space="preserve">deferred tax expense</w:t>
+              <w:spacing w:before="24" w:after="24"/>
+            </w:pPr>
+            <w:r>
+              <w:rPr>
+                <w:sz w:val="16"/>
+                <w:szCs w:val="16"/>
+              </w:rPr>
+              <w:t xml:space="preserve"/>
             </w:r>
           </w:p>
         </w:tc>
@@ -2510,7 +2495,7 @@
           <w:sz w:val="16"/>
           <w:szCs w:val="16"/>
         </w:rPr>
-        <w:t xml:space="preserve">      gaps 1–10</w:t>
+        <w:t xml:space="preserve">      gaps 1–9</w:t>
       </w:r>
     </w:p>
     <w:p>
@@ -2750,7 +2735,7 @@
           <w:sz w:val="19"/>
           <w:szCs w:val="19"/>
         </w:rPr>
-        <w:t xml:space="preserve"/>
+        <w:t xml:space="preserve">Tax-exempt municipal bond interest and fines are common </w:t>
       </w:r>
       <w:r>
         <w:rPr>
@@ -2768,7 +2753,7 @@
           <w:sz w:val="19"/>
           <w:szCs w:val="19"/>
         </w:rPr>
-        <w:t xml:space="preserve">            </w:t>
+        <w:t xml:space="preserve">           </w:t>
       </w:r>
       <w:r>
         <w:rPr>
@@ -2782,7 +2767,14 @@
           <w:sz w:val="19"/>
           <w:szCs w:val="19"/>
         </w:rPr>
-        <w:t xml:space="preserve"> municipal bond </w:t>
+        <w:t xml:space="preserve">. </w:t>
+      </w:r>
+      <w:r>
+        <w:rPr>
+          <w:sz w:val="19"/>
+          <w:szCs w:val="19"/>
+        </w:rPr>
+        <w:t xml:space="preserve">Permanent </w:t>
       </w:r>
       <w:r>
         <w:rPr>
@@ -2800,7 +2792,7 @@
           <w:sz w:val="19"/>
           <w:szCs w:val="19"/>
         </w:rPr>
-        <w:t xml:space="preserve">           </w:t>
+        <w:t xml:space="preserve">             </w:t>
       </w:r>
       <w:r>
         <w:rPr>
@@ -2814,14 +2806,7 @@
           <w:sz w:val="19"/>
           <w:szCs w:val="19"/>
         </w:rPr>
-        <w:t xml:space="preserve"> and fines are common examples. </w:t>
-      </w:r>
-      <w:r>
-        <w:rPr>
-          <w:sz w:val="19"/>
-          <w:szCs w:val="19"/>
-        </w:rPr>
-        <w:t xml:space="preserve">Permanent </w:t>
+        <w:t xml:space="preserve"> create no deferred tax; they only change the </w:t>
       </w:r>
       <w:r>
         <w:rPr>
@@ -2832,38 +2817,6 @@
           <w:szCs w:val="15"/>
         </w:rPr>
         <w:t xml:space="preserve"> (9) </w:t>
-      </w:r>
-      <w:r>
-        <w:rPr>
-          <w:u w:val="single"/>
-          <w:sz w:val="19"/>
-          <w:szCs w:val="19"/>
-        </w:rPr>
-        <w:t xml:space="preserve">             </w:t>
-      </w:r>
-      <w:r>
-        <w:rPr>
-          <w:sz w:val="19"/>
-          <w:szCs w:val="19"/>
-        </w:rPr>
-        <w:t xml:space="preserve"> </w:t>
-      </w:r>
-      <w:r>
-        <w:rPr>
-          <w:sz w:val="19"/>
-          <w:szCs w:val="19"/>
-        </w:rPr>
-        <w:t xml:space="preserve"> create no deferred tax; they only change the </w:t>
-      </w:r>
-      <w:r>
-        <w:rPr>
-          <w:b/>
-          <w:bCs/>
-          <w:color w:val="8186EF"/>
-          <w:sz w:val="15"/>
-          <w:szCs w:val="15"/>
-        </w:rPr>
-        <w:t xml:space="preserve"> (10) </w:t>
       </w:r>
       <w:r>
         <w:rPr>
@@ -2957,7 +2910,7 @@
                 <w:sz w:val="16"/>
                 <w:szCs w:val="16"/>
               </w:rPr>
-              <w:t xml:space="preserve">differences   ·   increase   ·   effective   ·   Tax-exempt   ·   accrued   ·   balance   ·   carrying   ·   reverse   ·   reduce   ·   interest   ·   arises</w:t>
+              <w:t xml:space="preserve">examples   ·   increase   ·   depreciation   ·   reverse   ·   carrying   ·   balance   ·   effective   ·   reduce   ·   differences   ·   arises</w:t>
             </w:r>
           </w:p>
         </w:tc>
@@ -2979,8 +2932,8 @@
       </w:tblPr>
       <w:tblGrid>
         <w:gridCol w:w="4224"/>
-        <w:gridCol w:w="2755"/>
-        <w:gridCol w:w="2621"/>
+        <w:gridCol w:w="2568"/>
+        <w:gridCol w:w="2808"/>
       </w:tblGrid>
       <w:tr>
         <w:tc>
@@ -3042,7 +2995,7 @@
         </w:tc>
         <w:tc>
           <w:tcPr>
-            <w:tcW w:type="pct" w:w="1435"/>
+            <w:tcW w:type="pct" w:w="1337"/>
             <w:shd w:fill="353A7C" w:val="clear"/>
             <w:tcMar>
               <w:top w:type="dxa" w:w="50"/>
@@ -3069,7 +3022,7 @@
         </w:tc>
         <w:tc>
           <w:tcPr>
-            <w:tcW w:type="pct" w:w="1365"/>
+            <w:tcW w:type="pct" w:w="1463"/>
             <w:shd w:fill="353A7C" w:val="clear"/>
             <w:tcMar>
               <w:top w:type="dxa" w:w="50"/>
@@ -3121,7 +3074,7 @@
         </w:tc>
         <w:tc>
           <w:tcPr>
-            <w:tcW w:type="pct" w:w="1435"/>
+            <w:tcW w:type="pct" w:w="1337"/>
             <w:shd w:fill="FFFFFF" w:val="clear"/>
             <w:tcMar>
               <w:top w:type="dxa" w:w="50"/>
@@ -3142,13 +3095,13 @@
                 <w:sz w:val="14"/>
                 <w:szCs w:val="14"/>
               </w:rPr>
-              <w:t xml:space="preserve">(11)</w:t>
-            </w:r>
-          </w:p>
-        </w:tc>
-        <w:tc>
-          <w:tcPr>
-            <w:tcW w:type="pct" w:w="1365"/>
+              <w:t xml:space="preserve">(10)</w:t>
+            </w:r>
+          </w:p>
+        </w:tc>
+        <w:tc>
+          <w:tcPr>
+            <w:tcW w:type="pct" w:w="1463"/>
             <w:tcMar>
               <w:top w:type="dxa" w:w="50"/>
               <w:left w:type="dxa" w:w="110"/>
@@ -3197,7 +3150,7 @@
         </w:tc>
         <w:tc>
           <w:tcPr>
-            <w:tcW w:type="pct" w:w="1435"/>
+            <w:tcW w:type="pct" w:w="1337"/>
             <w:shd w:fill="FBFAF6" w:val="clear"/>
             <w:tcMar>
               <w:top w:type="dxa" w:w="50"/>
@@ -3221,7 +3174,56 @@
         </w:tc>
         <w:tc>
           <w:tcPr>
-            <w:tcW w:type="pct" w:w="1365"/>
+            <w:tcW w:type="pct" w:w="1463"/>
+            <w:shd w:fill="FBFAF6" w:val="clear"/>
+            <w:tcMar>
+              <w:top w:type="dxa" w:w="50"/>
+              <w:left w:type="dxa" w:w="110"/>
+              <w:bottom w:type="dxa" w:w="50"/>
+              <w:right w:type="dxa" w:w="110"/>
+            </w:tcMar>
+          </w:tcPr>
+          <w:p>
+            <w:pPr>
+              <w:spacing w:before="28" w:after="28"/>
+            </w:pPr>
+            <w:r>
+              <w:rPr>
+                <w:sz w:val="15"/>
+                <w:szCs w:val="15"/>
+              </w:rPr>
+              <w:t xml:space="preserve">Deferred tax liability</w:t>
+            </w:r>
+          </w:p>
+        </w:tc>
+      </w:tr>
+      <w:tr>
+        <w:tc>
+          <w:tcPr>
+            <w:tcW w:type="pct" w:w="2200"/>
+            <w:tcMar>
+              <w:top w:type="dxa" w:w="50"/>
+              <w:left w:type="dxa" w:w="110"/>
+              <w:bottom w:type="dxa" w:w="50"/>
+              <w:right w:type="dxa" w:w="110"/>
+            </w:tcMar>
+          </w:tcPr>
+          <w:p>
+            <w:pPr>
+              <w:spacing w:before="28" w:after="28"/>
+            </w:pPr>
+            <w:r>
+              <w:rPr>
+                <w:sz w:val="15"/>
+                <w:szCs w:val="15"/>
+              </w:rPr>
+              <w:t xml:space="preserve">Warranty or litigation accrual, deductible when paid</w:t>
+            </w:r>
+          </w:p>
+        </w:tc>
+        <w:tc>
+          <w:tcPr>
+            <w:tcW w:type="pct" w:w="1337"/>
             <w:shd w:fill="FFFFFF" w:val="clear"/>
             <w:tcMar>
               <w:top w:type="dxa" w:w="50"/>
@@ -3242,15 +3244,13 @@
                 <w:sz w:val="14"/>
                 <w:szCs w:val="14"/>
               </w:rPr>
-              <w:t xml:space="preserve">(12)</w:t>
-            </w:r>
-          </w:p>
-        </w:tc>
-      </w:tr>
-      <w:tr>
-        <w:tc>
-          <w:tcPr>
-            <w:tcW w:type="pct" w:w="2200"/>
+              <w:t xml:space="preserve">(11)</w:t>
+            </w:r>
+          </w:p>
+        </w:tc>
+        <w:tc>
+          <w:tcPr>
+            <w:tcW w:type="pct" w:w="1463"/>
             <w:tcMar>
               <w:top w:type="dxa" w:w="50"/>
               <w:left w:type="dxa" w:w="110"/>
@@ -3267,13 +3267,16 @@
                 <w:sz w:val="15"/>
                 <w:szCs w:val="15"/>
               </w:rPr>
-              <w:t xml:space="preserve">Warranty or litigation accrual, deductible when paid</w:t>
-            </w:r>
-          </w:p>
-        </w:tc>
-        <w:tc>
-          <w:tcPr>
-            <w:tcW w:type="pct" w:w="1435"/>
+              <w:t xml:space="preserve">Deferred tax asset</w:t>
+            </w:r>
+          </w:p>
+        </w:tc>
+      </w:tr>
+      <w:tr>
+        <w:tc>
+          <w:tcPr>
+            <w:tcW w:type="pct" w:w="2200"/>
+            <w:shd w:fill="FBFAF6" w:val="clear"/>
             <w:tcMar>
               <w:top w:type="dxa" w:w="50"/>
               <w:left w:type="dxa" w:w="110"/>
@@ -3290,13 +3293,254 @@
                 <w:sz w:val="15"/>
                 <w:szCs w:val="15"/>
               </w:rPr>
+              <w:t xml:space="preserve">Rent received in advance, taxed when received</w:t>
+            </w:r>
+          </w:p>
+        </w:tc>
+        <w:tc>
+          <w:tcPr>
+            <w:tcW w:type="pct" w:w="1337"/>
+            <w:shd w:fill="FBFAF6" w:val="clear"/>
+            <w:tcMar>
+              <w:top w:type="dxa" w:w="50"/>
+              <w:left w:type="dxa" w:w="110"/>
+              <w:bottom w:type="dxa" w:w="50"/>
+              <w:right w:type="dxa" w:w="110"/>
+            </w:tcMar>
+          </w:tcPr>
+          <w:p>
+            <w:pPr>
+              <w:spacing w:before="28" w:after="28"/>
+            </w:pPr>
+            <w:r>
+              <w:rPr>
+                <w:sz w:val="15"/>
+                <w:szCs w:val="15"/>
+              </w:rPr>
               <w:t xml:space="preserve">Temporary, deductible</w:t>
             </w:r>
           </w:p>
         </w:tc>
         <w:tc>
           <w:tcPr>
-            <w:tcW w:type="pct" w:w="1365"/>
+            <w:tcW w:type="pct" w:w="1463"/>
+            <w:shd w:fill="FBFAF6" w:val="clear"/>
+            <w:tcMar>
+              <w:top w:type="dxa" w:w="50"/>
+              <w:left w:type="dxa" w:w="110"/>
+              <w:bottom w:type="dxa" w:w="50"/>
+              <w:right w:type="dxa" w:w="110"/>
+            </w:tcMar>
+          </w:tcPr>
+          <w:p>
+            <w:pPr>
+              <w:spacing w:before="28" w:after="28"/>
+            </w:pPr>
+            <w:r>
+              <w:rPr>
+                <w:sz w:val="15"/>
+                <w:szCs w:val="15"/>
+              </w:rPr>
+              <w:t xml:space="preserve">Deferred tax asset</w:t>
+            </w:r>
+          </w:p>
+        </w:tc>
+      </w:tr>
+      <w:tr>
+        <w:tc>
+          <w:tcPr>
+            <w:tcW w:type="pct" w:w="2200"/>
+            <w:tcMar>
+              <w:top w:type="dxa" w:w="50"/>
+              <w:left w:type="dxa" w:w="110"/>
+              <w:bottom w:type="dxa" w:w="50"/>
+              <w:right w:type="dxa" w:w="110"/>
+            </w:tcMar>
+          </w:tcPr>
+          <w:p>
+            <w:pPr>
+              <w:spacing w:before="28" w:after="28"/>
+            </w:pPr>
+            <w:r>
+              <w:rPr>
+                <w:sz w:val="15"/>
+                <w:szCs w:val="15"/>
+              </w:rPr>
+              <w:t xml:space="preserve">Tax-exempt municipal bond interest</w:t>
+            </w:r>
+          </w:p>
+        </w:tc>
+        <w:tc>
+          <w:tcPr>
+            <w:tcW w:type="pct" w:w="1337"/>
+            <w:tcMar>
+              <w:top w:type="dxa" w:w="50"/>
+              <w:left w:type="dxa" w:w="110"/>
+              <w:bottom w:type="dxa" w:w="50"/>
+              <w:right w:type="dxa" w:w="110"/>
+            </w:tcMar>
+          </w:tcPr>
+          <w:p>
+            <w:pPr>
+              <w:spacing w:before="28" w:after="28"/>
+            </w:pPr>
+            <w:r>
+              <w:rPr>
+                <w:sz w:val="15"/>
+                <w:szCs w:val="15"/>
+              </w:rPr>
+              <w:t xml:space="preserve">Permanent</w:t>
+            </w:r>
+          </w:p>
+        </w:tc>
+        <w:tc>
+          <w:tcPr>
+            <w:tcW w:type="pct" w:w="1463"/>
+            <w:tcMar>
+              <w:top w:type="dxa" w:w="50"/>
+              <w:left w:type="dxa" w:w="110"/>
+              <w:bottom w:type="dxa" w:w="50"/>
+              <w:right w:type="dxa" w:w="110"/>
+            </w:tcMar>
+          </w:tcPr>
+          <w:p>
+            <w:pPr>
+              <w:spacing w:before="28" w:after="28"/>
+            </w:pPr>
+            <w:r>
+              <w:rPr>
+                <w:sz w:val="15"/>
+                <w:szCs w:val="15"/>
+              </w:rPr>
+              <w:t xml:space="preserve">None</w:t>
+            </w:r>
+          </w:p>
+        </w:tc>
+      </w:tr>
+      <w:tr>
+        <w:tc>
+          <w:tcPr>
+            <w:tcW w:type="pct" w:w="2200"/>
+            <w:shd w:fill="FBFAF6" w:val="clear"/>
+            <w:tcMar>
+              <w:top w:type="dxa" w:w="50"/>
+              <w:left w:type="dxa" w:w="110"/>
+              <w:bottom w:type="dxa" w:w="50"/>
+              <w:right w:type="dxa" w:w="110"/>
+            </w:tcMar>
+          </w:tcPr>
+          <w:p>
+            <w:pPr>
+              <w:spacing w:before="28" w:after="28"/>
+            </w:pPr>
+            <w:r>
+              <w:rPr>
+                <w:sz w:val="15"/>
+                <w:szCs w:val="15"/>
+              </w:rPr>
+              <w:t xml:space="preserve">Fines and penalties</w:t>
+            </w:r>
+          </w:p>
+        </w:tc>
+        <w:tc>
+          <w:tcPr>
+            <w:tcW w:type="pct" w:w="1337"/>
+            <w:shd w:fill="FBFAF6" w:val="clear"/>
+            <w:tcMar>
+              <w:top w:type="dxa" w:w="50"/>
+              <w:left w:type="dxa" w:w="110"/>
+              <w:bottom w:type="dxa" w:w="50"/>
+              <w:right w:type="dxa" w:w="110"/>
+            </w:tcMar>
+          </w:tcPr>
+          <w:p>
+            <w:pPr>
+              <w:spacing w:before="28" w:after="28"/>
+            </w:pPr>
+            <w:r>
+              <w:rPr>
+                <w:sz w:val="15"/>
+                <w:szCs w:val="15"/>
+              </w:rPr>
+              <w:t xml:space="preserve">Permanent</w:t>
+            </w:r>
+          </w:p>
+        </w:tc>
+        <w:tc>
+          <w:tcPr>
+            <w:tcW w:type="pct" w:w="1463"/>
+            <w:shd w:fill="FBFAF6" w:val="clear"/>
+            <w:tcMar>
+              <w:top w:type="dxa" w:w="50"/>
+              <w:left w:type="dxa" w:w="110"/>
+              <w:bottom w:type="dxa" w:w="50"/>
+              <w:right w:type="dxa" w:w="110"/>
+            </w:tcMar>
+          </w:tcPr>
+          <w:p>
+            <w:pPr>
+              <w:spacing w:before="28" w:after="28"/>
+            </w:pPr>
+            <w:r>
+              <w:rPr>
+                <w:sz w:val="15"/>
+                <w:szCs w:val="15"/>
+              </w:rPr>
+              <w:t xml:space="preserve">None</w:t>
+            </w:r>
+          </w:p>
+        </w:tc>
+      </w:tr>
+      <w:tr>
+        <w:tc>
+          <w:tcPr>
+            <w:tcW w:type="pct" w:w="2200"/>
+            <w:tcMar>
+              <w:top w:type="dxa" w:w="50"/>
+              <w:left w:type="dxa" w:w="110"/>
+              <w:bottom w:type="dxa" w:w="50"/>
+              <w:right w:type="dxa" w:w="110"/>
+            </w:tcMar>
+          </w:tcPr>
+          <w:p>
+            <w:pPr>
+              <w:spacing w:before="28" w:after="28"/>
+            </w:pPr>
+            <w:r>
+              <w:rPr>
+                <w:sz w:val="15"/>
+                <w:szCs w:val="15"/>
+              </w:rPr>
+              <w:t xml:space="preserve">Life insurance premiums when the company is the beneficiary</w:t>
+            </w:r>
+          </w:p>
+        </w:tc>
+        <w:tc>
+          <w:tcPr>
+            <w:tcW w:type="pct" w:w="1337"/>
+            <w:tcMar>
+              <w:top w:type="dxa" w:w="50"/>
+              <w:left w:type="dxa" w:w="110"/>
+              <w:bottom w:type="dxa" w:w="50"/>
+              <w:right w:type="dxa" w:w="110"/>
+            </w:tcMar>
+          </w:tcPr>
+          <w:p>
+            <w:pPr>
+              <w:spacing w:before="28" w:after="28"/>
+            </w:pPr>
+            <w:r>
+              <w:rPr>
+                <w:sz w:val="15"/>
+                <w:szCs w:val="15"/>
+              </w:rPr>
+              <w:t xml:space="preserve">Permanent</w:t>
+            </w:r>
+          </w:p>
+        </w:tc>
+        <w:tc>
+          <w:tcPr>
+            <w:tcW w:type="pct" w:w="1463"/>
             <w:shd w:fill="FFFFFF" w:val="clear"/>
             <w:tcMar>
               <w:top w:type="dxa" w:w="50"/>
@@ -3317,304 +3561,7 @@
                 <w:sz w:val="14"/>
                 <w:szCs w:val="14"/>
               </w:rPr>
-              <w:t xml:space="preserve">(13)</w:t>
-            </w:r>
-          </w:p>
-        </w:tc>
-      </w:tr>
-      <w:tr>
-        <w:tc>
-          <w:tcPr>
-            <w:tcW w:type="pct" w:w="2200"/>
-            <w:shd w:fill="FBFAF6" w:val="clear"/>
-            <w:tcMar>
-              <w:top w:type="dxa" w:w="50"/>
-              <w:left w:type="dxa" w:w="110"/>
-              <w:bottom w:type="dxa" w:w="50"/>
-              <w:right w:type="dxa" w:w="110"/>
-            </w:tcMar>
-          </w:tcPr>
-          <w:p>
-            <w:pPr>
-              <w:spacing w:before="28" w:after="28"/>
-            </w:pPr>
-            <w:r>
-              <w:rPr>
-                <w:sz w:val="15"/>
-                <w:szCs w:val="15"/>
-              </w:rPr>
-              <w:t xml:space="preserve">Rent received in advance, taxed when received</w:t>
-            </w:r>
-          </w:p>
-        </w:tc>
-        <w:tc>
-          <w:tcPr>
-            <w:tcW w:type="pct" w:w="1435"/>
-            <w:shd w:fill="FFFFFF" w:val="clear"/>
-            <w:tcMar>
-              <w:top w:type="dxa" w:w="50"/>
-              <w:left w:type="dxa" w:w="110"/>
-              <w:bottom w:type="dxa" w:w="50"/>
-              <w:right w:type="dxa" w:w="110"/>
-            </w:tcMar>
-          </w:tcPr>
-          <w:p>
-            <w:pPr>
-              <w:spacing w:before="46" w:after="46"/>
-            </w:pPr>
-            <w:r>
-              <w:rPr>
-                <w:b/>
-                <w:bCs/>
-                <w:color w:val="8186EF"/>
-                <w:sz w:val="14"/>
-                <w:szCs w:val="14"/>
-              </w:rPr>
-              <w:t xml:space="preserve">(14)</w:t>
-            </w:r>
-          </w:p>
-        </w:tc>
-        <w:tc>
-          <w:tcPr>
-            <w:tcW w:type="pct" w:w="1365"/>
-            <w:shd w:fill="FBFAF6" w:val="clear"/>
-            <w:tcMar>
-              <w:top w:type="dxa" w:w="50"/>
-              <w:left w:type="dxa" w:w="110"/>
-              <w:bottom w:type="dxa" w:w="50"/>
-              <w:right w:type="dxa" w:w="110"/>
-            </w:tcMar>
-          </w:tcPr>
-          <w:p>
-            <w:pPr>
-              <w:spacing w:before="28" w:after="28"/>
-            </w:pPr>
-            <w:r>
-              <w:rPr>
-                <w:sz w:val="15"/>
-                <w:szCs w:val="15"/>
-              </w:rPr>
-              <w:t xml:space="preserve">Deferred tax asset</w:t>
-            </w:r>
-          </w:p>
-        </w:tc>
-      </w:tr>
-      <w:tr>
-        <w:tc>
-          <w:tcPr>
-            <w:tcW w:type="pct" w:w="2200"/>
-            <w:tcMar>
-              <w:top w:type="dxa" w:w="50"/>
-              <w:left w:type="dxa" w:w="110"/>
-              <w:bottom w:type="dxa" w:w="50"/>
-              <w:right w:type="dxa" w:w="110"/>
-            </w:tcMar>
-          </w:tcPr>
-          <w:p>
-            <w:pPr>
-              <w:spacing w:before="28" w:after="28"/>
-            </w:pPr>
-            <w:r>
-              <w:rPr>
-                <w:sz w:val="15"/>
-                <w:szCs w:val="15"/>
-              </w:rPr>
-              <w:t xml:space="preserve">Tax-exempt municipal bond interest</w:t>
-            </w:r>
-          </w:p>
-        </w:tc>
-        <w:tc>
-          <w:tcPr>
-            <w:tcW w:type="pct" w:w="1435"/>
-            <w:tcMar>
-              <w:top w:type="dxa" w:w="50"/>
-              <w:left w:type="dxa" w:w="110"/>
-              <w:bottom w:type="dxa" w:w="50"/>
-              <w:right w:type="dxa" w:w="110"/>
-            </w:tcMar>
-          </w:tcPr>
-          <w:p>
-            <w:pPr>
-              <w:spacing w:before="28" w:after="28"/>
-            </w:pPr>
-            <w:r>
-              <w:rPr>
-                <w:sz w:val="15"/>
-                <w:szCs w:val="15"/>
-              </w:rPr>
-              <w:t xml:space="preserve">Permanent</w:t>
-            </w:r>
-          </w:p>
-        </w:tc>
-        <w:tc>
-          <w:tcPr>
-            <w:tcW w:type="pct" w:w="1365"/>
-            <w:shd w:fill="FFFFFF" w:val="clear"/>
-            <w:tcMar>
-              <w:top w:type="dxa" w:w="50"/>
-              <w:left w:type="dxa" w:w="110"/>
-              <w:bottom w:type="dxa" w:w="50"/>
-              <w:right w:type="dxa" w:w="110"/>
-            </w:tcMar>
-          </w:tcPr>
-          <w:p>
-            <w:pPr>
-              <w:spacing w:before="46" w:after="46"/>
-            </w:pPr>
-            <w:r>
-              <w:rPr>
-                <w:b/>
-                <w:bCs/>
-                <w:color w:val="8186EF"/>
-                <w:sz w:val="14"/>
-                <w:szCs w:val="14"/>
-              </w:rPr>
-              <w:t xml:space="preserve">(15)</w:t>
-            </w:r>
-          </w:p>
-        </w:tc>
-      </w:tr>
-      <w:tr>
-        <w:tc>
-          <w:tcPr>
-            <w:tcW w:type="pct" w:w="2200"/>
-            <w:shd w:fill="FBFAF6" w:val="clear"/>
-            <w:tcMar>
-              <w:top w:type="dxa" w:w="50"/>
-              <w:left w:type="dxa" w:w="110"/>
-              <w:bottom w:type="dxa" w:w="50"/>
-              <w:right w:type="dxa" w:w="110"/>
-            </w:tcMar>
-          </w:tcPr>
-          <w:p>
-            <w:pPr>
-              <w:spacing w:before="28" w:after="28"/>
-            </w:pPr>
-            <w:r>
-              <w:rPr>
-                <w:sz w:val="15"/>
-                <w:szCs w:val="15"/>
-              </w:rPr>
-              <w:t xml:space="preserve">Fines and penalties</w:t>
-            </w:r>
-          </w:p>
-        </w:tc>
-        <w:tc>
-          <w:tcPr>
-            <w:tcW w:type="pct" w:w="1435"/>
-            <w:shd w:fill="FBFAF6" w:val="clear"/>
-            <w:tcMar>
-              <w:top w:type="dxa" w:w="50"/>
-              <w:left w:type="dxa" w:w="110"/>
-              <w:bottom w:type="dxa" w:w="50"/>
-              <w:right w:type="dxa" w:w="110"/>
-            </w:tcMar>
-          </w:tcPr>
-          <w:p>
-            <w:pPr>
-              <w:spacing w:before="28" w:after="28"/>
-            </w:pPr>
-            <w:r>
-              <w:rPr>
-                <w:sz w:val="15"/>
-                <w:szCs w:val="15"/>
-              </w:rPr>
-              <w:t xml:space="preserve">Permanent</w:t>
-            </w:r>
-          </w:p>
-        </w:tc>
-        <w:tc>
-          <w:tcPr>
-            <w:tcW w:type="pct" w:w="1365"/>
-            <w:shd w:fill="FBFAF6" w:val="clear"/>
-            <w:tcMar>
-              <w:top w:type="dxa" w:w="50"/>
-              <w:left w:type="dxa" w:w="110"/>
-              <w:bottom w:type="dxa" w:w="50"/>
-              <w:right w:type="dxa" w:w="110"/>
-            </w:tcMar>
-          </w:tcPr>
-          <w:p>
-            <w:pPr>
-              <w:spacing w:before="28" w:after="28"/>
-            </w:pPr>
-            <w:r>
-              <w:rPr>
-                <w:sz w:val="15"/>
-                <w:szCs w:val="15"/>
-              </w:rPr>
-              <w:t xml:space="preserve">None</w:t>
-            </w:r>
-          </w:p>
-        </w:tc>
-      </w:tr>
-      <w:tr>
-        <w:tc>
-          <w:tcPr>
-            <w:tcW w:type="pct" w:w="2200"/>
-            <w:tcMar>
-              <w:top w:type="dxa" w:w="50"/>
-              <w:left w:type="dxa" w:w="110"/>
-              <w:bottom w:type="dxa" w:w="50"/>
-              <w:right w:type="dxa" w:w="110"/>
-            </w:tcMar>
-          </w:tcPr>
-          <w:p>
-            <w:pPr>
-              <w:spacing w:before="28" w:after="28"/>
-            </w:pPr>
-            <w:r>
-              <w:rPr>
-                <w:sz w:val="15"/>
-                <w:szCs w:val="15"/>
-              </w:rPr>
-              <w:t xml:space="preserve">Life insurance premiums when the company is the beneficiary</w:t>
-            </w:r>
-          </w:p>
-        </w:tc>
-        <w:tc>
-          <w:tcPr>
-            <w:tcW w:type="pct" w:w="1435"/>
-            <w:tcMar>
-              <w:top w:type="dxa" w:w="50"/>
-              <w:left w:type="dxa" w:w="110"/>
-              <w:bottom w:type="dxa" w:w="50"/>
-              <w:right w:type="dxa" w:w="110"/>
-            </w:tcMar>
-          </w:tcPr>
-          <w:p>
-            <w:pPr>
-              <w:spacing w:before="28" w:after="28"/>
-            </w:pPr>
-            <w:r>
-              <w:rPr>
-                <w:sz w:val="15"/>
-                <w:szCs w:val="15"/>
-              </w:rPr>
-              <w:t xml:space="preserve">Permanent</w:t>
-            </w:r>
-          </w:p>
-        </w:tc>
-        <w:tc>
-          <w:tcPr>
-            <w:tcW w:type="pct" w:w="1365"/>
-            <w:tcMar>
-              <w:top w:type="dxa" w:w="50"/>
-              <w:left w:type="dxa" w:w="110"/>
-              <w:bottom w:type="dxa" w:w="50"/>
-              <w:right w:type="dxa" w:w="110"/>
-            </w:tcMar>
-          </w:tcPr>
-          <w:p>
-            <w:pPr>
-              <w:spacing w:before="28" w:after="28"/>
-            </w:pPr>
-            <w:r>
-              <w:rPr>
-                <w:sz w:val="15"/>
-                <w:szCs w:val="15"/>
-              </w:rPr>
-              <w:t xml:space="preserve">None</w:t>
+              <w:t xml:space="preserve">(12)</w:t>
             </w:r>
           </w:p>
         </w:tc>
@@ -3676,7 +3623,7 @@
                 <w:sz w:val="16"/>
                 <w:szCs w:val="16"/>
               </w:rPr>
-              <w:t xml:space="preserve">None   ·   Deferred tax liability   ·   enacted tax rate   ·   Deferred tax asset   ·   Temporary, deductible   ·   Temporary, taxable</w:t>
+              <w:t xml:space="preserve">Permanent   ·   None   ·   Temporary, deductible   ·   Temporary, taxable</w:t>
             </w:r>
           </w:p>
         </w:tc>
@@ -3750,7 +3697,7 @@
           <w:sz w:val="16"/>
           <w:szCs w:val="16"/>
         </w:rPr>
-        <w:t xml:space="preserve">      gaps 16–18</w:t>
+        <w:t xml:space="preserve">      gaps 13–15</w:t>
       </w:r>
     </w:p>
     <w:p>
@@ -3773,7 +3720,7 @@
           <w:sz w:val="15"/>
           <w:szCs w:val="15"/>
         </w:rPr>
-        <w:t xml:space="preserve"> (16) </w:t>
+        <w:t xml:space="preserve"> (13) </w:t>
       </w:r>
       <w:r>
         <w:rPr>
@@ -3795,14 +3742,7 @@
           <w:sz w:val="19"/>
           <w:szCs w:val="19"/>
         </w:rPr>
-        <w:t xml:space="preserve"> faster than book: less tax now, more later: deferred tax liability. </w:t>
-      </w:r>
-      <w:r>
-        <w:rPr>
-          <w:sz w:val="19"/>
-          <w:szCs w:val="19"/>
-        </w:rPr>
-        <w:t xml:space="preserve">Warranty accrued now, </w:t>
+        <w:t xml:space="preserve"> faster than book: less tax now, more later: deferred tax </w:t>
       </w:r>
       <w:r>
         <w:rPr>
@@ -3812,7 +3752,7 @@
           <w:sz w:val="15"/>
           <w:szCs w:val="15"/>
         </w:rPr>
-        <w:t xml:space="preserve"> (17) </w:t>
+        <w:t xml:space="preserve"> (14) </w:t>
       </w:r>
       <w:r>
         <w:rPr>
@@ -3820,7 +3760,7 @@
           <w:sz w:val="19"/>
           <w:szCs w:val="19"/>
         </w:rPr>
-        <w:t xml:space="preserve">            </w:t>
+        <w:t xml:space="preserve">           </w:t>
       </w:r>
       <w:r>
         <w:rPr>
@@ -3834,14 +3774,14 @@
           <w:sz w:val="19"/>
           <w:szCs w:val="19"/>
         </w:rPr>
-        <w:t xml:space="preserve"> when paid: more tax now, less later: deferred tax asset. </w:t>
-      </w:r>
-      <w:r>
-        <w:rPr>
-          <w:sz w:val="19"/>
-          <w:szCs w:val="19"/>
-        </w:rPr>
-        <w:t xml:space="preserve">Fines and </w:t>
+        <w:t xml:space="preserve">. </w:t>
+      </w:r>
+      <w:r>
+        <w:rPr>
+          <w:sz w:val="19"/>
+          <w:szCs w:val="19"/>
+        </w:rPr>
+        <w:t xml:space="preserve">Warranty </w:t>
       </w:r>
       <w:r>
         <w:rPr>
@@ -3851,7 +3791,7 @@
           <w:sz w:val="15"/>
           <w:szCs w:val="15"/>
         </w:rPr>
-        <w:t xml:space="preserve"> (18) </w:t>
+        <w:t xml:space="preserve"> (15) </w:t>
       </w:r>
       <w:r>
         <w:rPr>
@@ -3873,7 +3813,14 @@
           <w:sz w:val="19"/>
           <w:szCs w:val="19"/>
         </w:rPr>
-        <w:t xml:space="preserve"> interest: permanent, no deferred tax. </w:t>
+        <w:t xml:space="preserve"> now, deductible when paid: more tax now, less later: deferred tax asset. </w:t>
+      </w:r>
+      <w:r>
+        <w:rPr>
+          <w:sz w:val="19"/>
+          <w:szCs w:val="19"/>
+        </w:rPr>
+        <w:t xml:space="preserve">Fines and municipal interest: permanent, no deferred tax. </w:t>
       </w:r>
     </w:p>
     <w:tbl>
@@ -3931,7 +3878,7 @@
                 <w:sz w:val="16"/>
                 <w:szCs w:val="16"/>
               </w:rPr>
-              <w:t xml:space="preserve">increase   ·   depreciation   ·   deductible   ·   municipal</w:t>
+              <w:t xml:space="preserve">taxable   ·   depreciation   ·   liability   ·   accrued</w:t>
             </w:r>
           </w:p>
         </w:tc>
@@ -4566,7 +4513,7 @@
                 <w:sz w:val="16"/>
                 <w:szCs w:val="16"/>
               </w:rPr>
-              <w:t xml:space="preserve">11  </w:t>
+              <w:t xml:space="preserve">10  </w:t>
             </w:r>
             <w:r>
               <w:rPr>
@@ -4634,14 +4581,14 @@
                 <w:sz w:val="16"/>
                 <w:szCs w:val="16"/>
               </w:rPr>
-              <w:t xml:space="preserve">12  </w:t>
-            </w:r>
-            <w:r>
-              <w:rPr>
-                <w:sz w:val="16"/>
-                <w:szCs w:val="16"/>
-              </w:rPr>
-              <w:t xml:space="preserve">Deferred tax liability</w:t>
+              <w:t xml:space="preserve">11  </w:t>
+            </w:r>
+            <w:r>
+              <w:rPr>
+                <w:sz w:val="16"/>
+                <w:szCs w:val="16"/>
+              </w:rPr>
+              <w:t xml:space="preserve">Temporary, deductible</w:t>
             </w:r>
           </w:p>
         </w:tc>
@@ -4702,14 +4649,14 @@
                 <w:sz w:val="16"/>
                 <w:szCs w:val="16"/>
               </w:rPr>
-              <w:t xml:space="preserve">13  </w:t>
-            </w:r>
-            <w:r>
-              <w:rPr>
-                <w:sz w:val="16"/>
-                <w:szCs w:val="16"/>
-              </w:rPr>
-              <w:t xml:space="preserve">Deferred tax asset</w:t>
+              <w:t xml:space="preserve">12  </w:t>
+            </w:r>
+            <w:r>
+              <w:rPr>
+                <w:sz w:val="16"/>
+                <w:szCs w:val="16"/>
+              </w:rPr>
+              <w:t xml:space="preserve">None</w:t>
             </w:r>
           </w:p>
         </w:tc>
@@ -4770,14 +4717,14 @@
                 <w:sz w:val="16"/>
                 <w:szCs w:val="16"/>
               </w:rPr>
-              <w:t xml:space="preserve">14  </w:t>
-            </w:r>
-            <w:r>
-              <w:rPr>
-                <w:sz w:val="16"/>
-                <w:szCs w:val="16"/>
-              </w:rPr>
-              <w:t xml:space="preserve">Temporary, deductible</w:t>
+              <w:t xml:space="preserve">13  </w:t>
+            </w:r>
+            <w:r>
+              <w:rPr>
+                <w:sz w:val="16"/>
+                <w:szCs w:val="16"/>
+              </w:rPr>
+              <w:t xml:space="preserve">depreciation</w:t>
             </w:r>
           </w:p>
         </w:tc>
@@ -4838,14 +4785,14 @@
                 <w:sz w:val="16"/>
                 <w:szCs w:val="16"/>
               </w:rPr>
-              <w:t xml:space="preserve">15  </w:t>
-            </w:r>
-            <w:r>
-              <w:rPr>
-                <w:sz w:val="16"/>
-                <w:szCs w:val="16"/>
-              </w:rPr>
-              <w:t xml:space="preserve">None</w:t>
+              <w:t xml:space="preserve">14  </w:t>
+            </w:r>
+            <w:r>
+              <w:rPr>
+                <w:sz w:val="16"/>
+                <w:szCs w:val="16"/>
+              </w:rPr>
+              <w:t xml:space="preserve">liability</w:t>
             </w:r>
           </w:p>
         </w:tc>
@@ -4906,14 +4853,14 @@
                 <w:sz w:val="16"/>
                 <w:szCs w:val="16"/>
               </w:rPr>
-              <w:t xml:space="preserve">16  </w:t>
-            </w:r>
-            <w:r>
-              <w:rPr>
-                <w:sz w:val="16"/>
-                <w:szCs w:val="16"/>
-              </w:rPr>
-              <w:t xml:space="preserve">depreciation</w:t>
+              <w:t xml:space="preserve">15  </w:t>
+            </w:r>
+            <w:r>
+              <w:rPr>
+                <w:sz w:val="16"/>
+                <w:szCs w:val="16"/>
+              </w:rPr>
+              <w:t xml:space="preserve">accrued</w:t>
             </w:r>
           </w:p>
         </w:tc>
@@ -4948,7 +4895,7 @@
                 <w:sz w:val="16"/>
                 <w:szCs w:val="16"/>
               </w:rPr>
-              <w:t xml:space="preserve">Tax-exempt</w:t>
+              <w:t xml:space="preserve">examples</w:t>
             </w:r>
           </w:p>
         </w:tc>
@@ -4974,14 +4921,14 @@
                 <w:sz w:val="16"/>
                 <w:szCs w:val="16"/>
               </w:rPr>
-              <w:t xml:space="preserve">17  </w:t>
-            </w:r>
-            <w:r>
-              <w:rPr>
-                <w:sz w:val="16"/>
-                <w:szCs w:val="16"/>
-              </w:rPr>
-              <w:t xml:space="preserve">deductible</w:t>
+              <w:t xml:space="preserve">16  </w:t>
+            </w:r>
+            <w:r>
+              <w:rPr>
+                <w:sz w:val="16"/>
+                <w:szCs w:val="16"/>
+              </w:rPr>
+              <w:t xml:space="preserve">deductible temporary difference</w:t>
             </w:r>
           </w:p>
         </w:tc>
@@ -5016,7 +4963,7 @@
                 <w:sz w:val="16"/>
                 <w:szCs w:val="16"/>
               </w:rPr>
-              <w:t xml:space="preserve">interest</w:t>
+              <w:t xml:space="preserve">differences</w:t>
             </w:r>
           </w:p>
         </w:tc>
@@ -5042,14 +4989,14 @@
                 <w:sz w:val="16"/>
                 <w:szCs w:val="16"/>
               </w:rPr>
-              <w:t xml:space="preserve">18  </w:t>
-            </w:r>
-            <w:r>
-              <w:rPr>
-                <w:sz w:val="16"/>
-                <w:szCs w:val="16"/>
-              </w:rPr>
-              <w:t xml:space="preserve">municipal</w:t>
+              <w:t xml:space="preserve">17  </w:t>
+            </w:r>
+            <w:r>
+              <w:rPr>
+                <w:sz w:val="16"/>
+                <w:szCs w:val="16"/>
+              </w:rPr>
+              <w:t xml:space="preserve">tax basis</w:t>
             </w:r>
           </w:p>
         </w:tc>
@@ -5084,7 +5031,7 @@
                 <w:sz w:val="16"/>
                 <w:szCs w:val="16"/>
               </w:rPr>
-              <w:t xml:space="preserve">differences</w:t>
+              <w:t xml:space="preserve">effective</w:t>
             </w:r>
           </w:p>
         </w:tc>
@@ -5100,92 +5047,14 @@
           </w:tcPr>
           <w:p>
             <w:pPr>
-              <w:spacing w:before="12" w:after="12"/>
-            </w:pPr>
-            <w:r>
-              <w:rPr>
-                <w:b/>
-                <w:bCs/>
-                <w:color w:val="8186EF"/>
-                <w:sz w:val="16"/>
-                <w:szCs w:val="16"/>
-              </w:rPr>
-              <w:t xml:space="preserve">19  </w:t>
-            </w:r>
-            <w:r>
-              <w:rPr>
-                <w:sz w:val="16"/>
-                <w:szCs w:val="16"/>
-              </w:rPr>
-              <w:t xml:space="preserve">deductible temporary difference</w:t>
-            </w:r>
-          </w:p>
-        </w:tc>
-      </w:tr>
-      <w:tr>
-        <w:tc>
-          <w:tcPr>
-            <w:tcW w:type="pct" w:w="2500"/>
-            <w:tcMar>
-              <w:top w:type="dxa" w:w="20"/>
-              <w:left w:type="dxa" w:w="80"/>
-              <w:bottom w:type="dxa" w:w="20"/>
-              <w:right w:type="dxa" w:w="80"/>
-            </w:tcMar>
-          </w:tcPr>
-          <w:p>
-            <w:pPr>
-              <w:spacing w:before="12" w:after="12"/>
-            </w:pPr>
-            <w:r>
-              <w:rPr>
-                <w:b/>
-                <w:bCs/>
-                <w:color w:val="8186EF"/>
-                <w:sz w:val="16"/>
-                <w:szCs w:val="16"/>
-              </w:rPr>
-              <w:t xml:space="preserve">10  </w:t>
-            </w:r>
-            <w:r>
-              <w:rPr>
-                <w:sz w:val="16"/>
-                <w:szCs w:val="16"/>
-              </w:rPr>
-              <w:t xml:space="preserve">effective</w:t>
-            </w:r>
-          </w:p>
-        </w:tc>
-        <w:tc>
-          <w:tcPr>
-            <w:tcW w:type="pct" w:w="2500"/>
-            <w:tcMar>
-              <w:top w:type="dxa" w:w="20"/>
-              <w:left w:type="dxa" w:w="80"/>
-              <w:bottom w:type="dxa" w:w="20"/>
-              <w:right w:type="dxa" w:w="80"/>
-            </w:tcMar>
-          </w:tcPr>
-          <w:p>
-            <w:pPr>
-              <w:spacing w:before="12" w:after="12"/>
-            </w:pPr>
-            <w:r>
-              <w:rPr>
-                <w:b/>
-                <w:bCs/>
-                <w:color w:val="8186EF"/>
-                <w:sz w:val="16"/>
-                <w:szCs w:val="16"/>
-              </w:rPr>
-              <w:t xml:space="preserve">20  </w:t>
-            </w:r>
-            <w:r>
-              <w:rPr>
-                <w:sz w:val="16"/>
-                <w:szCs w:val="16"/>
-              </w:rPr>
-              <w:t xml:space="preserve">tax basis</w:t>
+              <w:spacing w:before="24" w:after="24"/>
+            </w:pPr>
+            <w:r>
+              <w:rPr>
+                <w:sz w:val="16"/>
+                <w:szCs w:val="16"/>
+              </w:rPr>
+              <w:t xml:space="preserve"/>
             </w:r>
           </w:p>
         </w:tc>
@@ -5411,7 +5280,14 @@
           <w:sz w:val="19"/>
           <w:szCs w:val="19"/>
         </w:rPr>
-        <w:t xml:space="preserve"/>
+        <w:t xml:space="preserve">Current tax is taxable income times the tax rate. </w:t>
+      </w:r>
+      <w:r>
+        <w:rPr>
+          <w:sz w:val="19"/>
+          <w:szCs w:val="19"/>
+        </w:rPr>
+        <w:t xml:space="preserve">Deferred tax </w:t>
       </w:r>
       <w:r>
         <w:rPr>
@@ -5429,7 +5305,7 @@
           <w:sz w:val="19"/>
           <w:szCs w:val="19"/>
         </w:rPr>
-        <w:t xml:space="preserve">           </w:t>
+        <w:t xml:space="preserve">             </w:t>
       </w:r>
       <w:r>
         <w:rPr>
@@ -5443,14 +5319,7 @@
           <w:sz w:val="19"/>
           <w:szCs w:val="19"/>
         </w:rPr>
-        <w:t xml:space="preserve"> tax is taxable income times the tax rate. </w:t>
-      </w:r>
-      <w:r>
-        <w:rPr>
-          <w:sz w:val="19"/>
-          <w:szCs w:val="19"/>
-        </w:rPr>
-        <w:t xml:space="preserve">Deferred tax </w:t>
+        <w:t xml:space="preserve"> and assets are the temporary differences times the </w:t>
       </w:r>
       <w:r>
         <w:rPr>
@@ -5468,7 +5337,7 @@
           <w:sz w:val="19"/>
           <w:szCs w:val="19"/>
         </w:rPr>
-        <w:t xml:space="preserve">             </w:t>
+        <w:t xml:space="preserve">           </w:t>
       </w:r>
       <w:r>
         <w:rPr>
@@ -5482,14 +5351,14 @@
           <w:sz w:val="19"/>
           <w:szCs w:val="19"/>
         </w:rPr>
-        <w:t xml:space="preserve"> and assets are the temporary differences times the enacted tax rate that will apply when they reverse. </w:t>
-      </w:r>
-      <w:r>
-        <w:rPr>
-          <w:sz w:val="19"/>
-          <w:szCs w:val="19"/>
-        </w:rPr>
-        <w:t xml:space="preserve">Deferred tax expense is the change in the net deferred tax </w:t>
+        <w:t xml:space="preserve"> tax rate that will apply when they reverse. </w:t>
+      </w:r>
+      <w:r>
+        <w:rPr>
+          <w:sz w:val="19"/>
+          <w:szCs w:val="19"/>
+        </w:rPr>
+        <w:t xml:space="preserve">Deferred tax expense is the </w:t>
       </w:r>
       <w:r>
         <w:rPr>
@@ -5521,7 +5390,7 @@
           <w:sz w:val="19"/>
           <w:szCs w:val="19"/>
         </w:rPr>
-        <w:t xml:space="preserve"> during the year. </w:t>
+        <w:t xml:space="preserve"> in the net deferred tax liability during the year. </w:t>
       </w:r>
     </w:p>
     <w:tbl>
@@ -5579,7 +5448,7 @@
                 <w:sz w:val="16"/>
                 <w:szCs w:val="16"/>
               </w:rPr>
-              <w:t xml:space="preserve">liabilities   ·   liability   ·   approach   ·   interest   ·   Current</w:t>
+              <w:t xml:space="preserve">enacted   ·   change   ·   approach   ·   municipal   ·   liabilities</w:t>
             </w:r>
           </w:p>
         </w:tc>
@@ -5653,7 +5522,7 @@
           <w:sz w:val="16"/>
           <w:szCs w:val="16"/>
         </w:rPr>
-        <w:t xml:space="preserve">      gaps 5–11</w:t>
+        <w:t xml:space="preserve">      gaps 5–9</w:t>
       </w:r>
     </w:p>
     <w:p>
@@ -5666,7 +5535,14 @@
           <w:sz w:val="19"/>
           <w:szCs w:val="19"/>
         </w:rPr>
-        <w:t xml:space="preserve">Suppose </w:t>
+        <w:t xml:space="preserve">Suppose Orontes earns $2,000,000 before tax in 2026. </w:t>
+      </w:r>
+      <w:r>
+        <w:rPr>
+          <w:sz w:val="19"/>
+          <w:szCs w:val="19"/>
+        </w:rPr>
+        <w:t xml:space="preserve">It </w:t>
       </w:r>
       <w:r>
         <w:rPr>
@@ -5698,14 +5574,21 @@
           <w:sz w:val="19"/>
           <w:szCs w:val="19"/>
         </w:rPr>
-        <w:t xml:space="preserve"> earns $2,000,000 before tax in 2026. </w:t>
-      </w:r>
-      <w:r>
-        <w:rPr>
-          <w:sz w:val="19"/>
-          <w:szCs w:val="19"/>
-        </w:rPr>
-        <w:t xml:space="preserve">It removes the permanent </w:t>
+        <w:t xml:space="preserve"> the permanent differences: municipal interest of $20,000 and a fine of $10,000. </w:t>
+      </w:r>
+      <w:r>
+        <w:rPr>
+          <w:sz w:val="19"/>
+          <w:szCs w:val="19"/>
+        </w:rPr>
+        <w:t xml:space="preserve">New equipment costs $900,000. </w:t>
+      </w:r>
+      <w:r>
+        <w:rPr>
+          <w:sz w:val="19"/>
+          <w:szCs w:val="19"/>
+        </w:rPr>
+        <w:t xml:space="preserve">Tax law </w:t>
       </w:r>
       <w:r>
         <w:rPr>
@@ -5723,7 +5606,7 @@
           <w:sz w:val="19"/>
           <w:szCs w:val="19"/>
         </w:rPr>
-        <w:t xml:space="preserve">             </w:t>
+        <w:t xml:space="preserve">           </w:t>
       </w:r>
       <w:r>
         <w:rPr>
@@ -5737,14 +5620,14 @@
           <w:sz w:val="19"/>
           <w:szCs w:val="19"/>
         </w:rPr>
-        <w:t xml:space="preserve">: municipal interest of $20,000 and a fine of $10,000. </w:t>
-      </w:r>
-      <w:r>
-        <w:rPr>
-          <w:sz w:val="19"/>
-          <w:szCs w:val="19"/>
-        </w:rPr>
-        <w:t xml:space="preserve">New </w:t>
+        <w:t xml:space="preserve"> 100% bonus depreciation, but book depreciation is $300,000. </w:t>
+      </w:r>
+      <w:r>
+        <w:rPr>
+          <w:sz w:val="19"/>
+          <w:szCs w:val="19"/>
+        </w:rPr>
+        <w:t xml:space="preserve">The difference of $600,000 </w:t>
       </w:r>
       <w:r>
         <w:rPr>
@@ -5776,14 +5659,14 @@
           <w:sz w:val="19"/>
           <w:szCs w:val="19"/>
         </w:rPr>
-        <w:t xml:space="preserve"> costs $900,000. </w:t>
-      </w:r>
-      <w:r>
-        <w:rPr>
-          <w:sz w:val="19"/>
-          <w:szCs w:val="19"/>
-        </w:rPr>
-        <w:t xml:space="preserve">Tax law </w:t>
+        <w:t xml:space="preserve"> taxable income now: a taxable temporary difference. </w:t>
+      </w:r>
+      <w:r>
+        <w:rPr>
+          <w:sz w:val="19"/>
+          <w:szCs w:val="19"/>
+        </w:rPr>
+        <w:t xml:space="preserve">The </w:t>
       </w:r>
       <w:r>
         <w:rPr>
@@ -5815,14 +5698,14 @@
           <w:sz w:val="19"/>
           <w:szCs w:val="19"/>
         </w:rPr>
-        <w:t xml:space="preserve"> 100% bonus depreciation, but book depreciation is $300,000. </w:t>
-      </w:r>
-      <w:r>
-        <w:rPr>
-          <w:sz w:val="19"/>
-          <w:szCs w:val="19"/>
-        </w:rPr>
-        <w:t xml:space="preserve">The difference of $600,000 reduces taxable income now: a taxable </w:t>
+        <w:t xml:space="preserve"> warranty from,000, but only $22,000 of repairs were paid. </w:t>
+      </w:r>
+      <w:r>
+        <w:rPr>
+          <w:sz w:val="19"/>
+          <w:szCs w:val="19"/>
+        </w:rPr>
+        <w:t xml:space="preserve">The $38,000 not yet deductible </w:t>
       </w:r>
       <w:r>
         <w:rPr>
@@ -5854,85 +5737,7 @@
           <w:sz w:val="19"/>
           <w:szCs w:val="19"/>
         </w:rPr>
-        <w:t xml:space="preserve"> difference. </w:t>
-      </w:r>
-      <w:r>
-        <w:rPr>
-          <w:sz w:val="19"/>
-          <w:szCs w:val="19"/>
-        </w:rPr>
-        <w:t xml:space="preserve">The </w:t>
-      </w:r>
-      <w:r>
-        <w:rPr>
-          <w:b/>
-          <w:bCs/>
-          <w:color w:val="8186EF"/>
-          <w:sz w:val="15"/>
-          <w:szCs w:val="15"/>
-        </w:rPr>
-        <w:t xml:space="preserve"> (10) </w:t>
-      </w:r>
-      <w:r>
-        <w:rPr>
-          <w:u w:val="single"/>
-          <w:sz w:val="19"/>
-          <w:szCs w:val="19"/>
-        </w:rPr>
-        <w:t xml:space="preserve">           </w:t>
-      </w:r>
-      <w:r>
-        <w:rPr>
-          <w:sz w:val="19"/>
-          <w:szCs w:val="19"/>
-        </w:rPr>
-        <w:t xml:space="preserve"> </w:t>
-      </w:r>
-      <w:r>
-        <w:rPr>
-          <w:sz w:val="19"/>
-          <w:szCs w:val="19"/>
-        </w:rPr>
-        <w:t xml:space="preserve"> warranty from,000, but only $22,000 of repairs were paid. </w:t>
-      </w:r>
-      <w:r>
-        <w:rPr>
-          <w:sz w:val="19"/>
-          <w:szCs w:val="19"/>
-        </w:rPr>
-        <w:t xml:space="preserve">The $38,000 not yet </w:t>
-      </w:r>
-      <w:r>
-        <w:rPr>
-          <w:b/>
-          <w:bCs/>
-          <w:color w:val="8186EF"/>
-          <w:sz w:val="15"/>
-          <w:szCs w:val="15"/>
-        </w:rPr>
-        <w:t xml:space="preserve"> (11) </w:t>
-      </w:r>
-      <w:r>
-        <w:rPr>
-          <w:u w:val="single"/>
-          <w:sz w:val="19"/>
-          <w:szCs w:val="19"/>
-        </w:rPr>
-        <w:t xml:space="preserve">            </w:t>
-      </w:r>
-      <w:r>
-        <w:rPr>
-          <w:sz w:val="19"/>
-          <w:szCs w:val="19"/>
-        </w:rPr>
-        <w:t xml:space="preserve"> </w:t>
-      </w:r>
-      <w:r>
-        <w:rPr>
-          <w:sz w:val="19"/>
-          <w:szCs w:val="19"/>
-        </w:rPr>
-        <w:t xml:space="preserve"> increases taxable income now. </w:t>
+        <w:t xml:space="preserve"> taxable income now. </w:t>
       </w:r>
       <w:r>
         <w:rPr>
@@ -5997,7 +5802,523 @@
                 <w:sz w:val="16"/>
                 <w:szCs w:val="16"/>
               </w:rPr>
-              <w:t xml:space="preserve">dispenser   ·   balance   ·   temporary   ·   equipment   ·   differences   ·   deductible   ·   allows   ·   Orontes</w:t>
+              <w:t xml:space="preserve">reduces   ·   expense   ·   allows   ·   dispenser   ·   removes   ·   increases</w:t>
+            </w:r>
+          </w:p>
+        </w:tc>
+      </w:tr>
+    </w:tbl>
+    <w:p/>
+    <w:tbl>
+      <w:tblPr>
+        <w:tblW w:type="pct" w:w="100%"/>
+        <w:tblLayout w:type="fixed"/>
+        <w:tblBorders>
+          <w:top w:val="single" w:color="353A7C" w:sz="6"/>
+          <w:left w:val="single" w:color="353A7C" w:sz="6"/>
+          <w:bottom w:val="single" w:color="353A7C" w:sz="6"/>
+          <w:right w:val="single" w:color="353A7C" w:sz="6"/>
+          <w:insideH w:val="single" w:color="353A7C" w:sz="6"/>
+          <w:insideV w:val="single" w:color="353A7C" w:sz="6"/>
+        </w:tblBorders>
+      </w:tblPr>
+      <w:tblGrid>
+        <w:gridCol w:w="4992"/>
+        <w:gridCol w:w="4608"/>
+      </w:tblGrid>
+      <w:tr>
+        <w:tc>
+          <w:tcPr>
+            <w:tcW w:type="pct" w:w="5000"/>
+            <w:gridSpan w:val="2"/>
+            <w:shd w:fill="353A7C" w:val="clear"/>
+            <w:tcMar>
+              <w:top w:type="dxa" w:w="60"/>
+              <w:left w:type="dxa" w:w="120"/>
+              <w:bottom w:type="dxa" w:w="60"/>
+              <w:right w:type="dxa" w:w="120"/>
+            </w:tcMar>
+          </w:tcPr>
+          <w:p>
+            <w:pPr>
+              <w:spacing w:before="40" w:after="40"/>
+            </w:pPr>
+            <w:r>
+              <w:rPr>
+                <w:b/>
+                <w:bCs/>
+                <w:color w:val="FFFFFF"/>
+                <w:sz w:val="17"/>
+                <w:szCs w:val="17"/>
+              </w:rPr>
+              <w:t xml:space="preserve">Suppose: Orontes's 2026 taxable income and current tax</w:t>
+            </w:r>
+          </w:p>
+        </w:tc>
+      </w:tr>
+      <w:tr>
+        <w:tc>
+          <w:tcPr>
+            <w:tcW w:type="pct" w:w="2600"/>
+            <w:shd w:fill="353A7C" w:val="clear"/>
+            <w:tcMar>
+              <w:top w:type="dxa" w:w="50"/>
+              <w:left w:type="dxa" w:w="110"/>
+              <w:bottom w:type="dxa" w:w="50"/>
+              <w:right w:type="dxa" w:w="110"/>
+            </w:tcMar>
+          </w:tcPr>
+          <w:p>
+            <w:pPr>
+              <w:spacing w:before="30" w:after="30"/>
+            </w:pPr>
+            <w:r>
+              <w:rPr>
+                <w:b/>
+                <w:bCs/>
+                <w:color w:val="FFFFFF"/>
+                <w:sz w:val="15"/>
+                <w:szCs w:val="15"/>
+              </w:rPr>
+              <w:t xml:space="preserve">Suppose: Orontes, 2026 (whole USD)</w:t>
+            </w:r>
+          </w:p>
+        </w:tc>
+        <w:tc>
+          <w:tcPr>
+            <w:tcW w:type="pct" w:w="2400"/>
+            <w:shd w:fill="353A7C" w:val="clear"/>
+            <w:tcMar>
+              <w:top w:type="dxa" w:w="50"/>
+              <w:left w:type="dxa" w:w="110"/>
+              <w:bottom w:type="dxa" w:w="50"/>
+              <w:right w:type="dxa" w:w="110"/>
+            </w:tcMar>
+          </w:tcPr>
+          <w:p>
+            <w:pPr>
+              <w:spacing w:before="30" w:after="30"/>
+            </w:pPr>
+            <w:r>
+              <w:rPr>
+                <w:b/>
+                <w:bCs/>
+                <w:color w:val="FFFFFF"/>
+                <w:sz w:val="15"/>
+                <w:szCs w:val="15"/>
+              </w:rPr>
+              <w:t xml:space="preserve">Amount</w:t>
+            </w:r>
+          </w:p>
+        </w:tc>
+      </w:tr>
+      <w:tr>
+        <w:tc>
+          <w:tcPr>
+            <w:tcW w:type="pct" w:w="2600"/>
+            <w:tcMar>
+              <w:top w:type="dxa" w:w="50"/>
+              <w:left w:type="dxa" w:w="110"/>
+              <w:bottom w:type="dxa" w:w="50"/>
+              <w:right w:type="dxa" w:w="110"/>
+            </w:tcMar>
+          </w:tcPr>
+          <w:p>
+            <w:pPr>
+              <w:spacing w:before="28" w:after="28"/>
+            </w:pPr>
+            <w:r>
+              <w:rPr>
+                <w:sz w:val="15"/>
+                <w:szCs w:val="15"/>
+              </w:rPr>
+              <w:t xml:space="preserve">Income before income taxes (book)</w:t>
+            </w:r>
+          </w:p>
+        </w:tc>
+        <w:tc>
+          <w:tcPr>
+            <w:tcW w:type="pct" w:w="2400"/>
+            <w:tcMar>
+              <w:top w:type="dxa" w:w="50"/>
+              <w:left w:type="dxa" w:w="110"/>
+              <w:bottom w:type="dxa" w:w="50"/>
+              <w:right w:type="dxa" w:w="110"/>
+            </w:tcMar>
+          </w:tcPr>
+          <w:p>
+            <w:pPr>
+              <w:spacing w:before="28" w:after="28"/>
+            </w:pPr>
+            <w:r>
+              <w:rPr>
+                <w:sz w:val="15"/>
+                <w:szCs w:val="15"/>
+              </w:rPr>
+              <w:t xml:space="preserve">2,000,000</w:t>
+            </w:r>
+          </w:p>
+        </w:tc>
+      </w:tr>
+      <w:tr>
+        <w:tc>
+          <w:tcPr>
+            <w:tcW w:type="pct" w:w="2600"/>
+            <w:shd w:fill="FFFFFF" w:val="clear"/>
+            <w:tcMar>
+              <w:top w:type="dxa" w:w="50"/>
+              <w:left w:type="dxa" w:w="110"/>
+              <w:bottom w:type="dxa" w:w="50"/>
+              <w:right w:type="dxa" w:w="110"/>
+            </w:tcMar>
+          </w:tcPr>
+          <w:p>
+            <w:pPr>
+              <w:spacing w:before="46" w:after="46"/>
+            </w:pPr>
+            <w:r>
+              <w:rPr>
+                <w:b/>
+                <w:bCs/>
+                <w:color w:val="8186EF"/>
+                <w:sz w:val="14"/>
+                <w:szCs w:val="14"/>
+              </w:rPr>
+              <w:t xml:space="preserve">(10)</w:t>
+            </w:r>
+          </w:p>
+        </w:tc>
+        <w:tc>
+          <w:tcPr>
+            <w:tcW w:type="pct" w:w="2400"/>
+            <w:shd w:fill="FBFAF6" w:val="clear"/>
+            <w:tcMar>
+              <w:top w:type="dxa" w:w="50"/>
+              <w:left w:type="dxa" w:w="110"/>
+              <w:bottom w:type="dxa" w:w="50"/>
+              <w:right w:type="dxa" w:w="110"/>
+            </w:tcMar>
+          </w:tcPr>
+          <w:p>
+            <w:pPr>
+              <w:spacing w:before="28" w:after="28"/>
+            </w:pPr>
+            <w:r>
+              <w:rPr>
+                <w:sz w:val="15"/>
+                <w:szCs w:val="15"/>
+              </w:rPr>
+              <w:t xml:space="preserve">(20,000)</w:t>
+            </w:r>
+          </w:p>
+        </w:tc>
+      </w:tr>
+      <w:tr>
+        <w:tc>
+          <w:tcPr>
+            <w:tcW w:type="pct" w:w="2600"/>
+            <w:shd w:fill="FFFFFF" w:val="clear"/>
+            <w:tcMar>
+              <w:top w:type="dxa" w:w="50"/>
+              <w:left w:type="dxa" w:w="110"/>
+              <w:bottom w:type="dxa" w:w="50"/>
+              <w:right w:type="dxa" w:w="110"/>
+            </w:tcMar>
+          </w:tcPr>
+          <w:p>
+            <w:pPr>
+              <w:spacing w:before="46" w:after="46"/>
+            </w:pPr>
+            <w:r>
+              <w:rPr>
+                <w:b/>
+                <w:bCs/>
+                <w:color w:val="8186EF"/>
+                <w:sz w:val="14"/>
+                <w:szCs w:val="14"/>
+              </w:rPr>
+              <w:t xml:space="preserve">(11)</w:t>
+            </w:r>
+          </w:p>
+        </w:tc>
+        <w:tc>
+          <w:tcPr>
+            <w:tcW w:type="pct" w:w="2400"/>
+            <w:tcMar>
+              <w:top w:type="dxa" w:w="50"/>
+              <w:left w:type="dxa" w:w="110"/>
+              <w:bottom w:type="dxa" w:w="50"/>
+              <w:right w:type="dxa" w:w="110"/>
+            </w:tcMar>
+          </w:tcPr>
+          <w:p>
+            <w:pPr>
+              <w:spacing w:before="28" w:after="28"/>
+            </w:pPr>
+            <w:r>
+              <w:rPr>
+                <w:sz w:val="15"/>
+                <w:szCs w:val="15"/>
+              </w:rPr>
+              <w:t xml:space="preserve">10,000</w:t>
+            </w:r>
+          </w:p>
+        </w:tc>
+      </w:tr>
+      <w:tr>
+        <w:tc>
+          <w:tcPr>
+            <w:tcW w:type="pct" w:w="2600"/>
+            <w:shd w:fill="FBFAF6" w:val="clear"/>
+            <w:tcMar>
+              <w:top w:type="dxa" w:w="50"/>
+              <w:left w:type="dxa" w:w="110"/>
+              <w:bottom w:type="dxa" w:w="50"/>
+              <w:right w:type="dxa" w:w="110"/>
+            </w:tcMar>
+          </w:tcPr>
+          <w:p>
+            <w:pPr>
+              <w:spacing w:before="28" w:after="28"/>
+            </w:pPr>
+            <w:r>
+              <w:rPr>
+                <w:sz w:val="15"/>
+                <w:szCs w:val="15"/>
+              </w:rPr>
+              <w:t xml:space="preserve">Less: tax depreciation 900,000 above book depreciation 300,000 (temporary)</w:t>
+            </w:r>
+          </w:p>
+        </w:tc>
+        <w:tc>
+          <w:tcPr>
+            <w:tcW w:type="pct" w:w="2400"/>
+            <w:shd w:fill="FBFAF6" w:val="clear"/>
+            <w:tcMar>
+              <w:top w:type="dxa" w:w="50"/>
+              <w:left w:type="dxa" w:w="110"/>
+              <w:bottom w:type="dxa" w:w="50"/>
+              <w:right w:type="dxa" w:w="110"/>
+            </w:tcMar>
+          </w:tcPr>
+          <w:p>
+            <w:pPr>
+              <w:spacing w:before="28" w:after="28"/>
+            </w:pPr>
+            <w:r>
+              <w:rPr>
+                <w:sz w:val="15"/>
+                <w:szCs w:val="15"/>
+              </w:rPr>
+              <w:t xml:space="preserve">(600,000)</w:t>
+            </w:r>
+          </w:p>
+        </w:tc>
+      </w:tr>
+      <w:tr>
+        <w:tc>
+          <w:tcPr>
+            <w:tcW w:type="pct" w:w="2600"/>
+            <w:tcMar>
+              <w:top w:type="dxa" w:w="50"/>
+              <w:left w:type="dxa" w:w="110"/>
+              <w:bottom w:type="dxa" w:w="50"/>
+              <w:right w:type="dxa" w:w="110"/>
+            </w:tcMar>
+          </w:tcPr>
+          <w:p>
+            <w:pPr>
+              <w:spacing w:before="28" w:after="28"/>
+            </w:pPr>
+            <w:r>
+              <w:rPr>
+                <w:sz w:val="15"/>
+                <w:szCs w:val="15"/>
+              </w:rPr>
+              <w:t xml:space="preserve">Add: warranty expense 60,000 not yet deductible; repairs paid 22,000 (temporary)</w:t>
+            </w:r>
+          </w:p>
+        </w:tc>
+        <w:tc>
+          <w:tcPr>
+            <w:tcW w:type="pct" w:w="2400"/>
+            <w:tcMar>
+              <w:top w:type="dxa" w:w="50"/>
+              <w:left w:type="dxa" w:w="110"/>
+              <w:bottom w:type="dxa" w:w="50"/>
+              <w:right w:type="dxa" w:w="110"/>
+            </w:tcMar>
+          </w:tcPr>
+          <w:p>
+            <w:pPr>
+              <w:spacing w:before="28" w:after="28"/>
+            </w:pPr>
+            <w:r>
+              <w:rPr>
+                <w:sz w:val="15"/>
+                <w:szCs w:val="15"/>
+              </w:rPr>
+              <w:t xml:space="preserve">38,000</w:t>
+            </w:r>
+          </w:p>
+        </w:tc>
+      </w:tr>
+      <w:tr>
+        <w:tc>
+          <w:tcPr>
+            <w:tcW w:type="pct" w:w="2600"/>
+            <w:shd w:fill="FBFAF6" w:val="clear"/>
+            <w:tcMar>
+              <w:top w:type="dxa" w:w="50"/>
+              <w:left w:type="dxa" w:w="110"/>
+              <w:bottom w:type="dxa" w:w="50"/>
+              <w:right w:type="dxa" w:w="110"/>
+            </w:tcMar>
+          </w:tcPr>
+          <w:p>
+            <w:pPr>
+              <w:spacing w:before="28" w:after="28"/>
+            </w:pPr>
+            <w:r>
+              <w:rPr>
+                <w:sz w:val="15"/>
+                <w:szCs w:val="15"/>
+              </w:rPr>
+              <w:t xml:space="preserve">Taxable income</w:t>
+            </w:r>
+          </w:p>
+        </w:tc>
+        <w:tc>
+          <w:tcPr>
+            <w:tcW w:type="pct" w:w="2400"/>
+            <w:shd w:fill="FBFAF6" w:val="clear"/>
+            <w:tcMar>
+              <w:top w:type="dxa" w:w="50"/>
+              <w:left w:type="dxa" w:w="110"/>
+              <w:bottom w:type="dxa" w:w="50"/>
+              <w:right w:type="dxa" w:w="110"/>
+            </w:tcMar>
+          </w:tcPr>
+          <w:p>
+            <w:pPr>
+              <w:spacing w:before="28" w:after="28"/>
+            </w:pPr>
+            <w:r>
+              <w:rPr>
+                <w:sz w:val="15"/>
+                <w:szCs w:val="15"/>
+              </w:rPr>
+              <w:t xml:space="preserve">1,428,000</w:t>
+            </w:r>
+          </w:p>
+        </w:tc>
+      </w:tr>
+      <w:tr>
+        <w:tc>
+          <w:tcPr>
+            <w:tcW w:type="pct" w:w="2600"/>
+            <w:tcMar>
+              <w:top w:type="dxa" w:w="50"/>
+              <w:left w:type="dxa" w:w="110"/>
+              <w:bottom w:type="dxa" w:w="50"/>
+              <w:right w:type="dxa" w:w="110"/>
+            </w:tcMar>
+          </w:tcPr>
+          <w:p>
+            <w:pPr>
+              <w:spacing w:before="28" w:after="28"/>
+            </w:pPr>
+            <w:r>
+              <w:rPr>
+                <w:sz w:val="15"/>
+                <w:szCs w:val="15"/>
+              </w:rPr>
+              <w:t xml:space="preserve">Current tax expense at 25%</w:t>
+            </w:r>
+          </w:p>
+        </w:tc>
+        <w:tc>
+          <w:tcPr>
+            <w:tcW w:type="pct" w:w="2400"/>
+            <w:tcMar>
+              <w:top w:type="dxa" w:w="50"/>
+              <w:left w:type="dxa" w:w="110"/>
+              <w:bottom w:type="dxa" w:w="50"/>
+              <w:right w:type="dxa" w:w="110"/>
+            </w:tcMar>
+          </w:tcPr>
+          <w:p>
+            <w:pPr>
+              <w:spacing w:before="28" w:after="28"/>
+            </w:pPr>
+            <w:r>
+              <w:rPr>
+                <w:sz w:val="15"/>
+                <w:szCs w:val="15"/>
+              </w:rPr>
+              <w:t xml:space="preserve">357,000</w:t>
+            </w:r>
+          </w:p>
+        </w:tc>
+      </w:tr>
+    </w:tbl>
+    <w:p/>
+    <w:tbl>
+      <w:tblPr>
+        <w:tblW w:type="pct" w:w="100%"/>
+        <w:tblLayout w:type="fixed"/>
+        <w:tblBorders>
+          <w:top w:val="single" w:color="FBFAF6" w:sz="4"/>
+          <w:left w:val="single" w:color="FBFAF6" w:sz="4"/>
+          <w:bottom w:val="single" w:color="FBFAF6" w:sz="4"/>
+          <w:right w:val="single" w:color="FBFAF6" w:sz="4"/>
+          <w:insideH w:val="single" w:color="FBFAF6" w:sz="4"/>
+          <w:insideV w:val="single" w:color="FBFAF6" w:sz="4"/>
+        </w:tblBorders>
+      </w:tblPr>
+      <w:tblGrid>
+        <w:gridCol w:w="9600"/>
+      </w:tblGrid>
+      <w:tr>
+        <w:tc>
+          <w:tcPr>
+            <w:tcW w:type="pct" w:w="5000"/>
+            <w:shd w:fill="FBFAF6" w:val="clear"/>
+            <w:tcMar>
+              <w:top w:type="dxa" w:w="40"/>
+              <w:left w:type="dxa" w:w="100"/>
+              <w:bottom w:type="dxa" w:w="40"/>
+              <w:right w:type="dxa" w:w="100"/>
+            </w:tcMar>
+          </w:tcPr>
+          <w:p>
+            <w:pPr>
+              <w:spacing w:before="18" w:after="6"/>
+            </w:pPr>
+            <w:r>
+              <w:rPr>
+                <w:b/>
+                <w:bCs/>
+                <w:color w:val="6B7280"/>
+                <w:sz w:val="14"/>
+                <w:szCs w:val="14"/>
+              </w:rPr>
+              <w:t xml:space="preserve">word list</w:t>
+            </w:r>
+          </w:p>
+          <w:p>
+            <w:pPr>
+              <w:spacing w:before="0" w:after="18"/>
+            </w:pPr>
+            <w:r>
+              <w:rPr>
+                <w:b/>
+                <w:bCs/>
+                <w:color w:val="353A7C"/>
+                <w:sz w:val="16"/>
+                <w:szCs w:val="16"/>
+              </w:rPr>
+              <w:t xml:space="preserve">Add: fine, not deductible (permanent)   ·   Less: tax-exempt municipal interest (permanent)   ·   Current tax expense at 25%</w:t>
             </w:r>
           </w:p>
         </w:tc>
@@ -6006,7 +6327,7 @@
     <w:p/>
     <w:p>
       <w:pPr>
-        <w:spacing w:before="44" w:after="10"/>
+        <w:spacing w:before="44" w:after="14"/>
       </w:pPr>
       <w:r>
         <w:rPr>
@@ -6016,66 +6337,184 @@
           <w:sz w:val="18"/>
           <w:szCs w:val="18"/>
         </w:rPr>
-        <w:t xml:space="preserve">Suppose: Orontes's 2026 taxable income and current tax</w:t>
+        <w:t xml:space="preserve">Summary 3</w:t>
+      </w:r>
+      <w:r>
+        <w:rPr>
+          <w:color w:val="6B7280"/>
+          <w:sz w:val="16"/>
+          <w:szCs w:val="16"/>
+        </w:rPr>
+        <w:t xml:space="preserve">      gaps 12–15</w:t>
       </w:r>
     </w:p>
     <w:p>
       <w:pPr>
-        <w:spacing w:before="0" w:after="12"/>
+        <w:spacing w:before="20" w:after="20" w:line="360" w:lineRule="auto"/>
+        <w:ind w:left="200"/>
       </w:pPr>
       <w:r>
         <w:rPr>
-          <w:color w:val="6B7280"/>
+          <w:sz w:val="19"/>
+          <w:szCs w:val="19"/>
+        </w:rPr>
+        <w:t xml:space="preserve">Deferred taxes </w:t>
+      </w:r>
+      <w:r>
+        <w:rPr>
+          <w:b/>
+          <w:bCs/>
+          <w:color w:val="8186EF"/>
           <w:sz w:val="15"/>
           <w:szCs w:val="15"/>
         </w:rPr>
-        <w:t xml:space="preserve">The bars are drawn to scale.</w:t>
-      </w:r>
-    </w:p>
-    <w:p>
-      <w:pPr>
-        <w:spacing w:after="40" w:before="90"/>
-        <w:jc w:val="center"/>
-      </w:pPr>
-      <w:r>
-        <w:drawing>
-          <wp:inline distT="0" distB="0" distL="0" distR="0">
-            <wp:extent cx="5734050" cy="1644775"/>
-            <wp:effectExtent t="0" r="0" b="0" l="0"/>
-            <wp:docPr id="1" name="" descr="" title=""/>
-            <wp:cNvGraphicFramePr>
-              <a:graphicFrameLocks xmlns:a="http://schemas.openxmlformats.org/drawingml/2006/main" noChangeAspect="1"/>
-            </wp:cNvGraphicFramePr>
-            <a:graphic xmlns:a="http://schemas.openxmlformats.org/drawingml/2006/main">
-              <a:graphicData uri="http://schemas.openxmlformats.org/drawingml/2006/picture">
-                <pic:pic xmlns:pic="http://schemas.openxmlformats.org/drawingml/2006/picture">
-                  <pic:nvPicPr>
-                    <pic:cNvPr id="0" name="" descr=""/>
-                    <pic:cNvPicPr>
-                      <a:picLocks noChangeAspect="1" noChangeArrowheads="1"/>
-                    </pic:cNvPicPr>
-                  </pic:nvPicPr>
-                  <pic:blipFill>
-                    <a:blip r:embed="rId104" cstate="none"/>
-                    <a:srcRect/>
-                    <a:stretch>
-                      <a:fillRect/>
-                    </a:stretch>
-                  </pic:blipFill>
-                  <pic:spPr bwMode="auto">
-                    <a:xfrm>
-                      <a:off x="0" y="0"/>
-                      <a:ext cx="5734050" cy="1644775"/>
-                    </a:xfrm>
-                    <a:prstGeom prst="rect">
-                      <a:avLst/>
-                    </a:prstGeom>
-                  </pic:spPr>
-                </pic:pic>
-              </a:graphicData>
-            </a:graphic>
-          </wp:inline>
-        </w:drawing>
+        <w:t xml:space="preserve"> (12) </w:t>
+      </w:r>
+      <w:r>
+        <w:rPr>
+          <w:u w:val="single"/>
+          <w:sz w:val="19"/>
+          <w:szCs w:val="19"/>
+        </w:rPr>
+        <w:t xml:space="preserve">           </w:t>
+      </w:r>
+      <w:r>
+        <w:rPr>
+          <w:sz w:val="19"/>
+          <w:szCs w:val="19"/>
+        </w:rPr>
+        <w:t xml:space="preserve"> </w:t>
+      </w:r>
+      <w:r>
+        <w:rPr>
+          <w:sz w:val="19"/>
+          <w:szCs w:val="19"/>
+        </w:rPr>
+        <w:t xml:space="preserve"> from the same differences. </w:t>
+      </w:r>
+      <w:r>
+        <w:rPr>
+          <w:sz w:val="19"/>
+          <w:szCs w:val="19"/>
+        </w:rPr>
+        <w:t xml:space="preserve">The equipment creates a deferred tax liability of $150,000, and the warranty a deferred tax asset of $9,500. </w:t>
+      </w:r>
+      <w:r>
+        <w:rPr>
+          <w:sz w:val="19"/>
+          <w:szCs w:val="19"/>
+        </w:rPr>
+        <w:t xml:space="preserve">Deferred tax expense is $140,500, so total income tax expense is $497,500. </w:t>
+      </w:r>
+      <w:r>
+        <w:rPr>
+          <w:sz w:val="19"/>
+          <w:szCs w:val="19"/>
+        </w:rPr>
+        <w:t xml:space="preserve">The effective tax rate is total tax expense </w:t>
+      </w:r>
+      <w:r>
+        <w:rPr>
+          <w:b/>
+          <w:bCs/>
+          <w:color w:val="8186EF"/>
+          <w:sz w:val="15"/>
+          <w:szCs w:val="15"/>
+        </w:rPr>
+        <w:t xml:space="preserve"> (13) </w:t>
+      </w:r>
+      <w:r>
+        <w:rPr>
+          <w:u w:val="single"/>
+          <w:sz w:val="19"/>
+          <w:szCs w:val="19"/>
+        </w:rPr>
+        <w:t xml:space="preserve">           </w:t>
+      </w:r>
+      <w:r>
+        <w:rPr>
+          <w:sz w:val="19"/>
+          <w:szCs w:val="19"/>
+        </w:rPr>
+        <w:t xml:space="preserve"> </w:t>
+      </w:r>
+      <w:r>
+        <w:rPr>
+          <w:sz w:val="19"/>
+          <w:szCs w:val="19"/>
+        </w:rPr>
+        <w:t xml:space="preserve"> by pretax income: 24.875%. </w:t>
+      </w:r>
+      <w:r>
+        <w:rPr>
+          <w:sz w:val="19"/>
+          <w:szCs w:val="19"/>
+        </w:rPr>
+        <w:t xml:space="preserve">It </w:t>
+      </w:r>
+      <w:r>
+        <w:rPr>
+          <w:b/>
+          <w:bCs/>
+          <w:color w:val="8186EF"/>
+          <w:sz w:val="15"/>
+          <w:szCs w:val="15"/>
+        </w:rPr>
+        <w:t xml:space="preserve"> (14) </w:t>
+      </w:r>
+      <w:r>
+        <w:rPr>
+          <w:u w:val="single"/>
+          <w:sz w:val="19"/>
+          <w:szCs w:val="19"/>
+        </w:rPr>
+        <w:t xml:space="preserve">           </w:t>
+      </w:r>
+      <w:r>
+        <w:rPr>
+          <w:sz w:val="19"/>
+          <w:szCs w:val="19"/>
+        </w:rPr>
+        <w:t xml:space="preserve"> </w:t>
+      </w:r>
+      <w:r>
+        <w:rPr>
+          <w:sz w:val="19"/>
+          <w:szCs w:val="19"/>
+        </w:rPr>
+        <w:t xml:space="preserve"> from the statutory 25% only </w:t>
+      </w:r>
+      <w:r>
+        <w:rPr>
+          <w:b/>
+          <w:bCs/>
+          <w:color w:val="8186EF"/>
+          <w:sz w:val="15"/>
+          <w:szCs w:val="15"/>
+        </w:rPr>
+        <w:t xml:space="preserve"> (15) </w:t>
+      </w:r>
+      <w:r>
+        <w:rPr>
+          <w:u w:val="single"/>
+          <w:sz w:val="19"/>
+          <w:szCs w:val="19"/>
+        </w:rPr>
+        <w:t xml:space="preserve">           </w:t>
+      </w:r>
+      <w:r>
+        <w:rPr>
+          <w:sz w:val="19"/>
+          <w:szCs w:val="19"/>
+        </w:rPr>
+        <w:t xml:space="preserve"> </w:t>
+      </w:r>
+      <w:r>
+        <w:rPr>
+          <w:sz w:val="19"/>
+          <w:szCs w:val="19"/>
+        </w:rPr>
+        <w:t xml:space="preserve"> of the permanent differences. </w:t>
       </w:r>
     </w:p>
     <w:tbl>
@@ -6133,293 +6572,7 @@
                 <w:sz w:val="16"/>
                 <w:szCs w:val="16"/>
               </w:rPr>
-              <w:t xml:space="preserve">Income before income taxes (book)   ·   Current tax expense at 25%</w:t>
-            </w:r>
-          </w:p>
-        </w:tc>
-      </w:tr>
-    </w:tbl>
-    <w:p/>
-    <w:p>
-      <w:pPr>
-        <w:spacing w:before="44" w:after="14"/>
-      </w:pPr>
-      <w:r>
-        <w:rPr>
-          <w:b/>
-          <w:bCs/>
-          <w:color w:val="353A7C"/>
-          <w:sz w:val="18"/>
-          <w:szCs w:val="18"/>
-        </w:rPr>
-        <w:t xml:space="preserve">Summary 3</w:t>
-      </w:r>
-      <w:r>
-        <w:rPr>
-          <w:color w:val="6B7280"/>
-          <w:sz w:val="16"/>
-          <w:szCs w:val="16"/>
-        </w:rPr>
-        <w:t xml:space="preserve">      gaps 13–17</w:t>
-      </w:r>
-    </w:p>
-    <w:p>
-      <w:pPr>
-        <w:spacing w:before="20" w:after="20" w:line="360" w:lineRule="auto"/>
-        <w:ind w:left="200"/>
-      </w:pPr>
-      <w:r>
-        <w:rPr>
-          <w:sz w:val="19"/>
-          <w:szCs w:val="19"/>
-        </w:rPr>
-        <w:t xml:space="preserve">Deferred taxes </w:t>
-      </w:r>
-      <w:r>
-        <w:rPr>
-          <w:b/>
-          <w:bCs/>
-          <w:color w:val="8186EF"/>
-          <w:sz w:val="15"/>
-          <w:szCs w:val="15"/>
-        </w:rPr>
-        <w:t xml:space="preserve"> (13) </w:t>
-      </w:r>
-      <w:r>
-        <w:rPr>
-          <w:u w:val="single"/>
-          <w:sz w:val="19"/>
-          <w:szCs w:val="19"/>
-        </w:rPr>
-        <w:t xml:space="preserve">           </w:t>
-      </w:r>
-      <w:r>
-        <w:rPr>
-          <w:sz w:val="19"/>
-          <w:szCs w:val="19"/>
-        </w:rPr>
-        <w:t xml:space="preserve"> </w:t>
-      </w:r>
-      <w:r>
-        <w:rPr>
-          <w:sz w:val="19"/>
-          <w:szCs w:val="19"/>
-        </w:rPr>
-        <w:t xml:space="preserve"> from the same differences. </w:t>
-      </w:r>
-      <w:r>
-        <w:rPr>
-          <w:sz w:val="19"/>
-          <w:szCs w:val="19"/>
-        </w:rPr>
-        <w:t xml:space="preserve">The </w:t>
-      </w:r>
-      <w:r>
-        <w:rPr>
-          <w:b/>
-          <w:bCs/>
-          <w:color w:val="8186EF"/>
-          <w:sz w:val="15"/>
-          <w:szCs w:val="15"/>
-        </w:rPr>
-        <w:t xml:space="preserve"> (14) </w:t>
-      </w:r>
-      <w:r>
-        <w:rPr>
-          <w:u w:val="single"/>
-          <w:sz w:val="19"/>
-          <w:szCs w:val="19"/>
-        </w:rPr>
-        <w:t xml:space="preserve">           </w:t>
-      </w:r>
-      <w:r>
-        <w:rPr>
-          <w:sz w:val="19"/>
-          <w:szCs w:val="19"/>
-        </w:rPr>
-        <w:t xml:space="preserve"> </w:t>
-      </w:r>
-      <w:r>
-        <w:rPr>
-          <w:sz w:val="19"/>
-          <w:szCs w:val="19"/>
-        </w:rPr>
-        <w:t xml:space="preserve"> creates a deferred tax </w:t>
-      </w:r>
-      <w:r>
-        <w:rPr>
-          <w:b/>
-          <w:bCs/>
-          <w:color w:val="8186EF"/>
-          <w:sz w:val="15"/>
-          <w:szCs w:val="15"/>
-        </w:rPr>
-        <w:t xml:space="preserve"> (15) </w:t>
-      </w:r>
-      <w:r>
-        <w:rPr>
-          <w:u w:val="single"/>
-          <w:sz w:val="19"/>
-          <w:szCs w:val="19"/>
-        </w:rPr>
-        <w:t xml:space="preserve">           </w:t>
-      </w:r>
-      <w:r>
-        <w:rPr>
-          <w:sz w:val="19"/>
-          <w:szCs w:val="19"/>
-        </w:rPr>
-        <w:t xml:space="preserve"> </w:t>
-      </w:r>
-      <w:r>
-        <w:rPr>
-          <w:sz w:val="19"/>
-          <w:szCs w:val="19"/>
-        </w:rPr>
-        <w:t xml:space="preserve"> of $150,000, and the warranty a deferred tax asset of $9,500. </w:t>
-      </w:r>
-      <w:r>
-        <w:rPr>
-          <w:sz w:val="19"/>
-          <w:szCs w:val="19"/>
-        </w:rPr>
-        <w:t xml:space="preserve">Deferred tax expense is $140,500, so total income tax expense is $497,500. </w:t>
-      </w:r>
-      <w:r>
-        <w:rPr>
-          <w:sz w:val="19"/>
-          <w:szCs w:val="19"/>
-        </w:rPr>
-        <w:t xml:space="preserve">The </w:t>
-      </w:r>
-      <w:r>
-        <w:rPr>
-          <w:b/>
-          <w:bCs/>
-          <w:color w:val="8186EF"/>
-          <w:sz w:val="15"/>
-          <w:szCs w:val="15"/>
-        </w:rPr>
-        <w:t xml:space="preserve"> (16) </w:t>
-      </w:r>
-      <w:r>
-        <w:rPr>
-          <w:u w:val="single"/>
-          <w:sz w:val="19"/>
-          <w:szCs w:val="19"/>
-        </w:rPr>
-        <w:t xml:space="preserve">           </w:t>
-      </w:r>
-      <w:r>
-        <w:rPr>
-          <w:sz w:val="19"/>
-          <w:szCs w:val="19"/>
-        </w:rPr>
-        <w:t xml:space="preserve"> </w:t>
-      </w:r>
-      <w:r>
-        <w:rPr>
-          <w:sz w:val="19"/>
-          <w:szCs w:val="19"/>
-        </w:rPr>
-        <w:t xml:space="preserve"> tax rate is total tax expense divided by pretax income: 24.875%. </w:t>
-      </w:r>
-      <w:r>
-        <w:rPr>
-          <w:sz w:val="19"/>
-          <w:szCs w:val="19"/>
-        </w:rPr>
-        <w:t xml:space="preserve">It differs from the </w:t>
-      </w:r>
-      <w:r>
-        <w:rPr>
-          <w:b/>
-          <w:bCs/>
-          <w:color w:val="8186EF"/>
-          <w:sz w:val="15"/>
-          <w:szCs w:val="15"/>
-        </w:rPr>
-        <w:t xml:space="preserve"> (17) </w:t>
-      </w:r>
-      <w:r>
-        <w:rPr>
-          <w:u w:val="single"/>
-          <w:sz w:val="19"/>
-          <w:szCs w:val="19"/>
-        </w:rPr>
-        <w:t xml:space="preserve">           </w:t>
-      </w:r>
-      <w:r>
-        <w:rPr>
-          <w:sz w:val="19"/>
-          <w:szCs w:val="19"/>
-        </w:rPr>
-        <w:t xml:space="preserve"> </w:t>
-      </w:r>
-      <w:r>
-        <w:rPr>
-          <w:sz w:val="19"/>
-          <w:szCs w:val="19"/>
-        </w:rPr>
-        <w:t xml:space="preserve"> 25% only because of the permanent differences. </w:t>
-      </w:r>
-    </w:p>
-    <w:tbl>
-      <w:tblPr>
-        <w:tblW w:type="pct" w:w="100%"/>
-        <w:tblLayout w:type="fixed"/>
-        <w:tblBorders>
-          <w:top w:val="single" w:color="FBFAF6" w:sz="4"/>
-          <w:left w:val="single" w:color="FBFAF6" w:sz="4"/>
-          <w:bottom w:val="single" w:color="FBFAF6" w:sz="4"/>
-          <w:right w:val="single" w:color="FBFAF6" w:sz="4"/>
-          <w:insideH w:val="single" w:color="FBFAF6" w:sz="4"/>
-          <w:insideV w:val="single" w:color="FBFAF6" w:sz="4"/>
-        </w:tblBorders>
-      </w:tblPr>
-      <w:tblGrid>
-        <w:gridCol w:w="9600"/>
-      </w:tblGrid>
-      <w:tr>
-        <w:tc>
-          <w:tcPr>
-            <w:tcW w:type="pct" w:w="5000"/>
-            <w:shd w:fill="FBFAF6" w:val="clear"/>
-            <w:tcMar>
-              <w:top w:type="dxa" w:w="40"/>
-              <w:left w:type="dxa" w:w="100"/>
-              <w:bottom w:type="dxa" w:w="40"/>
-              <w:right w:type="dxa" w:w="100"/>
-            </w:tcMar>
-          </w:tcPr>
-          <w:p>
-            <w:pPr>
-              <w:spacing w:before="18" w:after="6"/>
-            </w:pPr>
-            <w:r>
-              <w:rPr>
-                <w:b/>
-                <w:bCs/>
-                <w:color w:val="6B7280"/>
-                <w:sz w:val="14"/>
-                <w:szCs w:val="14"/>
-              </w:rPr>
-              <w:t xml:space="preserve">word list</w:t>
-            </w:r>
-          </w:p>
-          <w:p>
-            <w:pPr>
-              <w:spacing w:before="0" w:after="18"/>
-            </w:pPr>
-            <w:r>
-              <w:rPr>
-                <w:b/>
-                <w:bCs/>
-                <w:color w:val="353A7C"/>
-                <w:sz w:val="16"/>
-                <w:szCs w:val="16"/>
-              </w:rPr>
-              <w:t xml:space="preserve">liability   ·   depreciation   ·   effective   ·   equipment   ·   statutory   ·   follow</w:t>
+              <w:t xml:space="preserve">differs   ·   Current   ·   because   ·   divided   ·   follow</w:t>
             </w:r>
           </w:p>
         </w:tc>
@@ -6661,6 +6814,79 @@
                 <w:sz w:val="15"/>
                 <w:szCs w:val="15"/>
               </w:rPr>
+              <w:t xml:space="preserve">Deferred tax liability created: 25% × 600,000</w:t>
+            </w:r>
+          </w:p>
+        </w:tc>
+        <w:tc>
+          <w:tcPr>
+            <w:tcW w:type="pct" w:w="1400"/>
+            <w:shd w:fill="FBFAF6" w:val="clear"/>
+            <w:tcMar>
+              <w:top w:type="dxa" w:w="50"/>
+              <w:left w:type="dxa" w:w="110"/>
+              <w:bottom w:type="dxa" w:w="50"/>
+              <w:right w:type="dxa" w:w="110"/>
+            </w:tcMar>
+          </w:tcPr>
+          <w:p>
+            <w:pPr>
+              <w:spacing w:before="28" w:after="28"/>
+            </w:pPr>
+            <w:r>
+              <w:rPr>
+                <w:sz w:val="15"/>
+                <w:szCs w:val="15"/>
+              </w:rPr>
+              <w:t xml:space="preserve">150,000</w:t>
+            </w:r>
+          </w:p>
+        </w:tc>
+        <w:tc>
+          <w:tcPr>
+            <w:tcW w:type="pct" w:w="1400"/>
+            <w:shd w:fill="FBFAF6" w:val="clear"/>
+            <w:tcMar>
+              <w:top w:type="dxa" w:w="50"/>
+              <w:left w:type="dxa" w:w="110"/>
+              <w:bottom w:type="dxa" w:w="50"/>
+              <w:right w:type="dxa" w:w="110"/>
+            </w:tcMar>
+          </w:tcPr>
+          <w:p>
+            <w:pPr>
+              <w:spacing w:before="28" w:after="28"/>
+            </w:pPr>
+            <w:r>
+              <w:rPr>
+                <w:sz w:val="15"/>
+                <w:szCs w:val="15"/>
+              </w:rPr>
+              <w:t xml:space="preserve"> </w:t>
+            </w:r>
+          </w:p>
+        </w:tc>
+      </w:tr>
+      <w:tr>
+        <w:tc>
+          <w:tcPr>
+            <w:tcW w:type="pct" w:w="2200"/>
+            <w:tcMar>
+              <w:top w:type="dxa" w:w="50"/>
+              <w:left w:type="dxa" w:w="110"/>
+              <w:bottom w:type="dxa" w:w="50"/>
+              <w:right w:type="dxa" w:w="110"/>
+            </w:tcMar>
+          </w:tcPr>
+          <w:p>
+            <w:pPr>
+              <w:spacing w:before="28" w:after="28"/>
+            </w:pPr>
+            <w:r>
+              <w:rPr>
+                <w:sz w:val="15"/>
+                <w:szCs w:val="15"/>
+              </w:rPr>
               <w:t xml:space="preserve"/>
             </w:r>
             <w:r>
@@ -6671,7 +6897,7 @@
                 <w:sz w:val="14"/>
                 <w:szCs w:val="14"/>
               </w:rPr>
-              <w:t xml:space="preserve"> (18) </w:t>
+              <w:t xml:space="preserve"> (16) </w:t>
             </w:r>
             <w:r>
               <w:rPr>
@@ -6693,7 +6919,79 @@
                 <w:sz w:val="15"/>
                 <w:szCs w:val="15"/>
               </w:rPr>
-              <w:t xml:space="preserve">: 25% × 600,000</w:t>
+              <w:t xml:space="preserve">: 25% × 38,000</w:t>
+            </w:r>
+          </w:p>
+        </w:tc>
+        <w:tc>
+          <w:tcPr>
+            <w:tcW w:type="pct" w:w="1400"/>
+            <w:tcMar>
+              <w:top w:type="dxa" w:w="50"/>
+              <w:left w:type="dxa" w:w="110"/>
+              <w:bottom w:type="dxa" w:w="50"/>
+              <w:right w:type="dxa" w:w="110"/>
+            </w:tcMar>
+          </w:tcPr>
+          <w:p>
+            <w:pPr>
+              <w:spacing w:before="28" w:after="28"/>
+            </w:pPr>
+            <w:r>
+              <w:rPr>
+                <w:sz w:val="15"/>
+                <w:szCs w:val="15"/>
+              </w:rPr>
+              <w:t xml:space="preserve">(9,500)</w:t>
+            </w:r>
+          </w:p>
+        </w:tc>
+        <w:tc>
+          <w:tcPr>
+            <w:tcW w:type="pct" w:w="1400"/>
+            <w:tcMar>
+              <w:top w:type="dxa" w:w="50"/>
+              <w:left w:type="dxa" w:w="110"/>
+              <w:bottom w:type="dxa" w:w="50"/>
+              <w:right w:type="dxa" w:w="110"/>
+            </w:tcMar>
+          </w:tcPr>
+          <w:p>
+            <w:pPr>
+              <w:spacing w:before="28" w:after="28"/>
+            </w:pPr>
+            <w:r>
+              <w:rPr>
+                <w:sz w:val="15"/>
+                <w:szCs w:val="15"/>
+              </w:rPr>
+              <w:t xml:space="preserve"> </w:t>
+            </w:r>
+          </w:p>
+        </w:tc>
+      </w:tr>
+      <w:tr>
+        <w:tc>
+          <w:tcPr>
+            <w:tcW w:type="pct" w:w="2200"/>
+            <w:shd w:fill="FBFAF6" w:val="clear"/>
+            <w:tcMar>
+              <w:top w:type="dxa" w:w="50"/>
+              <w:left w:type="dxa" w:w="110"/>
+              <w:bottom w:type="dxa" w:w="50"/>
+              <w:right w:type="dxa" w:w="110"/>
+            </w:tcMar>
+          </w:tcPr>
+          <w:p>
+            <w:pPr>
+              <w:spacing w:before="28" w:after="28"/>
+            </w:pPr>
+            <w:r>
+              <w:rPr>
+                <w:sz w:val="15"/>
+                <w:szCs w:val="15"/>
+              </w:rPr>
+              <w:t xml:space="preserve">Deferred tax expense</w:t>
             </w:r>
           </w:p>
         </w:tc>
@@ -6717,7 +7015,152 @@
                 <w:sz w:val="15"/>
                 <w:szCs w:val="15"/>
               </w:rPr>
-              <w:t xml:space="preserve">150,000</w:t>
+              <w:t xml:space="preserve">140,500</w:t>
+            </w:r>
+          </w:p>
+        </w:tc>
+        <w:tc>
+          <w:tcPr>
+            <w:tcW w:type="pct" w:w="1400"/>
+            <w:shd w:fill="FBFAF6" w:val="clear"/>
+            <w:tcMar>
+              <w:top w:type="dxa" w:w="50"/>
+              <w:left w:type="dxa" w:w="110"/>
+              <w:bottom w:type="dxa" w:w="50"/>
+              <w:right w:type="dxa" w:w="110"/>
+            </w:tcMar>
+          </w:tcPr>
+          <w:p>
+            <w:pPr>
+              <w:spacing w:before="28" w:after="28"/>
+            </w:pPr>
+            <w:r>
+              <w:rPr>
+                <w:sz w:val="15"/>
+                <w:szCs w:val="15"/>
+              </w:rPr>
+              <w:t xml:space="preserve"> </w:t>
+            </w:r>
+          </w:p>
+        </w:tc>
+      </w:tr>
+      <w:tr>
+        <w:tc>
+          <w:tcPr>
+            <w:tcW w:type="pct" w:w="2200"/>
+            <w:tcMar>
+              <w:top w:type="dxa" w:w="50"/>
+              <w:left w:type="dxa" w:w="110"/>
+              <w:bottom w:type="dxa" w:w="50"/>
+              <w:right w:type="dxa" w:w="110"/>
+            </w:tcMar>
+          </w:tcPr>
+          <w:p>
+            <w:pPr>
+              <w:spacing w:before="28" w:after="28"/>
+            </w:pPr>
+            <w:r>
+              <w:rPr>
+                <w:sz w:val="15"/>
+                <w:szCs w:val="15"/>
+              </w:rPr>
+              <w:t xml:space="preserve">Total income tax expense</w:t>
+            </w:r>
+          </w:p>
+        </w:tc>
+        <w:tc>
+          <w:tcPr>
+            <w:tcW w:type="pct" w:w="1400"/>
+            <w:tcMar>
+              <w:top w:type="dxa" w:w="50"/>
+              <w:left w:type="dxa" w:w="110"/>
+              <w:bottom w:type="dxa" w:w="50"/>
+              <w:right w:type="dxa" w:w="110"/>
+            </w:tcMar>
+          </w:tcPr>
+          <w:p>
+            <w:pPr>
+              <w:spacing w:before="28" w:after="28"/>
+            </w:pPr>
+            <w:r>
+              <w:rPr>
+                <w:sz w:val="15"/>
+                <w:szCs w:val="15"/>
+              </w:rPr>
+              <w:t xml:space="preserve">497,500</w:t>
+            </w:r>
+          </w:p>
+        </w:tc>
+        <w:tc>
+          <w:tcPr>
+            <w:tcW w:type="pct" w:w="1400"/>
+            <w:tcMar>
+              <w:top w:type="dxa" w:w="50"/>
+              <w:left w:type="dxa" w:w="110"/>
+              <w:bottom w:type="dxa" w:w="50"/>
+              <w:right w:type="dxa" w:w="110"/>
+            </w:tcMar>
+          </w:tcPr>
+          <w:p>
+            <w:pPr>
+              <w:spacing w:before="28" w:after="28"/>
+            </w:pPr>
+            <w:r>
+              <w:rPr>
+                <w:sz w:val="15"/>
+                <w:szCs w:val="15"/>
+              </w:rPr>
+              <w:t xml:space="preserve">24.875%</w:t>
+            </w:r>
+          </w:p>
+        </w:tc>
+      </w:tr>
+      <w:tr>
+        <w:tc>
+          <w:tcPr>
+            <w:tcW w:type="pct" w:w="2200"/>
+            <w:shd w:fill="FBFAF6" w:val="clear"/>
+            <w:tcMar>
+              <w:top w:type="dxa" w:w="50"/>
+              <w:left w:type="dxa" w:w="110"/>
+              <w:bottom w:type="dxa" w:w="50"/>
+              <w:right w:type="dxa" w:w="110"/>
+            </w:tcMar>
+          </w:tcPr>
+          <w:p>
+            <w:pPr>
+              <w:spacing w:before="28" w:after="28"/>
+            </w:pPr>
+            <w:r>
+              <w:rPr>
+                <w:sz w:val="15"/>
+                <w:szCs w:val="15"/>
+              </w:rPr>
+              <w:t xml:space="preserve">Rate reconciliation (ASU 2023-09 style)</w:t>
+            </w:r>
+          </w:p>
+        </w:tc>
+        <w:tc>
+          <w:tcPr>
+            <w:tcW w:type="pct" w:w="1400"/>
+            <w:shd w:fill="FBFAF6" w:val="clear"/>
+            <w:tcMar>
+              <w:top w:type="dxa" w:w="50"/>
+              <w:left w:type="dxa" w:w="110"/>
+              <w:bottom w:type="dxa" w:w="50"/>
+              <w:right w:type="dxa" w:w="110"/>
+            </w:tcMar>
+          </w:tcPr>
+          <w:p>
+            <w:pPr>
+              <w:spacing w:before="28" w:after="28"/>
+            </w:pPr>
+            <w:r>
+              <w:rPr>
+                <w:sz w:val="15"/>
+                <w:szCs w:val="15"/>
+              </w:rPr>
+              <w:t xml:space="preserve"> </w:t>
             </w:r>
           </w:p>
         </w:tc>
@@ -6776,7 +7219,7 @@
                 <w:sz w:val="14"/>
                 <w:szCs w:val="14"/>
               </w:rPr>
-              <w:t xml:space="preserve"> (19) </w:t>
+              <w:t xml:space="preserve"> (17) </w:t>
             </w:r>
             <w:r>
               <w:rPr>
@@ -6798,7 +7241,7 @@
                 <w:sz w:val="15"/>
                 <w:szCs w:val="15"/>
               </w:rPr>
-              <w:t xml:space="preserve">: 25% × 38,000</w:t>
+              <w:t xml:space="preserve">: 25% × 2,000,000</w:t>
             </w:r>
           </w:p>
         </w:tc>
@@ -6821,7 +7264,7 @@
                 <w:sz w:val="15"/>
                 <w:szCs w:val="15"/>
               </w:rPr>
-              <w:t xml:space="preserve">(9,500)</w:t>
+              <w:t xml:space="preserve">500,000</w:t>
             </w:r>
           </w:p>
         </w:tc>
@@ -6844,7 +7287,152 @@
                 <w:sz w:val="15"/>
                 <w:szCs w:val="15"/>
               </w:rPr>
-              <w:t xml:space="preserve"> </w:t>
+              <w:t xml:space="preserve">25.000%</w:t>
+            </w:r>
+          </w:p>
+        </w:tc>
+      </w:tr>
+      <w:tr>
+        <w:tc>
+          <w:tcPr>
+            <w:tcW w:type="pct" w:w="2200"/>
+            <w:shd w:fill="FBFAF6" w:val="clear"/>
+            <w:tcMar>
+              <w:top w:type="dxa" w:w="50"/>
+              <w:left w:type="dxa" w:w="110"/>
+              <w:bottom w:type="dxa" w:w="50"/>
+              <w:right w:type="dxa" w:w="110"/>
+            </w:tcMar>
+          </w:tcPr>
+          <w:p>
+            <w:pPr>
+              <w:spacing w:before="28" w:after="28"/>
+            </w:pPr>
+            <w:r>
+              <w:rPr>
+                <w:sz w:val="15"/>
+                <w:szCs w:val="15"/>
+              </w:rPr>
+              <w:t xml:space="preserve">Nontaxable or nondeductible items: municipal interest</w:t>
+            </w:r>
+          </w:p>
+        </w:tc>
+        <w:tc>
+          <w:tcPr>
+            <w:tcW w:type="pct" w:w="1400"/>
+            <w:shd w:fill="FBFAF6" w:val="clear"/>
+            <w:tcMar>
+              <w:top w:type="dxa" w:w="50"/>
+              <w:left w:type="dxa" w:w="110"/>
+              <w:bottom w:type="dxa" w:w="50"/>
+              <w:right w:type="dxa" w:w="110"/>
+            </w:tcMar>
+          </w:tcPr>
+          <w:p>
+            <w:pPr>
+              <w:spacing w:before="28" w:after="28"/>
+            </w:pPr>
+            <w:r>
+              <w:rPr>
+                <w:sz w:val="15"/>
+                <w:szCs w:val="15"/>
+              </w:rPr>
+              <w:t xml:space="preserve">(5,000)</w:t>
+            </w:r>
+          </w:p>
+        </w:tc>
+        <w:tc>
+          <w:tcPr>
+            <w:tcW w:type="pct" w:w="1400"/>
+            <w:shd w:fill="FBFAF6" w:val="clear"/>
+            <w:tcMar>
+              <w:top w:type="dxa" w:w="50"/>
+              <w:left w:type="dxa" w:w="110"/>
+              <w:bottom w:type="dxa" w:w="50"/>
+              <w:right w:type="dxa" w:w="110"/>
+            </w:tcMar>
+          </w:tcPr>
+          <w:p>
+            <w:pPr>
+              <w:spacing w:before="28" w:after="28"/>
+            </w:pPr>
+            <w:r>
+              <w:rPr>
+                <w:sz w:val="15"/>
+                <w:szCs w:val="15"/>
+              </w:rPr>
+              <w:t xml:space="preserve">-0.250%</w:t>
+            </w:r>
+          </w:p>
+        </w:tc>
+      </w:tr>
+      <w:tr>
+        <w:tc>
+          <w:tcPr>
+            <w:tcW w:type="pct" w:w="2200"/>
+            <w:tcMar>
+              <w:top w:type="dxa" w:w="50"/>
+              <w:left w:type="dxa" w:w="110"/>
+              <w:bottom w:type="dxa" w:w="50"/>
+              <w:right w:type="dxa" w:w="110"/>
+            </w:tcMar>
+          </w:tcPr>
+          <w:p>
+            <w:pPr>
+              <w:spacing w:before="28" w:after="28"/>
+            </w:pPr>
+            <w:r>
+              <w:rPr>
+                <w:sz w:val="15"/>
+                <w:szCs w:val="15"/>
+              </w:rPr>
+              <w:t xml:space="preserve">Nontaxable or nondeductible items: fine</w:t>
+            </w:r>
+          </w:p>
+        </w:tc>
+        <w:tc>
+          <w:tcPr>
+            <w:tcW w:type="pct" w:w="1400"/>
+            <w:tcMar>
+              <w:top w:type="dxa" w:w="50"/>
+              <w:left w:type="dxa" w:w="110"/>
+              <w:bottom w:type="dxa" w:w="50"/>
+              <w:right w:type="dxa" w:w="110"/>
+            </w:tcMar>
+          </w:tcPr>
+          <w:p>
+            <w:pPr>
+              <w:spacing w:before="28" w:after="28"/>
+            </w:pPr>
+            <w:r>
+              <w:rPr>
+                <w:sz w:val="15"/>
+                <w:szCs w:val="15"/>
+              </w:rPr>
+              <w:t xml:space="preserve">2,500</w:t>
+            </w:r>
+          </w:p>
+        </w:tc>
+        <w:tc>
+          <w:tcPr>
+            <w:tcW w:type="pct" w:w="1400"/>
+            <w:tcMar>
+              <w:top w:type="dxa" w:w="50"/>
+              <w:left w:type="dxa" w:w="110"/>
+              <w:bottom w:type="dxa" w:w="50"/>
+              <w:right w:type="dxa" w:w="110"/>
+            </w:tcMar>
+          </w:tcPr>
+          <w:p>
+            <w:pPr>
+              <w:spacing w:before="28" w:after="28"/>
+            </w:pPr>
+            <w:r>
+              <w:rPr>
+                <w:sz w:val="15"/>
+                <w:szCs w:val="15"/>
+              </w:rPr>
+              <w:t xml:space="preserve">0.125%</w:t>
             </w:r>
           </w:p>
         </w:tc>
@@ -6873,446 +7461,7 @@
                 <w:sz w:val="14"/>
                 <w:szCs w:val="14"/>
               </w:rPr>
-              <w:t xml:space="preserve">(20)</w:t>
-            </w:r>
-          </w:p>
-        </w:tc>
-        <w:tc>
-          <w:tcPr>
-            <w:tcW w:type="pct" w:w="1400"/>
-            <w:shd w:fill="FBFAF6" w:val="clear"/>
-            <w:tcMar>
-              <w:top w:type="dxa" w:w="50"/>
-              <w:left w:type="dxa" w:w="110"/>
-              <w:bottom w:type="dxa" w:w="50"/>
-              <w:right w:type="dxa" w:w="110"/>
-            </w:tcMar>
-          </w:tcPr>
-          <w:p>
-            <w:pPr>
-              <w:spacing w:before="28" w:after="28"/>
-            </w:pPr>
-            <w:r>
-              <w:rPr>
-                <w:sz w:val="15"/>
-                <w:szCs w:val="15"/>
-              </w:rPr>
-              <w:t xml:space="preserve">140,500</w:t>
-            </w:r>
-          </w:p>
-        </w:tc>
-        <w:tc>
-          <w:tcPr>
-            <w:tcW w:type="pct" w:w="1400"/>
-            <w:shd w:fill="FBFAF6" w:val="clear"/>
-            <w:tcMar>
-              <w:top w:type="dxa" w:w="50"/>
-              <w:left w:type="dxa" w:w="110"/>
-              <w:bottom w:type="dxa" w:w="50"/>
-              <w:right w:type="dxa" w:w="110"/>
-            </w:tcMar>
-          </w:tcPr>
-          <w:p>
-            <w:pPr>
-              <w:spacing w:before="28" w:after="28"/>
-            </w:pPr>
-            <w:r>
-              <w:rPr>
-                <w:sz w:val="15"/>
-                <w:szCs w:val="15"/>
-              </w:rPr>
-              <w:t xml:space="preserve"> </w:t>
-            </w:r>
-          </w:p>
-        </w:tc>
-      </w:tr>
-      <w:tr>
-        <w:tc>
-          <w:tcPr>
-            <w:tcW w:type="pct" w:w="2200"/>
-            <w:shd w:fill="FFFFFF" w:val="clear"/>
-            <w:tcMar>
-              <w:top w:type="dxa" w:w="50"/>
-              <w:left w:type="dxa" w:w="110"/>
-              <w:bottom w:type="dxa" w:w="50"/>
-              <w:right w:type="dxa" w:w="110"/>
-            </w:tcMar>
-          </w:tcPr>
-          <w:p>
-            <w:pPr>
-              <w:spacing w:before="46" w:after="46"/>
-            </w:pPr>
-            <w:r>
-              <w:rPr>
-                <w:b/>
-                <w:bCs/>
-                <w:color w:val="8186EF"/>
-                <w:sz w:val="14"/>
-                <w:szCs w:val="14"/>
-              </w:rPr>
-              <w:t xml:space="preserve">(21)</w:t>
-            </w:r>
-          </w:p>
-        </w:tc>
-        <w:tc>
-          <w:tcPr>
-            <w:tcW w:type="pct" w:w="1400"/>
-            <w:tcMar>
-              <w:top w:type="dxa" w:w="50"/>
-              <w:left w:type="dxa" w:w="110"/>
-              <w:bottom w:type="dxa" w:w="50"/>
-              <w:right w:type="dxa" w:w="110"/>
-            </w:tcMar>
-          </w:tcPr>
-          <w:p>
-            <w:pPr>
-              <w:spacing w:before="28" w:after="28"/>
-            </w:pPr>
-            <w:r>
-              <w:rPr>
-                <w:sz w:val="15"/>
-                <w:szCs w:val="15"/>
-              </w:rPr>
-              <w:t xml:space="preserve">497,500</w:t>
-            </w:r>
-          </w:p>
-        </w:tc>
-        <w:tc>
-          <w:tcPr>
-            <w:tcW w:type="pct" w:w="1400"/>
-            <w:tcMar>
-              <w:top w:type="dxa" w:w="50"/>
-              <w:left w:type="dxa" w:w="110"/>
-              <w:bottom w:type="dxa" w:w="50"/>
-              <w:right w:type="dxa" w:w="110"/>
-            </w:tcMar>
-          </w:tcPr>
-          <w:p>
-            <w:pPr>
-              <w:spacing w:before="28" w:after="28"/>
-            </w:pPr>
-            <w:r>
-              <w:rPr>
-                <w:sz w:val="15"/>
-                <w:szCs w:val="15"/>
-              </w:rPr>
-              <w:t xml:space="preserve">24.875%</w:t>
-            </w:r>
-          </w:p>
-        </w:tc>
-      </w:tr>
-      <w:tr>
-        <w:tc>
-          <w:tcPr>
-            <w:tcW w:type="pct" w:w="2200"/>
-            <w:shd w:fill="FBFAF6" w:val="clear"/>
-            <w:tcMar>
-              <w:top w:type="dxa" w:w="50"/>
-              <w:left w:type="dxa" w:w="110"/>
-              <w:bottom w:type="dxa" w:w="50"/>
-              <w:right w:type="dxa" w:w="110"/>
-            </w:tcMar>
-          </w:tcPr>
-          <w:p>
-            <w:pPr>
-              <w:spacing w:before="28" w:after="28"/>
-            </w:pPr>
-            <w:r>
-              <w:rPr>
-                <w:sz w:val="15"/>
-                <w:szCs w:val="15"/>
-              </w:rPr>
-              <w:t xml:space="preserve">Rate reconciliation (ASU 2023-09 style)</w:t>
-            </w:r>
-          </w:p>
-        </w:tc>
-        <w:tc>
-          <w:tcPr>
-            <w:tcW w:type="pct" w:w="1400"/>
-            <w:shd w:fill="FBFAF6" w:val="clear"/>
-            <w:tcMar>
-              <w:top w:type="dxa" w:w="50"/>
-              <w:left w:type="dxa" w:w="110"/>
-              <w:bottom w:type="dxa" w:w="50"/>
-              <w:right w:type="dxa" w:w="110"/>
-            </w:tcMar>
-          </w:tcPr>
-          <w:p>
-            <w:pPr>
-              <w:spacing w:before="28" w:after="28"/>
-            </w:pPr>
-            <w:r>
-              <w:rPr>
-                <w:sz w:val="15"/>
-                <w:szCs w:val="15"/>
-              </w:rPr>
-              <w:t xml:space="preserve"> </w:t>
-            </w:r>
-          </w:p>
-        </w:tc>
-        <w:tc>
-          <w:tcPr>
-            <w:tcW w:type="pct" w:w="1400"/>
-            <w:shd w:fill="FBFAF6" w:val="clear"/>
-            <w:tcMar>
-              <w:top w:type="dxa" w:w="50"/>
-              <w:left w:type="dxa" w:w="110"/>
-              <w:bottom w:type="dxa" w:w="50"/>
-              <w:right w:type="dxa" w:w="110"/>
-            </w:tcMar>
-          </w:tcPr>
-          <w:p>
-            <w:pPr>
-              <w:spacing w:before="28" w:after="28"/>
-            </w:pPr>
-            <w:r>
-              <w:rPr>
-                <w:sz w:val="15"/>
-                <w:szCs w:val="15"/>
-              </w:rPr>
-              <w:t xml:space="preserve"> </w:t>
-            </w:r>
-          </w:p>
-        </w:tc>
-      </w:tr>
-      <w:tr>
-        <w:tc>
-          <w:tcPr>
-            <w:tcW w:type="pct" w:w="2200"/>
-            <w:tcMar>
-              <w:top w:type="dxa" w:w="50"/>
-              <w:left w:type="dxa" w:w="110"/>
-              <w:bottom w:type="dxa" w:w="50"/>
-              <w:right w:type="dxa" w:w="110"/>
-            </w:tcMar>
-          </w:tcPr>
-          <w:p>
-            <w:pPr>
-              <w:spacing w:before="28" w:after="28"/>
-            </w:pPr>
-            <w:r>
-              <w:rPr>
-                <w:sz w:val="15"/>
-                <w:szCs w:val="15"/>
-              </w:rPr>
-              <w:t xml:space="preserve">Tax at the statutory rate: 25% × 2,000,000</w:t>
-            </w:r>
-          </w:p>
-        </w:tc>
-        <w:tc>
-          <w:tcPr>
-            <w:tcW w:type="pct" w:w="1400"/>
-            <w:tcMar>
-              <w:top w:type="dxa" w:w="50"/>
-              <w:left w:type="dxa" w:w="110"/>
-              <w:bottom w:type="dxa" w:w="50"/>
-              <w:right w:type="dxa" w:w="110"/>
-            </w:tcMar>
-          </w:tcPr>
-          <w:p>
-            <w:pPr>
-              <w:spacing w:before="28" w:after="28"/>
-            </w:pPr>
-            <w:r>
-              <w:rPr>
-                <w:sz w:val="15"/>
-                <w:szCs w:val="15"/>
-              </w:rPr>
-              <w:t xml:space="preserve">500,000</w:t>
-            </w:r>
-          </w:p>
-        </w:tc>
-        <w:tc>
-          <w:tcPr>
-            <w:tcW w:type="pct" w:w="1400"/>
-            <w:tcMar>
-              <w:top w:type="dxa" w:w="50"/>
-              <w:left w:type="dxa" w:w="110"/>
-              <w:bottom w:type="dxa" w:w="50"/>
-              <w:right w:type="dxa" w:w="110"/>
-            </w:tcMar>
-          </w:tcPr>
-          <w:p>
-            <w:pPr>
-              <w:spacing w:before="28" w:after="28"/>
-            </w:pPr>
-            <w:r>
-              <w:rPr>
-                <w:sz w:val="15"/>
-                <w:szCs w:val="15"/>
-              </w:rPr>
-              <w:t xml:space="preserve">25.000%</w:t>
-            </w:r>
-          </w:p>
-        </w:tc>
-      </w:tr>
-      <w:tr>
-        <w:tc>
-          <w:tcPr>
-            <w:tcW w:type="pct" w:w="2200"/>
-            <w:shd w:fill="FBFAF6" w:val="clear"/>
-            <w:tcMar>
-              <w:top w:type="dxa" w:w="50"/>
-              <w:left w:type="dxa" w:w="110"/>
-              <w:bottom w:type="dxa" w:w="50"/>
-              <w:right w:type="dxa" w:w="110"/>
-            </w:tcMar>
-          </w:tcPr>
-          <w:p>
-            <w:pPr>
-              <w:spacing w:before="28" w:after="28"/>
-            </w:pPr>
-            <w:r>
-              <w:rPr>
-                <w:sz w:val="15"/>
-                <w:szCs w:val="15"/>
-              </w:rPr>
-              <w:t xml:space="preserve">Nontaxable or nondeductible items: municipal interest</w:t>
-            </w:r>
-          </w:p>
-        </w:tc>
-        <w:tc>
-          <w:tcPr>
-            <w:tcW w:type="pct" w:w="1400"/>
-            <w:shd w:fill="FBFAF6" w:val="clear"/>
-            <w:tcMar>
-              <w:top w:type="dxa" w:w="50"/>
-              <w:left w:type="dxa" w:w="110"/>
-              <w:bottom w:type="dxa" w:w="50"/>
-              <w:right w:type="dxa" w:w="110"/>
-            </w:tcMar>
-          </w:tcPr>
-          <w:p>
-            <w:pPr>
-              <w:spacing w:before="28" w:after="28"/>
-            </w:pPr>
-            <w:r>
-              <w:rPr>
-                <w:sz w:val="15"/>
-                <w:szCs w:val="15"/>
-              </w:rPr>
-              <w:t xml:space="preserve">(5,000)</w:t>
-            </w:r>
-          </w:p>
-        </w:tc>
-        <w:tc>
-          <w:tcPr>
-            <w:tcW w:type="pct" w:w="1400"/>
-            <w:shd w:fill="FBFAF6" w:val="clear"/>
-            <w:tcMar>
-              <w:top w:type="dxa" w:w="50"/>
-              <w:left w:type="dxa" w:w="110"/>
-              <w:bottom w:type="dxa" w:w="50"/>
-              <w:right w:type="dxa" w:w="110"/>
-            </w:tcMar>
-          </w:tcPr>
-          <w:p>
-            <w:pPr>
-              <w:spacing w:before="28" w:after="28"/>
-            </w:pPr>
-            <w:r>
-              <w:rPr>
-                <w:sz w:val="15"/>
-                <w:szCs w:val="15"/>
-              </w:rPr>
-              <w:t xml:space="preserve">-0.250%</w:t>
-            </w:r>
-          </w:p>
-        </w:tc>
-      </w:tr>
-      <w:tr>
-        <w:tc>
-          <w:tcPr>
-            <w:tcW w:type="pct" w:w="2200"/>
-            <w:tcMar>
-              <w:top w:type="dxa" w:w="50"/>
-              <w:left w:type="dxa" w:w="110"/>
-              <w:bottom w:type="dxa" w:w="50"/>
-              <w:right w:type="dxa" w:w="110"/>
-            </w:tcMar>
-          </w:tcPr>
-          <w:p>
-            <w:pPr>
-              <w:spacing w:before="28" w:after="28"/>
-            </w:pPr>
-            <w:r>
-              <w:rPr>
-                <w:sz w:val="15"/>
-                <w:szCs w:val="15"/>
-              </w:rPr>
-              <w:t xml:space="preserve">Nontaxable or nondeductible items: fine</w:t>
-            </w:r>
-          </w:p>
-        </w:tc>
-        <w:tc>
-          <w:tcPr>
-            <w:tcW w:type="pct" w:w="1400"/>
-            <w:tcMar>
-              <w:top w:type="dxa" w:w="50"/>
-              <w:left w:type="dxa" w:w="110"/>
-              <w:bottom w:type="dxa" w:w="50"/>
-              <w:right w:type="dxa" w:w="110"/>
-            </w:tcMar>
-          </w:tcPr>
-          <w:p>
-            <w:pPr>
-              <w:spacing w:before="28" w:after="28"/>
-            </w:pPr>
-            <w:r>
-              <w:rPr>
-                <w:sz w:val="15"/>
-                <w:szCs w:val="15"/>
-              </w:rPr>
-              <w:t xml:space="preserve">2,500</w:t>
-            </w:r>
-          </w:p>
-        </w:tc>
-        <w:tc>
-          <w:tcPr>
-            <w:tcW w:type="pct" w:w="1400"/>
-            <w:tcMar>
-              <w:top w:type="dxa" w:w="50"/>
-              <w:left w:type="dxa" w:w="110"/>
-              <w:bottom w:type="dxa" w:w="50"/>
-              <w:right w:type="dxa" w:w="110"/>
-            </w:tcMar>
-          </w:tcPr>
-          <w:p>
-            <w:pPr>
-              <w:spacing w:before="28" w:after="28"/>
-            </w:pPr>
-            <w:r>
-              <w:rPr>
-                <w:sz w:val="15"/>
-                <w:szCs w:val="15"/>
-              </w:rPr>
-              <w:t xml:space="preserve">0.125%</w:t>
-            </w:r>
-          </w:p>
-        </w:tc>
-      </w:tr>
-      <w:tr>
-        <w:tc>
-          <w:tcPr>
-            <w:tcW w:type="pct" w:w="2200"/>
-            <w:shd w:fill="FBFAF6" w:val="clear"/>
-            <w:tcMar>
-              <w:top w:type="dxa" w:w="50"/>
-              <w:left w:type="dxa" w:w="110"/>
-              <w:bottom w:type="dxa" w:w="50"/>
-              <w:right w:type="dxa" w:w="110"/>
-            </w:tcMar>
-          </w:tcPr>
-          <w:p>
-            <w:pPr>
-              <w:spacing w:before="28" w:after="28"/>
-            </w:pPr>
-            <w:r>
-              <w:rPr>
-                <w:sz w:val="15"/>
-                <w:szCs w:val="15"/>
-              </w:rPr>
-              <w:t xml:space="preserve">Income tax expense and effective tax rate</w:t>
+              <w:t xml:space="preserve">(18)</w:t>
             </w:r>
           </w:p>
         </w:tc>
@@ -7422,7 +7571,7 @@
                 <w:sz w:val="16"/>
                 <w:szCs w:val="16"/>
               </w:rPr>
-              <w:t xml:space="preserve">Deferred tax expense   ·   Nontaxable or nondeductible items   ·   Deferred tax liability created   ·   Deferred tax asset created   ·   Total income tax expense</w:t>
+              <w:t xml:space="preserve">Tax at the statutory rate   ·   Income tax expense and effective tax rate   ·   Deferred tax asset created   ·   Fine for breaking an environmental law</w:t>
             </w:r>
           </w:p>
         </w:tc>
@@ -7690,7 +7839,7 @@
                 <w:sz w:val="14"/>
                 <w:szCs w:val="14"/>
               </w:rPr>
-              <w:t xml:space="preserve">(22)</w:t>
+              <w:t xml:space="preserve">(19)</w:t>
             </w:r>
           </w:p>
         </w:tc>
@@ -7743,7 +7892,7 @@
                 <w:sz w:val="14"/>
                 <w:szCs w:val="14"/>
               </w:rPr>
-              <w:t xml:space="preserve">(23)</w:t>
+              <w:t xml:space="preserve">(20)</w:t>
             </w:r>
           </w:p>
         </w:tc>
@@ -8119,7 +8268,7 @@
                 <w:sz w:val="16"/>
                 <w:szCs w:val="16"/>
               </w:rPr>
-              <w:t xml:space="preserve">None   ·   Temporary, taxable   ·   valuation allowance</w:t>
+              <w:t xml:space="preserve">None   ·   Temporary, taxable   ·   Amount</w:t>
             </w:r>
           </w:p>
         </w:tc>
@@ -8190,7 +8339,7 @@
                     </pic:cNvPicPr>
                   </pic:nvPicPr>
                   <pic:blipFill>
-                    <a:blip r:embed="rId105" cstate="none"/>
+                    <a:blip r:embed="rId104" cstate="none"/>
                     <a:srcRect/>
                     <a:stretch>
                       <a:fillRect/>
@@ -8704,14 +8853,14 @@
                 <w:sz w:val="16"/>
                 <w:szCs w:val="16"/>
               </w:rPr>
-              <w:t xml:space="preserve">14  </w:t>
-            </w:r>
-            <w:r>
-              <w:rPr>
-                <w:sz w:val="16"/>
-                <w:szCs w:val="16"/>
-              </w:rPr>
-              <w:t xml:space="preserve">equipment</w:t>
+              <w:t xml:space="preserve">12  </w:t>
+            </w:r>
+            <w:r>
+              <w:rPr>
+                <w:sz w:val="16"/>
+                <w:szCs w:val="16"/>
+              </w:rPr>
+              <w:t xml:space="preserve">follow</w:t>
             </w:r>
           </w:p>
         </w:tc>
@@ -8746,7 +8895,7 @@
                 <w:sz w:val="16"/>
                 <w:szCs w:val="16"/>
               </w:rPr>
-              <w:t xml:space="preserve">Current</w:t>
+              <w:t xml:space="preserve">liabilities</w:t>
             </w:r>
           </w:p>
         </w:tc>
@@ -8772,14 +8921,14 @@
                 <w:sz w:val="16"/>
                 <w:szCs w:val="16"/>
               </w:rPr>
-              <w:t xml:space="preserve">15  </w:t>
-            </w:r>
-            <w:r>
-              <w:rPr>
-                <w:sz w:val="16"/>
-                <w:szCs w:val="16"/>
-              </w:rPr>
-              <w:t xml:space="preserve">liability</w:t>
+              <w:t xml:space="preserve">13  </w:t>
+            </w:r>
+            <w:r>
+              <w:rPr>
+                <w:sz w:val="16"/>
+                <w:szCs w:val="16"/>
+              </w:rPr>
+              <w:t xml:space="preserve">divided</w:t>
             </w:r>
           </w:p>
         </w:tc>
@@ -8814,7 +8963,7 @@
                 <w:sz w:val="16"/>
                 <w:szCs w:val="16"/>
               </w:rPr>
-              <w:t xml:space="preserve">liabilities</w:t>
+              <w:t xml:space="preserve">enacted</w:t>
             </w:r>
           </w:p>
         </w:tc>
@@ -8840,14 +8989,14 @@
                 <w:sz w:val="16"/>
                 <w:szCs w:val="16"/>
               </w:rPr>
-              <w:t xml:space="preserve">16  </w:t>
-            </w:r>
-            <w:r>
-              <w:rPr>
-                <w:sz w:val="16"/>
-                <w:szCs w:val="16"/>
-              </w:rPr>
-              <w:t xml:space="preserve">effective</w:t>
+              <w:t xml:space="preserve">14  </w:t>
+            </w:r>
+            <w:r>
+              <w:rPr>
+                <w:sz w:val="16"/>
+                <w:szCs w:val="16"/>
+              </w:rPr>
+              <w:t xml:space="preserve">differs</w:t>
             </w:r>
           </w:p>
         </w:tc>
@@ -8882,7 +9031,7 @@
                 <w:sz w:val="16"/>
                 <w:szCs w:val="16"/>
               </w:rPr>
-              <w:t xml:space="preserve">liability</w:t>
+              <w:t xml:space="preserve">change</w:t>
             </w:r>
           </w:p>
         </w:tc>
@@ -8908,14 +9057,14 @@
                 <w:sz w:val="16"/>
                 <w:szCs w:val="16"/>
               </w:rPr>
-              <w:t xml:space="preserve">17  </w:t>
-            </w:r>
-            <w:r>
-              <w:rPr>
-                <w:sz w:val="16"/>
-                <w:szCs w:val="16"/>
-              </w:rPr>
-              <w:t xml:space="preserve">statutory</w:t>
+              <w:t xml:space="preserve">15  </w:t>
+            </w:r>
+            <w:r>
+              <w:rPr>
+                <w:sz w:val="16"/>
+                <w:szCs w:val="16"/>
+              </w:rPr>
+              <w:t xml:space="preserve">because</w:t>
             </w:r>
           </w:p>
         </w:tc>
@@ -8950,7 +9099,7 @@
                 <w:sz w:val="16"/>
                 <w:szCs w:val="16"/>
               </w:rPr>
-              <w:t xml:space="preserve">Orontes</w:t>
+              <w:t xml:space="preserve">removes</w:t>
             </w:r>
           </w:p>
         </w:tc>
@@ -8976,14 +9125,14 @@
                 <w:sz w:val="16"/>
                 <w:szCs w:val="16"/>
               </w:rPr>
-              <w:t xml:space="preserve">18  </w:t>
-            </w:r>
-            <w:r>
-              <w:rPr>
-                <w:sz w:val="16"/>
-                <w:szCs w:val="16"/>
-              </w:rPr>
-              <w:t xml:space="preserve">Deferred tax liability created</w:t>
+              <w:t xml:space="preserve">16  </w:t>
+            </w:r>
+            <w:r>
+              <w:rPr>
+                <w:sz w:val="16"/>
+                <w:szCs w:val="16"/>
+              </w:rPr>
+              <w:t xml:space="preserve">Deferred tax asset created</w:t>
             </w:r>
           </w:p>
         </w:tc>
@@ -9018,7 +9167,7 @@
                 <w:sz w:val="16"/>
                 <w:szCs w:val="16"/>
               </w:rPr>
-              <w:t xml:space="preserve">differences</w:t>
+              <w:t xml:space="preserve">allows</w:t>
             </w:r>
           </w:p>
         </w:tc>
@@ -9044,14 +9193,14 @@
                 <w:sz w:val="16"/>
                 <w:szCs w:val="16"/>
               </w:rPr>
-              <w:t xml:space="preserve">19  </w:t>
-            </w:r>
-            <w:r>
-              <w:rPr>
-                <w:sz w:val="16"/>
-                <w:szCs w:val="16"/>
-              </w:rPr>
-              <w:t xml:space="preserve">Deferred tax asset created</w:t>
+              <w:t xml:space="preserve">17  </w:t>
+            </w:r>
+            <w:r>
+              <w:rPr>
+                <w:sz w:val="16"/>
+                <w:szCs w:val="16"/>
+              </w:rPr>
+              <w:t xml:space="preserve">Tax at the statutory rate</w:t>
             </w:r>
           </w:p>
         </w:tc>
@@ -9086,7 +9235,7 @@
                 <w:sz w:val="16"/>
                 <w:szCs w:val="16"/>
               </w:rPr>
-              <w:t xml:space="preserve">equipment</w:t>
+              <w:t xml:space="preserve">reduces</w:t>
             </w:r>
           </w:p>
         </w:tc>
@@ -9112,14 +9261,14 @@
                 <w:sz w:val="16"/>
                 <w:szCs w:val="16"/>
               </w:rPr>
-              <w:t xml:space="preserve">20  </w:t>
-            </w:r>
-            <w:r>
-              <w:rPr>
-                <w:sz w:val="16"/>
-                <w:szCs w:val="16"/>
-              </w:rPr>
-              <w:t xml:space="preserve">Deferred tax expense</w:t>
+              <w:t xml:space="preserve">18  </w:t>
+            </w:r>
+            <w:r>
+              <w:rPr>
+                <w:sz w:val="16"/>
+                <w:szCs w:val="16"/>
+              </w:rPr>
+              <w:t xml:space="preserve">Income tax expense and effective tax rate</w:t>
             </w:r>
           </w:p>
         </w:tc>
@@ -9154,7 +9303,7 @@
                 <w:sz w:val="16"/>
                 <w:szCs w:val="16"/>
               </w:rPr>
-              <w:t xml:space="preserve">allows</w:t>
+              <w:t xml:space="preserve">dispenser</w:t>
             </w:r>
           </w:p>
         </w:tc>
@@ -9180,14 +9329,14 @@
                 <w:sz w:val="16"/>
                 <w:szCs w:val="16"/>
               </w:rPr>
-              <w:t xml:space="preserve">21  </w:t>
-            </w:r>
-            <w:r>
-              <w:rPr>
-                <w:sz w:val="16"/>
-                <w:szCs w:val="16"/>
-              </w:rPr>
-              <w:t xml:space="preserve">Total income tax expense</w:t>
+              <w:t xml:space="preserve">19  </w:t>
+            </w:r>
+            <w:r>
+              <w:rPr>
+                <w:sz w:val="16"/>
+                <w:szCs w:val="16"/>
+              </w:rPr>
+              <w:t xml:space="preserve">None</w:t>
             </w:r>
           </w:p>
         </w:tc>
@@ -9222,7 +9371,7 @@
                 <w:sz w:val="16"/>
                 <w:szCs w:val="16"/>
               </w:rPr>
-              <w:t xml:space="preserve">temporary</w:t>
+              <w:t xml:space="preserve">increases</w:t>
             </w:r>
           </w:p>
         </w:tc>
@@ -9248,14 +9397,14 @@
                 <w:sz w:val="16"/>
                 <w:szCs w:val="16"/>
               </w:rPr>
-              <w:t xml:space="preserve">22  </w:t>
-            </w:r>
-            <w:r>
-              <w:rPr>
-                <w:sz w:val="16"/>
-                <w:szCs w:val="16"/>
-              </w:rPr>
-              <w:t xml:space="preserve">None</w:t>
+              <w:t xml:space="preserve">20  </w:t>
+            </w:r>
+            <w:r>
+              <w:rPr>
+                <w:sz w:val="16"/>
+                <w:szCs w:val="16"/>
+              </w:rPr>
+              <w:t xml:space="preserve">Temporary, taxable</w:t>
             </w:r>
           </w:p>
         </w:tc>
@@ -9290,7 +9439,7 @@
                 <w:sz w:val="16"/>
                 <w:szCs w:val="16"/>
               </w:rPr>
-              <w:t xml:space="preserve">dispenser</w:t>
+              <w:t xml:space="preserve">Less: tax-exempt municipal interest (permanent)</w:t>
             </w:r>
           </w:p>
         </w:tc>
@@ -9316,14 +9465,14 @@
                 <w:sz w:val="16"/>
                 <w:szCs w:val="16"/>
               </w:rPr>
-              <w:t xml:space="preserve">23  </w:t>
-            </w:r>
-            <w:r>
-              <w:rPr>
-                <w:sz w:val="16"/>
-                <w:szCs w:val="16"/>
-              </w:rPr>
-              <w:t xml:space="preserve">Temporary, taxable</w:t>
+              <w:t xml:space="preserve">21  </w:t>
+            </w:r>
+            <w:r>
+              <w:rPr>
+                <w:sz w:val="16"/>
+                <w:szCs w:val="16"/>
+              </w:rPr>
+              <w:t xml:space="preserve">enacted tax rate</w:t>
             </w:r>
           </w:p>
         </w:tc>
@@ -9358,7 +9507,7 @@
                 <w:sz w:val="16"/>
                 <w:szCs w:val="16"/>
               </w:rPr>
-              <w:t xml:space="preserve">deductible</w:t>
+              <w:t xml:space="preserve">Add: fine, not deductible (permanent)</w:t>
             </w:r>
           </w:p>
         </w:tc>
@@ -9384,75 +9533,7 @@
                 <w:sz w:val="16"/>
                 <w:szCs w:val="16"/>
               </w:rPr>
-              <w:t xml:space="preserve">24  </w:t>
-            </w:r>
-            <w:r>
-              <w:rPr>
-                <w:sz w:val="16"/>
-                <w:szCs w:val="16"/>
-              </w:rPr>
-              <w:t xml:space="preserve">enacted tax rate</w:t>
-            </w:r>
-          </w:p>
-        </w:tc>
-      </w:tr>
-      <w:tr>
-        <w:tc>
-          <w:tcPr>
-            <w:tcW w:type="pct" w:w="2500"/>
-            <w:tcMar>
-              <w:top w:type="dxa" w:w="20"/>
-              <w:left w:type="dxa" w:w="80"/>
-              <w:bottom w:type="dxa" w:w="20"/>
-              <w:right w:type="dxa" w:w="80"/>
-            </w:tcMar>
-          </w:tcPr>
-          <w:p>
-            <w:pPr>
-              <w:spacing w:before="12" w:after="12"/>
-            </w:pPr>
-            <w:r>
-              <w:rPr>
-                <w:b/>
-                <w:bCs/>
-                <w:color w:val="8186EF"/>
-                <w:sz w:val="16"/>
-                <w:szCs w:val="16"/>
-              </w:rPr>
-              <w:t xml:space="preserve">12  </w:t>
-            </w:r>
-            <w:r>
-              <w:rPr>
-                <w:sz w:val="16"/>
-                <w:szCs w:val="16"/>
-              </w:rPr>
-              <w:t xml:space="preserve">Current tax expense at 25%</w:t>
-            </w:r>
-          </w:p>
-        </w:tc>
-        <w:tc>
-          <w:tcPr>
-            <w:tcW w:type="pct" w:w="2500"/>
-            <w:tcMar>
-              <w:top w:type="dxa" w:w="20"/>
-              <w:left w:type="dxa" w:w="80"/>
-              <w:bottom w:type="dxa" w:w="20"/>
-              <w:right w:type="dxa" w:w="80"/>
-            </w:tcMar>
-          </w:tcPr>
-          <w:p>
-            <w:pPr>
-              <w:spacing w:before="12" w:after="12"/>
-            </w:pPr>
-            <w:r>
-              <w:rPr>
-                <w:b/>
-                <w:bCs/>
-                <w:color w:val="8186EF"/>
-                <w:sz w:val="16"/>
-                <w:szCs w:val="16"/>
-              </w:rPr>
-              <w:t xml:space="preserve">25  </w:t>
+              <w:t xml:space="preserve">22  </w:t>
             </w:r>
             <w:r>
               <w:rPr>
@@ -9460,64 +9541,6 @@
                 <w:szCs w:val="16"/>
               </w:rPr>
               <w:t xml:space="preserve">effective tax rate</w:t>
-            </w:r>
-          </w:p>
-        </w:tc>
-      </w:tr>
-      <w:tr>
-        <w:tc>
-          <w:tcPr>
-            <w:tcW w:type="pct" w:w="2500"/>
-            <w:tcMar>
-              <w:top w:type="dxa" w:w="20"/>
-              <w:left w:type="dxa" w:w="80"/>
-              <w:bottom w:type="dxa" w:w="20"/>
-              <w:right w:type="dxa" w:w="80"/>
-            </w:tcMar>
-          </w:tcPr>
-          <w:p>
-            <w:pPr>
-              <w:spacing w:before="12" w:after="12"/>
-            </w:pPr>
-            <w:r>
-              <w:rPr>
-                <w:b/>
-                <w:bCs/>
-                <w:color w:val="8186EF"/>
-                <w:sz w:val="16"/>
-                <w:szCs w:val="16"/>
-              </w:rPr>
-              <w:t xml:space="preserve">13  </w:t>
-            </w:r>
-            <w:r>
-              <w:rPr>
-                <w:sz w:val="16"/>
-                <w:szCs w:val="16"/>
-              </w:rPr>
-              <w:t xml:space="preserve">follow</w:t>
-            </w:r>
-          </w:p>
-        </w:tc>
-        <w:tc>
-          <w:tcPr>
-            <w:tcW w:type="pct" w:w="2500"/>
-            <w:tcMar>
-              <w:top w:type="dxa" w:w="20"/>
-              <w:left w:type="dxa" w:w="80"/>
-              <w:bottom w:type="dxa" w:w="20"/>
-              <w:right w:type="dxa" w:w="80"/>
-            </w:tcMar>
-          </w:tcPr>
-          <w:p>
-            <w:pPr>
-              <w:spacing w:before="24" w:after="24"/>
-            </w:pPr>
-            <w:r>
-              <w:rPr>
-                <w:sz w:val="16"/>
-                <w:szCs w:val="16"/>
-              </w:rPr>
-              <w:t xml:space="preserve"/>
             </w:r>
           </w:p>
         </w:tc>
@@ -9799,7 +9822,7 @@
           <w:sz w:val="19"/>
           <w:szCs w:val="19"/>
         </w:rPr>
-        <w:t xml:space="preserve">The whole effect goes to income from </w:t>
+        <w:t xml:space="preserve">The whole effect goes to income from continuing operations in the period that includes the </w:t>
       </w:r>
       <w:r>
         <w:rPr>
@@ -9817,7 +9840,7 @@
           <w:sz w:val="19"/>
           <w:szCs w:val="19"/>
         </w:rPr>
-        <w:t xml:space="preserve">            </w:t>
+        <w:t xml:space="preserve">           </w:t>
       </w:r>
       <w:r>
         <w:rPr>
@@ -9831,7 +9854,7 @@
           <w:sz w:val="19"/>
           <w:szCs w:val="19"/>
         </w:rPr>
-        <w:t xml:space="preserve"> operations in the period that includes the </w:t>
+        <w:t xml:space="preserve"> date, even if the </w:t>
       </w:r>
       <w:r>
         <w:rPr>
@@ -9863,7 +9886,7 @@
           <w:sz w:val="19"/>
           <w:szCs w:val="19"/>
         </w:rPr>
-        <w:t xml:space="preserve"> date, even if the original item was in OCI. </w:t>
+        <w:t xml:space="preserve"> item was in OCI. </w:t>
       </w:r>
       <w:r>
         <w:rPr>
@@ -10090,7 +10113,7 @@
           <w:sz w:val="19"/>
           <w:szCs w:val="19"/>
         </w:rPr>
-        <w:t xml:space="preserve"> only if the company will have enough </w:t>
+        <w:t xml:space="preserve"> only if the company will have </w:t>
       </w:r>
       <w:r>
         <w:rPr>
@@ -10122,14 +10145,14 @@
           <w:sz w:val="19"/>
           <w:szCs w:val="19"/>
         </w:rPr>
-        <w:t xml:space="preserve"> income to use it. </w:t>
-      </w:r>
-      <w:r>
-        <w:rPr>
-          <w:sz w:val="19"/>
-          <w:szCs w:val="19"/>
-        </w:rPr>
-        <w:t xml:space="preserve">If it is more likely than not that some of the asset will not be realized, the company records a </w:t>
+        <w:t xml:space="preserve"> taxable income to use it. </w:t>
+      </w:r>
+      <w:r>
+        <w:rPr>
+          <w:sz w:val="19"/>
+          <w:szCs w:val="19"/>
+        </w:rPr>
+        <w:t xml:space="preserve">If it is more likely than not that some of the asset will not be </w:t>
       </w:r>
       <w:r>
         <w:rPr>
@@ -10161,7 +10184,7 @@
           <w:sz w:val="19"/>
           <w:szCs w:val="19"/>
         </w:rPr>
-        <w:t xml:space="preserve"> allowance. </w:t>
+        <w:t xml:space="preserve">, the company records a valuation allowance. </w:t>
       </w:r>
     </w:p>
     <w:tbl>
@@ -10219,7 +10242,7 @@
                 <w:sz w:val="16"/>
                 <w:szCs w:val="16"/>
               </w:rPr>
-              <w:t xml:space="preserve">useful   ·   deduction   ·   operating   ·   remeasures   ·   recorded   ·   valuation   ·   taxable   ·   changes   ·   liability   ·   continuing   ·   Suppose   ·   enactment   ·   decrease</w:t>
+              <w:t xml:space="preserve">useful   ·   deduction   ·   announced   ·   remeasures   ·   recorded   ·   realized   ·   enough   ·   changes   ·   liability   ·   enactment   ·   Suppose   ·   original   ·   decrease</w:t>
             </w:r>
           </w:p>
         </w:tc>
@@ -10330,7 +10353,7 @@
           <w:sz w:val="19"/>
           <w:szCs w:val="19"/>
         </w:rPr>
-        <w:t xml:space="preserve">Under </w:t>
+        <w:t xml:space="preserve">Under current U.S. </w:t>
       </w:r>
       <w:r>
         <w:rPr>
@@ -10362,7 +10385,7 @@
           <w:sz w:val="19"/>
           <w:szCs w:val="19"/>
         </w:rPr>
-        <w:t xml:space="preserve"> U.S. federal law, most </w:t>
+        <w:t xml:space="preserve"> law, most losses </w:t>
       </w:r>
       <w:r>
         <w:rPr>
@@ -10394,7 +10417,7 @@
           <w:sz w:val="19"/>
           <w:szCs w:val="19"/>
         </w:rPr>
-        <w:t xml:space="preserve"> cannot be carried back. </w:t>
+        <w:t xml:space="preserve"> be carried back. </w:t>
       </w:r>
       <w:r>
         <w:rPr>
@@ -10433,7 +10456,7 @@
           <w:sz w:val="19"/>
           <w:szCs w:val="19"/>
         </w:rPr>
-        <w:t xml:space="preserve"> a time limit, but they can reduce only 80% of </w:t>
+        <w:t xml:space="preserve"> a time limit, but they can </w:t>
       </w:r>
       <w:r>
         <w:rPr>
@@ -10465,7 +10488,7 @@
           <w:sz w:val="19"/>
           <w:szCs w:val="19"/>
         </w:rPr>
-        <w:t xml:space="preserve"> income in any year. </w:t>
+        <w:t xml:space="preserve"> only 80% of taxable income in any year. </w:t>
       </w:r>
       <w:r>
         <w:rPr>
@@ -10615,7 +10638,7 @@
                 <w:sz w:val="16"/>
                 <w:szCs w:val="16"/>
               </w:rPr>
-              <w:t xml:space="preserve">creates   ·   jurisdiction   ·   without   ·   current   ·   quarter   ·   liabilities   ·   carryforward   ·   losses   ·   taxable</w:t>
+              <w:t xml:space="preserve">creates   ·   jurisdiction   ·   without   ·   federal   ·   current   ·   liabilities   ·   carryforward   ·   cannot   ·   reduce</w:t>
             </w:r>
           </w:p>
         </w:tc>
@@ -10773,7 +10796,7 @@
           <w:sz w:val="19"/>
           <w:szCs w:val="19"/>
         </w:rPr>
-        <w:t xml:space="preserve">Record the full </w:t>
+        <w:t xml:space="preserve">Record the full effect of a rate </w:t>
       </w:r>
       <w:r>
         <w:rPr>
@@ -10805,7 +10828,14 @@
           <w:sz w:val="19"/>
           <w:szCs w:val="19"/>
         </w:rPr>
-        <w:t xml:space="preserve"> of a rate change in </w:t>
+        <w:t xml:space="preserve"> in continuing operations when the law is enacted. </w:t>
+      </w:r>
+      <w:r>
+        <w:rPr>
+          <w:sz w:val="19"/>
+          <w:szCs w:val="19"/>
+        </w:rPr>
+        <w:t xml:space="preserve">Record the full DTA, then a valuation allowance: do not record only the </w:t>
       </w:r>
       <w:r>
         <w:rPr>
@@ -10823,7 +10853,7 @@
           <w:sz w:val="19"/>
           <w:szCs w:val="19"/>
         </w:rPr>
-        <w:t xml:space="preserve">            </w:t>
+        <w:t xml:space="preserve">           </w:t>
       </w:r>
       <w:r>
         <w:rPr>
@@ -10837,14 +10867,14 @@
           <w:sz w:val="19"/>
           <w:szCs w:val="19"/>
         </w:rPr>
-        <w:t xml:space="preserve"> operations when the law is enacted. </w:t>
-      </w:r>
-      <w:r>
-        <w:rPr>
-          <w:sz w:val="19"/>
-          <w:szCs w:val="19"/>
-        </w:rPr>
-        <w:t xml:space="preserve">Record the full DTA, then a </w:t>
+        <w:t xml:space="preserve"> part. </w:t>
+      </w:r>
+      <w:r>
+        <w:rPr>
+          <w:sz w:val="19"/>
+          <w:szCs w:val="19"/>
+        </w:rPr>
+        <w:t xml:space="preserve">An </w:t>
       </w:r>
       <w:r>
         <w:rPr>
@@ -10876,7 +10906,7 @@
           <w:sz w:val="19"/>
           <w:szCs w:val="19"/>
         </w:rPr>
-        <w:t xml:space="preserve"> allowance: do not record only the </w:t>
+        <w:t xml:space="preserve"> tax position is </w:t>
       </w:r>
       <w:r>
         <w:rPr>
@@ -10894,7 +10924,7 @@
           <w:sz w:val="19"/>
           <w:szCs w:val="19"/>
         </w:rPr>
-        <w:t xml:space="preserve">           </w:t>
+        <w:t xml:space="preserve">            </w:t>
       </w:r>
       <w:r>
         <w:rPr>
@@ -10908,14 +10938,14 @@
           <w:sz w:val="19"/>
           <w:szCs w:val="19"/>
         </w:rPr>
-        <w:t xml:space="preserve"> part. </w:t>
-      </w:r>
-      <w:r>
-        <w:rPr>
-          <w:sz w:val="19"/>
-          <w:szCs w:val="19"/>
-        </w:rPr>
-        <w:t xml:space="preserve">An uncertain tax position is </w:t>
+        <w:t xml:space="preserve"> only if it is more likely than not to be accepted by the tax authority. </w:t>
+      </w:r>
+      <w:r>
+        <w:rPr>
+          <w:sz w:val="19"/>
+          <w:szCs w:val="19"/>
+        </w:rPr>
+        <w:t xml:space="preserve">The global </w:t>
       </w:r>
       <w:r>
         <w:rPr>
@@ -10933,7 +10963,7 @@
           <w:sz w:val="19"/>
           <w:szCs w:val="19"/>
         </w:rPr>
-        <w:t xml:space="preserve">            </w:t>
+        <w:t xml:space="preserve">           </w:t>
       </w:r>
       <w:r>
         <w:rPr>
@@ -10947,14 +10977,7 @@
           <w:sz w:val="19"/>
           <w:szCs w:val="19"/>
         </w:rPr>
-        <w:t xml:space="preserve"> only if it is more likely than not to be accepted by the tax authority. </w:t>
-      </w:r>
-      <w:r>
-        <w:rPr>
-          <w:sz w:val="19"/>
-          <w:szCs w:val="19"/>
-        </w:rPr>
-        <w:t xml:space="preserve">The global minimum tax (Pillar Two) is treated as a current cost in the year it arises, with no deferred taxes. </w:t>
+        <w:t xml:space="preserve"> tax (Pillar Two) is treated as a current cost in the year it arises, with no deferred taxes. </w:t>
       </w:r>
     </w:p>
     <w:tbl>
@@ -11012,7 +11035,7 @@
                 <w:sz w:val="16"/>
                 <w:szCs w:val="16"/>
               </w:rPr>
-              <w:t xml:space="preserve">probable   ·   recognized   ·   ignored   ·   effect   ·   valuation   ·   current   ·   continuing   ·   announced</w:t>
+              <w:t xml:space="preserve">recognized   ·   minimum   ·   ignored   ·   change   ·   uncertain   ·   current   ·   probable   ·   announced</w:t>
             </w:r>
           </w:p>
         </w:tc>
@@ -11083,7 +11106,7 @@
                     </pic:cNvPicPr>
                   </pic:nvPicPr>
                   <pic:blipFill>
-                    <a:blip r:embed="rId106" cstate="none"/>
+                    <a:blip r:embed="rId105" cstate="none"/>
                     <a:srcRect/>
                     <a:stretch>
                       <a:fillRect/>
@@ -11604,7 +11627,7 @@
                 <w:sz w:val="16"/>
                 <w:szCs w:val="16"/>
               </w:rPr>
-              <w:t xml:space="preserve">losses</w:t>
+              <w:t xml:space="preserve">cannot</w:t>
             </w:r>
           </w:p>
         </w:tc>
@@ -11707,7 +11730,7 @@
                 <w:sz w:val="16"/>
                 <w:szCs w:val="16"/>
               </w:rPr>
-              <w:t xml:space="preserve">continuing</w:t>
+              <w:t xml:space="preserve">enactment</w:t>
             </w:r>
           </w:p>
         </w:tc>
@@ -11740,7 +11763,7 @@
                 <w:sz w:val="16"/>
                 <w:szCs w:val="16"/>
               </w:rPr>
-              <w:t xml:space="preserve">taxable</w:t>
+              <w:t xml:space="preserve">reduce</w:t>
             </w:r>
           </w:p>
         </w:tc>
@@ -11775,7 +11798,7 @@
                 <w:sz w:val="16"/>
                 <w:szCs w:val="16"/>
               </w:rPr>
-              <w:t xml:space="preserve">enactment</w:t>
+              <w:t xml:space="preserve">original</w:t>
             </w:r>
           </w:p>
         </w:tc>
@@ -12080,7 +12103,7 @@
                 <w:sz w:val="16"/>
                 <w:szCs w:val="16"/>
               </w:rPr>
-              <w:t xml:space="preserve">effect</w:t>
+              <w:t xml:space="preserve">change</w:t>
             </w:r>
           </w:p>
         </w:tc>
@@ -12148,7 +12171,7 @@
                 <w:sz w:val="16"/>
                 <w:szCs w:val="16"/>
               </w:rPr>
-              <w:t xml:space="preserve">continuing</w:t>
+              <w:t xml:space="preserve">probable</w:t>
             </w:r>
           </w:p>
         </w:tc>
@@ -12216,7 +12239,7 @@
                 <w:sz w:val="16"/>
                 <w:szCs w:val="16"/>
               </w:rPr>
-              <w:t xml:space="preserve">valuation</w:t>
+              <w:t xml:space="preserve">uncertain</w:t>
             </w:r>
           </w:p>
         </w:tc>
@@ -12251,7 +12274,7 @@
                 <w:sz w:val="16"/>
                 <w:szCs w:val="16"/>
               </w:rPr>
-              <w:t xml:space="preserve">taxable</w:t>
+              <w:t xml:space="preserve">enough</w:t>
             </w:r>
           </w:p>
         </w:tc>
@@ -12284,7 +12307,7 @@
                 <w:sz w:val="16"/>
                 <w:szCs w:val="16"/>
               </w:rPr>
-              <w:t xml:space="preserve">probable</w:t>
+              <w:t xml:space="preserve">recognized</w:t>
             </w:r>
           </w:p>
         </w:tc>
@@ -12319,7 +12342,7 @@
                 <w:sz w:val="16"/>
                 <w:szCs w:val="16"/>
               </w:rPr>
-              <w:t xml:space="preserve">valuation</w:t>
+              <w:t xml:space="preserve">realized</w:t>
             </w:r>
           </w:p>
         </w:tc>
@@ -12352,7 +12375,7 @@
                 <w:sz w:val="16"/>
                 <w:szCs w:val="16"/>
               </w:rPr>
-              <w:t xml:space="preserve">recognized</w:t>
+              <w:t xml:space="preserve">minimum</w:t>
             </w:r>
           </w:p>
         </w:tc>
@@ -12523,7 +12546,7 @@
                 <w:sz w:val="16"/>
                 <w:szCs w:val="16"/>
               </w:rPr>
-              <w:t xml:space="preserve">current</w:t>
+              <w:t xml:space="preserve">federal</w:t>
             </w:r>
           </w:p>
         </w:tc>
@@ -12757,7 +12780,7 @@
           <w:sz w:val="19"/>
           <w:szCs w:val="19"/>
         </w:rPr>
-        <w:t xml:space="preserve">The biggest one for the exam is the </w:t>
+        <w:t xml:space="preserve">The </w:t>
       </w:r>
       <w:r>
         <w:rPr>
@@ -12789,7 +12812,7 @@
           <w:sz w:val="19"/>
           <w:szCs w:val="19"/>
         </w:rPr>
-        <w:t xml:space="preserve"> tax asset: IFRS </w:t>
+        <w:t xml:space="preserve"> one for the exam is the deferred tax asset: IFRS </w:t>
       </w:r>
       <w:r>
         <w:rPr>
@@ -12821,7 +12844,7 @@
           <w:sz w:val="19"/>
           <w:szCs w:val="19"/>
         </w:rPr>
-        <w:t xml:space="preserve"> only the amount it is probable to use, while U.S. GAAP records the full asset and a separate </w:t>
+        <w:t xml:space="preserve"> only the amount it is probable to use, while U.S. GAAP records the full asset and a </w:t>
       </w:r>
       <w:r>
         <w:rPr>
@@ -12853,7 +12876,7 @@
           <w:sz w:val="19"/>
           <w:szCs w:val="19"/>
         </w:rPr>
-        <w:t xml:space="preserve"> allowance. </w:t>
+        <w:t xml:space="preserve"> valuation allowance. </w:t>
       </w:r>
     </w:p>
     <w:tbl>
@@ -12911,7 +12934,7 @@
                 <w:sz w:val="16"/>
                 <w:szCs w:val="16"/>
               </w:rPr>
-              <w:t xml:space="preserve">standard   ·   deferred   ·   recognizes   ·   valuation</w:t>
+              <w:t xml:space="preserve">version   ·   biggest   ·   recognizes   ·   separate</w:t>
             </w:r>
           </w:p>
         </w:tc>
@@ -12932,9 +12955,9 @@
         </w:tblBorders>
       </w:tblPr>
       <w:tblGrid>
-        <w:gridCol w:w="2072"/>
-        <w:gridCol w:w="4032"/>
-        <w:gridCol w:w="3496"/>
+        <w:gridCol w:w="2142"/>
+        <w:gridCol w:w="4224"/>
+        <w:gridCol w:w="3234"/>
       </w:tblGrid>
       <w:tr>
         <w:tc>
@@ -12969,7 +12992,7 @@
       <w:tr>
         <w:tc>
           <w:tcPr>
-            <w:tcW w:type="pct" w:w="1079"/>
+            <w:tcW w:type="pct" w:w="1116"/>
             <w:shd w:fill="353A7C" w:val="clear"/>
             <w:tcMar>
               <w:top w:type="dxa" w:w="50"/>
@@ -12996,7 +13019,7 @@
         </w:tc>
         <w:tc>
           <w:tcPr>
-            <w:tcW w:type="pct" w:w="2100"/>
+            <w:tcW w:type="pct" w:w="2200"/>
             <w:shd w:fill="353A7C" w:val="clear"/>
             <w:tcMar>
               <w:top w:type="dxa" w:w="50"/>
@@ -13023,7 +13046,7 @@
         </w:tc>
         <w:tc>
           <w:tcPr>
-            <w:tcW w:type="pct" w:w="1821"/>
+            <w:tcW w:type="pct" w:w="1684"/>
             <w:shd w:fill="353A7C" w:val="clear"/>
             <w:tcMar>
               <w:top w:type="dxa" w:w="50"/>
@@ -13052,7 +13075,7 @@
       <w:tr>
         <w:tc>
           <w:tcPr>
-            <w:tcW w:type="pct" w:w="1079"/>
+            <w:tcW w:type="pct" w:w="1116"/>
             <w:tcMar>
               <w:top w:type="dxa" w:w="50"/>
               <w:left w:type="dxa" w:w="110"/>
@@ -13075,7 +13098,7 @@
         </w:tc>
         <w:tc>
           <w:tcPr>
-            <w:tcW w:type="pct" w:w="2100"/>
+            <w:tcW w:type="pct" w:w="2200"/>
             <w:tcMar>
               <w:top w:type="dxa" w:w="50"/>
               <w:left w:type="dxa" w:w="110"/>
@@ -13092,7 +13115,30 @@
                 <w:sz w:val="15"/>
                 <w:szCs w:val="15"/>
               </w:rPr>
-              <w:t xml:space="preserve">Record the full DTA, then a </w:t>
+              <w:t xml:space="preserve">Record the full DTA, then a valuation allowance if realization is not more likely than not</w:t>
+            </w:r>
+          </w:p>
+        </w:tc>
+        <w:tc>
+          <w:tcPr>
+            <w:tcW w:type="pct" w:w="1684"/>
+            <w:tcMar>
+              <w:top w:type="dxa" w:w="50"/>
+              <w:left w:type="dxa" w:w="110"/>
+              <w:bottom w:type="dxa" w:w="50"/>
+              <w:right w:type="dxa" w:w="110"/>
+            </w:tcMar>
+          </w:tcPr>
+          <w:p>
+            <w:pPr>
+              <w:spacing w:before="28" w:after="28"/>
+            </w:pPr>
+            <w:r>
+              <w:rPr>
+                <w:sz w:val="15"/>
+                <w:szCs w:val="15"/>
+              </w:rPr>
+              <w:t xml:space="preserve"/>
             </w:r>
             <w:r>
               <w:rPr>
@@ -13124,13 +13170,16 @@
                 <w:sz w:val="15"/>
                 <w:szCs w:val="15"/>
               </w:rPr>
-              <w:t xml:space="preserve"> if realization is not more likely than not</w:t>
-            </w:r>
-          </w:p>
-        </w:tc>
-        <w:tc>
-          <w:tcPr>
-            <w:tcW w:type="pct" w:w="1821"/>
+              <w:t xml:space="preserve"> only the amount for which taxable profit is probable</w:t>
+            </w:r>
+          </w:p>
+        </w:tc>
+      </w:tr>
+      <w:tr>
+        <w:tc>
+          <w:tcPr>
+            <w:tcW w:type="pct" w:w="1116"/>
+            <w:shd w:fill="FBFAF6" w:val="clear"/>
             <w:tcMar>
               <w:top w:type="dxa" w:w="50"/>
               <w:left w:type="dxa" w:w="110"/>
@@ -13147,15 +13196,13 @@
                 <w:sz w:val="15"/>
                 <w:szCs w:val="15"/>
               </w:rPr>
-              <w:t xml:space="preserve">Recognize only the amount for which taxable profit is probable</w:t>
-            </w:r>
-          </w:p>
-        </w:tc>
-      </w:tr>
-      <w:tr>
-        <w:tc>
-          <w:tcPr>
-            <w:tcW w:type="pct" w:w="1079"/>
+              <w:t xml:space="preserve">Tax rate</w:t>
+            </w:r>
+          </w:p>
+        </w:tc>
+        <w:tc>
+          <w:tcPr>
+            <w:tcW w:type="pct" w:w="2200"/>
             <w:shd w:fill="FBFAF6" w:val="clear"/>
             <w:tcMar>
               <w:top w:type="dxa" w:w="50"/>
@@ -13173,37 +13220,13 @@
                 <w:sz w:val="15"/>
                 <w:szCs w:val="15"/>
               </w:rPr>
-              <w:t xml:space="preserve">Tax rate</w:t>
-            </w:r>
-          </w:p>
-        </w:tc>
-        <w:tc>
-          <w:tcPr>
-            <w:tcW w:type="pct" w:w="2100"/>
-            <w:shd w:fill="FBFAF6" w:val="clear"/>
-            <w:tcMar>
-              <w:top w:type="dxa" w:w="50"/>
-              <w:left w:type="dxa" w:w="110"/>
-              <w:bottom w:type="dxa" w:w="50"/>
-              <w:right w:type="dxa" w:w="110"/>
-            </w:tcMar>
-          </w:tcPr>
-          <w:p>
-            <w:pPr>
-              <w:spacing w:before="28" w:after="28"/>
-            </w:pPr>
-            <w:r>
-              <w:rPr>
-                <w:sz w:val="15"/>
-                <w:szCs w:val="15"/>
-              </w:rPr>
               <w:t xml:space="preserve">Enacted rates only</w:t>
             </w:r>
           </w:p>
         </w:tc>
         <w:tc>
           <w:tcPr>
-            <w:tcW w:type="pct" w:w="1821"/>
+            <w:tcW w:type="pct" w:w="1684"/>
             <w:shd w:fill="FFFFFF" w:val="clear"/>
             <w:tcMar>
               <w:top w:type="dxa" w:w="50"/>
@@ -13232,7 +13255,7 @@
       <w:tr>
         <w:tc>
           <w:tcPr>
-            <w:tcW w:type="pct" w:w="1079"/>
+            <w:tcW w:type="pct" w:w="1116"/>
             <w:tcMar>
               <w:top w:type="dxa" w:w="50"/>
               <w:left w:type="dxa" w:w="110"/>
@@ -13255,7 +13278,30 @@
         </w:tc>
         <w:tc>
           <w:tcPr>
-            <w:tcW w:type="pct" w:w="2100"/>
+            <w:tcW w:type="pct" w:w="2200"/>
+            <w:tcMar>
+              <w:top w:type="dxa" w:w="50"/>
+              <w:left w:type="dxa" w:w="110"/>
+              <w:bottom w:type="dxa" w:w="50"/>
+              <w:right w:type="dxa" w:w="110"/>
+            </w:tcMar>
+          </w:tcPr>
+          <w:p>
+            <w:pPr>
+              <w:spacing w:before="28" w:after="28"/>
+            </w:pPr>
+            <w:r>
+              <w:rPr>
+                <w:sz w:val="15"/>
+                <w:szCs w:val="15"/>
+              </w:rPr>
+              <w:t xml:space="preserve">None in general</w:t>
+            </w:r>
+          </w:p>
+        </w:tc>
+        <w:tc>
+          <w:tcPr>
+            <w:tcW w:type="pct" w:w="1684"/>
             <w:shd w:fill="FFFFFF" w:val="clear"/>
             <w:tcMar>
               <w:top w:type="dxa" w:w="50"/>
@@ -13280,9 +13326,12 @@
             </w:r>
           </w:p>
         </w:tc>
-        <w:tc>
-          <w:tcPr>
-            <w:tcW w:type="pct" w:w="1821"/>
+      </w:tr>
+      <w:tr>
+        <w:tc>
+          <w:tcPr>
+            <w:tcW w:type="pct" w:w="1116"/>
+            <w:shd w:fill="FBFAF6" w:val="clear"/>
             <w:tcMar>
               <w:top w:type="dxa" w:w="50"/>
               <w:left w:type="dxa" w:w="110"/>
@@ -13299,15 +13348,13 @@
                 <w:sz w:val="15"/>
                 <w:szCs w:val="15"/>
               </w:rPr>
-              <w:t xml:space="preserve">Yes, outside business combinations (narrowed in 2021)</w:t>
-            </w:r>
-          </w:p>
-        </w:tc>
-      </w:tr>
-      <w:tr>
-        <w:tc>
-          <w:tcPr>
-            <w:tcW w:type="pct" w:w="1079"/>
+              <w:t xml:space="preserve">Uncertain tax positions</w:t>
+            </w:r>
+          </w:p>
+        </w:tc>
+        <w:tc>
+          <w:tcPr>
+            <w:tcW w:type="pct" w:w="2200"/>
             <w:shd w:fill="FBFAF6" w:val="clear"/>
             <w:tcMar>
               <w:top w:type="dxa" w:w="50"/>
@@ -13325,13 +13372,13 @@
                 <w:sz w:val="15"/>
                 <w:szCs w:val="15"/>
               </w:rPr>
-              <w:t xml:space="preserve">Uncertain tax positions</w:t>
-            </w:r>
-          </w:p>
-        </w:tc>
-        <w:tc>
-          <w:tcPr>
-            <w:tcW w:type="pct" w:w="2100"/>
+              <w:t xml:space="preserve">Two steps: more likely than not, then largest amount over 50% likely</w:t>
+            </w:r>
+          </w:p>
+        </w:tc>
+        <w:tc>
+          <w:tcPr>
+            <w:tcW w:type="pct" w:w="1684"/>
             <w:shd w:fill="FBFAF6" w:val="clear"/>
             <w:tcMar>
               <w:top w:type="dxa" w:w="50"/>
@@ -13349,13 +13396,38 @@
                 <w:sz w:val="15"/>
                 <w:szCs w:val="15"/>
               </w:rPr>
-              <w:t xml:space="preserve">Two steps: more likely than not, then largest amount over 50% likely</w:t>
-            </w:r>
-          </w:p>
-        </w:tc>
-        <w:tc>
-          <w:tcPr>
-            <w:tcW w:type="pct" w:w="1821"/>
+              <w:t xml:space="preserve">IFRIC 23: most likely amount or expected value</w:t>
+            </w:r>
+          </w:p>
+        </w:tc>
+      </w:tr>
+      <w:tr>
+        <w:tc>
+          <w:tcPr>
+            <w:tcW w:type="pct" w:w="1116"/>
+            <w:tcMar>
+              <w:top w:type="dxa" w:w="50"/>
+              <w:left w:type="dxa" w:w="110"/>
+              <w:bottom w:type="dxa" w:w="50"/>
+              <w:right w:type="dxa" w:w="110"/>
+            </w:tcMar>
+          </w:tcPr>
+          <w:p>
+            <w:pPr>
+              <w:spacing w:before="28" w:after="28"/>
+            </w:pPr>
+            <w:r>
+              <w:rPr>
+                <w:sz w:val="15"/>
+                <w:szCs w:val="15"/>
+              </w:rPr>
+              <w:t xml:space="preserve">Balance sheet classification</w:t>
+            </w:r>
+          </w:p>
+        </w:tc>
+        <w:tc>
+          <w:tcPr>
+            <w:tcW w:type="pct" w:w="2200"/>
             <w:shd w:fill="FFFFFF" w:val="clear"/>
             <w:tcMar>
               <w:top w:type="dxa" w:w="50"/>
@@ -13380,11 +13452,9 @@
             </w:r>
           </w:p>
         </w:tc>
-      </w:tr>
-      <w:tr>
-        <w:tc>
-          <w:tcPr>
-            <w:tcW w:type="pct" w:w="1079"/>
+        <w:tc>
+          <w:tcPr>
+            <w:tcW w:type="pct" w:w="1684"/>
             <w:tcMar>
               <w:top w:type="dxa" w:w="50"/>
               <w:left w:type="dxa" w:w="110"/>
@@ -13401,13 +13471,16 @@
                 <w:sz w:val="15"/>
                 <w:szCs w:val="15"/>
               </w:rPr>
-              <w:t xml:space="preserve">Balance sheet classification</w:t>
-            </w:r>
-          </w:p>
-        </w:tc>
-        <w:tc>
-          <w:tcPr>
-            <w:tcW w:type="pct" w:w="2100"/>
+              <w:t xml:space="preserve">Non-current</w:t>
+            </w:r>
+          </w:p>
+        </w:tc>
+      </w:tr>
+      <w:tr>
+        <w:tc>
+          <w:tcPr>
+            <w:tcW w:type="pct" w:w="1116"/>
+            <w:shd w:fill="FBFAF6" w:val="clear"/>
             <w:tcMar>
               <w:top w:type="dxa" w:w="50"/>
               <w:left w:type="dxa" w:w="110"/>
@@ -13424,13 +13497,13 @@
                 <w:sz w:val="15"/>
                 <w:szCs w:val="15"/>
               </w:rPr>
-              <w:t xml:space="preserve">Noncurrent</w:t>
-            </w:r>
-          </w:p>
-        </w:tc>
-        <w:tc>
-          <w:tcPr>
-            <w:tcW w:type="pct" w:w="1821"/>
+              <w:t xml:space="preserve">Pillar Two top-up tax</w:t>
+            </w:r>
+          </w:p>
+        </w:tc>
+        <w:tc>
+          <w:tcPr>
+            <w:tcW w:type="pct" w:w="2200"/>
             <w:shd w:fill="FFFFFF" w:val="clear"/>
             <w:tcMar>
               <w:top w:type="dxa" w:w="50"/>
@@ -13455,62 +13528,9 @@
             </w:r>
           </w:p>
         </w:tc>
-      </w:tr>
-      <w:tr>
-        <w:tc>
-          <w:tcPr>
-            <w:tcW w:type="pct" w:w="1079"/>
-            <w:shd w:fill="FBFAF6" w:val="clear"/>
-            <w:tcMar>
-              <w:top w:type="dxa" w:w="50"/>
-              <w:left w:type="dxa" w:w="110"/>
-              <w:bottom w:type="dxa" w:w="50"/>
-              <w:right w:type="dxa" w:w="110"/>
-            </w:tcMar>
-          </w:tcPr>
-          <w:p>
-            <w:pPr>
-              <w:spacing w:before="28" w:after="28"/>
-            </w:pPr>
-            <w:r>
-              <w:rPr>
-                <w:sz w:val="15"/>
-                <w:szCs w:val="15"/>
-              </w:rPr>
-              <w:t xml:space="preserve">Pillar Two top-up tax</w:t>
-            </w:r>
-          </w:p>
-        </w:tc>
-        <w:tc>
-          <w:tcPr>
-            <w:tcW w:type="pct" w:w="2100"/>
-            <w:shd w:fill="FFFFFF" w:val="clear"/>
-            <w:tcMar>
-              <w:top w:type="dxa" w:w="50"/>
-              <w:left w:type="dxa" w:w="110"/>
-              <w:bottom w:type="dxa" w:w="50"/>
-              <w:right w:type="dxa" w:w="110"/>
-            </w:tcMar>
-          </w:tcPr>
-          <w:p>
-            <w:pPr>
-              <w:spacing w:before="46" w:after="46"/>
-            </w:pPr>
-            <w:r>
-              <w:rPr>
-                <w:b/>
-                <w:bCs/>
-                <w:color w:val="8186EF"/>
-                <w:sz w:val="14"/>
-                <w:szCs w:val="14"/>
-              </w:rPr>
-              <w:t xml:space="preserve">(9)</w:t>
-            </w:r>
-          </w:p>
-        </w:tc>
-        <w:tc>
-          <w:tcPr>
-            <w:tcW w:type="pct" w:w="1821"/>
+        <w:tc>
+          <w:tcPr>
+            <w:tcW w:type="pct" w:w="1684"/>
             <w:shd w:fill="FBFAF6" w:val="clear"/>
             <w:tcMar>
               <w:top w:type="dxa" w:w="50"/>
@@ -13590,7 +13610,7 @@
                 <w:sz w:val="16"/>
                 <w:szCs w:val="16"/>
               </w:rPr>
-              <w:t xml:space="preserve">None in general   ·   Period cost; no deferred tax   ·   Mandatory exception; no deferred tax   ·   IFRIC 23: most likely amount or expected value   ·   valuation allowance   ·   Non-current   ·   Enacted or substantively enacted rates</w:t>
+              <w:t xml:space="preserve">Noncurrent   ·   valuation allowance   ·   Yes, outside business combinations (narrowed in 2021)   ·   Recognize   ·   Period cost; no deferred tax   ·   Enacted or substantively enacted rates</w:t>
             </w:r>
           </w:p>
         </w:tc>
@@ -13617,7 +13637,7 @@
           <w:sz w:val="16"/>
           <w:szCs w:val="16"/>
         </w:rPr>
-        <w:t xml:space="preserve">      gaps 10–16</w:t>
+        <w:t xml:space="preserve">      gaps 9–15</w:t>
       </w:r>
     </w:p>
     <w:p>
@@ -13647,7 +13667,7 @@
           <w:sz w:val="15"/>
           <w:szCs w:val="15"/>
         </w:rPr>
-        <w:t xml:space="preserve"> (10) </w:t>
+        <w:t xml:space="preserve"> (9) </w:t>
       </w:r>
       <w:r>
         <w:rPr>
@@ -13679,7 +13699,7 @@
           <w:sz w:val="15"/>
           <w:szCs w:val="15"/>
         </w:rPr>
-        <w:t xml:space="preserve"> (11) </w:t>
+        <w:t xml:space="preserve"> (10) </w:t>
       </w:r>
       <w:r>
         <w:rPr>
@@ -13718,7 +13738,7 @@
           <w:sz w:val="15"/>
           <w:szCs w:val="15"/>
         </w:rPr>
-        <w:t xml:space="preserve"> (12) </w:t>
+        <w:t xml:space="preserve"> (11) </w:t>
       </w:r>
       <w:r>
         <w:rPr>
@@ -13750,7 +13770,7 @@
           <w:sz w:val="15"/>
           <w:szCs w:val="15"/>
         </w:rPr>
-        <w:t xml:space="preserve"> (13) </w:t>
+        <w:t xml:space="preserve"> (12) </w:t>
       </w:r>
       <w:r>
         <w:rPr>
@@ -13779,7 +13799,7 @@
           <w:sz w:val="19"/>
           <w:szCs w:val="19"/>
         </w:rPr>
-        <w:t xml:space="preserve">For companies that are not public </w:t>
+        <w:t xml:space="preserve">For companies that are not public business </w:t>
       </w:r>
       <w:r>
         <w:rPr>
@@ -13789,7 +13809,7 @@
           <w:sz w:val="15"/>
           <w:szCs w:val="15"/>
         </w:rPr>
-        <w:t xml:space="preserve"> (14) </w:t>
+        <w:t xml:space="preserve"> (13) </w:t>
       </w:r>
       <w:r>
         <w:rPr>
@@ -13811,7 +13831,7 @@
           <w:sz w:val="19"/>
           <w:szCs w:val="19"/>
         </w:rPr>
-        <w:t xml:space="preserve"> entities, ASU 2023-09 applies to annual periods </w:t>
+        <w:t xml:space="preserve">, ASU 2023-09 applies to annual periods </w:t>
       </w:r>
       <w:r>
         <w:rPr>
@@ -13821,7 +13841,7 @@
           <w:sz w:val="15"/>
           <w:szCs w:val="15"/>
         </w:rPr>
-        <w:t xml:space="preserve"> (15) </w:t>
+        <w:t xml:space="preserve"> (14) </w:t>
       </w:r>
       <w:r>
         <w:rPr>
@@ -13860,7 +13880,7 @@
           <w:sz w:val="15"/>
           <w:szCs w:val="15"/>
         </w:rPr>
-        <w:t xml:space="preserve"> (16) </w:t>
+        <w:t xml:space="preserve"> (15) </w:t>
       </w:r>
       <w:r>
         <w:rPr>
@@ -13940,7 +13960,7 @@
                 <w:sz w:val="16"/>
                 <w:szCs w:val="16"/>
               </w:rPr>
-              <w:t xml:space="preserve">percentages   ·   federal   ·   version   ·   reconciliation   ·   business   ·   beginning   ·   jurisdictions   ·   disclose</w:t>
+              <w:t xml:space="preserve">percentages   ·   business   ·   version   ·   reconciliation   ·   entities   ·   beginning   ·   jurisdictions   ·   disclose</w:t>
             </w:r>
           </w:p>
         </w:tc>
@@ -14469,7 +14489,7 @@
                 <w:sz w:val="14"/>
                 <w:szCs w:val="14"/>
               </w:rPr>
-              <w:t xml:space="preserve"> (17) </w:t>
+              <w:t xml:space="preserve"> (16) </w:t>
             </w:r>
             <w:r>
               <w:rPr>
@@ -14603,7 +14623,7 @@
                 <w:sz w:val="16"/>
                 <w:szCs w:val="16"/>
               </w:rPr>
-              <w:t xml:space="preserve">jurisdiction   ·   profitable</w:t>
+              <w:t xml:space="preserve">jurisdiction   ·   Answer</w:t>
             </w:r>
           </w:p>
         </w:tc>
@@ -14809,7 +14829,7 @@
                 <w:sz w:val="14"/>
                 <w:szCs w:val="14"/>
               </w:rPr>
-              <w:t xml:space="preserve">(18)</w:t>
+              <w:t xml:space="preserve">(17)</w:t>
             </w:r>
           </w:p>
         </w:tc>
@@ -14910,7 +14930,7 @@
                 <w:sz w:val="14"/>
                 <w:szCs w:val="14"/>
               </w:rPr>
-              <w:t xml:space="preserve">(19)</w:t>
+              <w:t xml:space="preserve">(18)</w:t>
             </w:r>
           </w:p>
         </w:tc>
@@ -14972,7 +14992,7 @@
                 <w:sz w:val="16"/>
                 <w:szCs w:val="16"/>
               </w:rPr>
-              <w:t xml:space="preserve">Temporary, taxable (taxed later): DTL   ·   Permanent: no deferred tax   ·   Barada Wholesale, 2027 (whole USD)</w:t>
+              <w:t xml:space="preserve">Temporary, taxable (taxed later): DTL   ·   Permanent: no deferred tax   ·   Mandatory exception; no deferred tax</w:t>
             </w:r>
           </w:p>
         </w:tc>
@@ -15129,7 +15149,7 @@
                 <w:sz w:val="14"/>
                 <w:szCs w:val="14"/>
               </w:rPr>
-              <w:t xml:space="preserve">(20)</w:t>
+              <w:t xml:space="preserve">(19)</w:t>
             </w:r>
           </w:p>
         </w:tc>
@@ -15231,7 +15251,7 @@
                 <w:sz w:val="14"/>
                 <w:szCs w:val="14"/>
               </w:rPr>
-              <w:t xml:space="preserve">(21)</w:t>
+              <w:t xml:space="preserve">(20)</w:t>
             </w:r>
           </w:p>
         </w:tc>
@@ -15284,7 +15304,7 @@
                 <w:sz w:val="14"/>
                 <w:szCs w:val="14"/>
               </w:rPr>
-              <w:t xml:space="preserve">(22)</w:t>
+              <w:t xml:space="preserve">(21)</w:t>
             </w:r>
           </w:p>
         </w:tc>
@@ -15394,7 +15414,7 @@
                 <w:sz w:val="16"/>
                 <w:szCs w:val="16"/>
               </w:rPr>
-              <w:t xml:space="preserve">Taxable temporary difference (DTL)   ·   Deductible temporary difference (DTA)   ·   Amount / details   ·   Permanent difference</w:t>
+              <w:t xml:space="preserve">Taxable temporary difference (DTL)   ·   Deductible temporary difference (DTA)   ·   tax basis   ·   Permanent difference</w:t>
             </w:r>
           </w:p>
         </w:tc>
@@ -15498,7 +15518,7 @@
                 <w:sz w:val="16"/>
                 <w:szCs w:val="16"/>
               </w:rPr>
-              <w:t xml:space="preserve">deferred</w:t>
+              <w:t xml:space="preserve">biggest</w:t>
             </w:r>
           </w:p>
         </w:tc>
@@ -15531,7 +15551,7 @@
                 <w:sz w:val="16"/>
                 <w:szCs w:val="16"/>
               </w:rPr>
-              <w:t xml:space="preserve">disclose</w:t>
+              <w:t xml:space="preserve">jurisdictions</w:t>
             </w:r>
           </w:p>
         </w:tc>
@@ -15599,7 +15619,7 @@
                 <w:sz w:val="16"/>
                 <w:szCs w:val="16"/>
               </w:rPr>
-              <w:t xml:space="preserve">jurisdictions</w:t>
+              <w:t xml:space="preserve">entities</w:t>
             </w:r>
           </w:p>
         </w:tc>
@@ -15634,7 +15654,7 @@
                 <w:sz w:val="16"/>
                 <w:szCs w:val="16"/>
               </w:rPr>
-              <w:t xml:space="preserve">valuation</w:t>
+              <w:t xml:space="preserve">separate</w:t>
             </w:r>
           </w:p>
         </w:tc>
@@ -15667,7 +15687,7 @@
                 <w:sz w:val="16"/>
                 <w:szCs w:val="16"/>
               </w:rPr>
-              <w:t xml:space="preserve">business</w:t>
+              <w:t xml:space="preserve">beginning</w:t>
             </w:r>
           </w:p>
         </w:tc>
@@ -15702,7 +15722,7 @@
                 <w:sz w:val="16"/>
                 <w:szCs w:val="16"/>
               </w:rPr>
-              <w:t xml:space="preserve">valuation allowance</w:t>
+              <w:t xml:space="preserve">Recognize</w:t>
             </w:r>
           </w:p>
         </w:tc>
@@ -15735,7 +15755,7 @@
                 <w:sz w:val="16"/>
                 <w:szCs w:val="16"/>
               </w:rPr>
-              <w:t xml:space="preserve">beginning</w:t>
+              <w:t xml:space="preserve">version</w:t>
             </w:r>
           </w:p>
         </w:tc>
@@ -15803,7 +15823,7 @@
                 <w:sz w:val="16"/>
                 <w:szCs w:val="16"/>
               </w:rPr>
-              <w:t xml:space="preserve">version</w:t>
+              <w:t xml:space="preserve">jurisdiction</w:t>
             </w:r>
           </w:p>
         </w:tc>
@@ -15838,7 +15858,7 @@
                 <w:sz w:val="16"/>
                 <w:szCs w:val="16"/>
               </w:rPr>
-              <w:t xml:space="preserve">None in general</w:t>
+              <w:t xml:space="preserve">Yes, outside business combinations (narrowed in 2021)</w:t>
             </w:r>
           </w:p>
         </w:tc>
@@ -15871,7 +15891,7 @@
                 <w:sz w:val="16"/>
                 <w:szCs w:val="16"/>
               </w:rPr>
-              <w:t xml:space="preserve">jurisdiction</w:t>
+              <w:t xml:space="preserve">Permanent: no deferred tax</w:t>
             </w:r>
           </w:p>
         </w:tc>
@@ -15906,7 +15926,7 @@
                 <w:sz w:val="16"/>
                 <w:szCs w:val="16"/>
               </w:rPr>
-              <w:t xml:space="preserve">IFRIC 23: most likely amount or expected value</w:t>
+              <w:t xml:space="preserve">Noncurrent</w:t>
             </w:r>
           </w:p>
         </w:tc>
@@ -15939,7 +15959,7 @@
                 <w:sz w:val="16"/>
                 <w:szCs w:val="16"/>
               </w:rPr>
-              <w:t xml:space="preserve">Permanent: no deferred tax</w:t>
+              <w:t xml:space="preserve">Temporary, taxable (taxed later): DTL</w:t>
             </w:r>
           </w:p>
         </w:tc>
@@ -15974,7 +15994,7 @@
                 <w:sz w:val="16"/>
                 <w:szCs w:val="16"/>
               </w:rPr>
-              <w:t xml:space="preserve">Non-current</w:t>
+              <w:t xml:space="preserve">Period cost; no deferred tax</w:t>
             </w:r>
           </w:p>
         </w:tc>
@@ -16007,7 +16027,7 @@
                 <w:sz w:val="16"/>
                 <w:szCs w:val="16"/>
               </w:rPr>
-              <w:t xml:space="preserve">Temporary, taxable (taxed later): DTL</w:t>
+              <w:t xml:space="preserve">Permanent difference</w:t>
             </w:r>
           </w:p>
         </w:tc>
@@ -16042,7 +16062,7 @@
                 <w:sz w:val="16"/>
                 <w:szCs w:val="16"/>
               </w:rPr>
-              <w:t xml:space="preserve">Period cost; no deferred tax</w:t>
+              <w:t xml:space="preserve">reconciliation</w:t>
             </w:r>
           </w:p>
         </w:tc>
@@ -16075,7 +16095,7 @@
                 <w:sz w:val="16"/>
                 <w:szCs w:val="16"/>
               </w:rPr>
-              <w:t xml:space="preserve">Permanent difference</w:t>
+              <w:t xml:space="preserve">Taxable temporary difference (DTL)</w:t>
             </w:r>
           </w:p>
         </w:tc>
@@ -16110,7 +16130,7 @@
                 <w:sz w:val="16"/>
                 <w:szCs w:val="16"/>
               </w:rPr>
-              <w:t xml:space="preserve">reconciliation</w:t>
+              <w:t xml:space="preserve">percentages</w:t>
             </w:r>
           </w:p>
         </w:tc>
@@ -16143,7 +16163,7 @@
                 <w:sz w:val="16"/>
                 <w:szCs w:val="16"/>
               </w:rPr>
-              <w:t xml:space="preserve">Taxable temporary difference (DTL)</w:t>
+              <w:t xml:space="preserve">Deductible temporary difference (DTA)</w:t>
             </w:r>
           </w:p>
         </w:tc>
@@ -16178,7 +16198,7 @@
                 <w:sz w:val="16"/>
                 <w:szCs w:val="16"/>
               </w:rPr>
-              <w:t xml:space="preserve">percentages</w:t>
+              <w:t xml:space="preserve">disclose</w:t>
             </w:r>
           </w:p>
         </w:tc>
@@ -16194,24 +16214,14 @@
           </w:tcPr>
           <w:p>
             <w:pPr>
-              <w:spacing w:before="12" w:after="12"/>
-            </w:pPr>
-            <w:r>
-              <w:rPr>
-                <w:b/>
-                <w:bCs/>
-                <w:color w:val="8186EF"/>
-                <w:sz w:val="16"/>
-                <w:szCs w:val="16"/>
-              </w:rPr>
-              <w:t xml:space="preserve">22  </w:t>
-            </w:r>
-            <w:r>
-              <w:rPr>
-                <w:sz w:val="16"/>
-                <w:szCs w:val="16"/>
-              </w:rPr>
-              <w:t xml:space="preserve">Deductible temporary difference (DTA)</w:t>
+              <w:spacing w:before="24" w:after="24"/>
+            </w:pPr>
+            <w:r>
+              <w:rPr>
+                <w:sz w:val="16"/>
+                <w:szCs w:val="16"/>
+              </w:rPr>
+              <w:t xml:space="preserve"/>
             </w:r>
           </w:p>
         </w:tc>
